--- a/docs/ProjetoAplicadoIII_Etapa4_v2.docx
+++ b/docs/ProjetoAplicadoIII_Etapa4_v2.docx
@@ -193,7 +193,7 @@
     </w:p>
     <w:p>
       <w:r>
-        <w:t xml:space="preserve">1  INTRODUÇÃO</w:t>
+        <w:t>1  INTRODUÇÃO</w:t>
       </w:r>
     </w:p>
     <w:p>
@@ -218,12 +218,12 @@
     </w:p>
     <w:p>
       <w:r>
-        <w:t xml:space="preserve">2  REFERENCIAL TEÓRICO</w:t>
-      </w:r>
-    </w:p>
-    <w:p>
-      <w:r>
-        <w:t xml:space="preserve">3  METODOLOGIA</w:t>
+        <w:t>2  REFERENCIAL TEÓRICO</w:t>
+      </w:r>
+    </w:p>
+    <w:p>
+      <w:r>
+        <w:t>3  METODOLOGIA</w:t>
       </w:r>
     </w:p>
     <w:p>
@@ -273,7 +273,7 @@
     </w:p>
     <w:p>
       <w:r>
-        <w:t xml:space="preserve">4  RESULTADOS</w:t>
+        <w:t>4  RESULTADOS</w:t>
       </w:r>
     </w:p>
     <w:p>
@@ -313,17 +313,18 @@
     </w:p>
     <w:p>
       <w:r>
-        <w:t xml:space="preserve">5  CONCLUSÕES E TRABALHOS FUTUROS</w:t>
-      </w:r>
-    </w:p>
-    <w:p>
-      <w:r>
-        <w:t xml:space="preserve">6  REFERÊNCIAS</w:t>
-      </w:r>
-    </w:p>
-    <w:p>
-      <w:r>
-        <w:t xml:space="preserve">7  APÊNDICES</w:t>
+        <w:t>5  CONCLUSÕES E TRABALHOS FUTUROS</w:t>
+      </w:r>
+    </w:p>
+    <w:p>
+      <w:r>
+        <w:t>6  REFERÊNCIAS</w:t>
+      </w:r>
+    </w:p>
+    <w:p>
+      <w:r>
+        <w:lastRenderedPageBreak/>
+        <w:t>7  APÊNDICES</w:t>
       </w:r>
     </w:p>
     <w:p>
@@ -337,87 +338,85 @@
         <w:rPr>
           <w:lang w:val="pt-BR"/>
         </w:rPr>
+        <w:t>1  INTRODUÇÃO</w:t>
+      </w:r>
+    </w:p>
+    <w:p>
+      <w:r>
+        <w:t>Este projeto propõe o desenvolvimento de um sistema de recomendação de cursos educacionais utilizando como base de treinamento avaliações de usuários da plataforma Coursera. A partir de técnicas de filtragem colaborativa e análise de padrões de consumo de conteúdo, busca-se recomendar cursos relevantes de forma personalizada, contribuindo para democratizar o acesso ao conhecimento.</w:t>
+      </w:r>
+    </w:p>
+    <w:p>
+      <w:pPr>
+        <w:pStyle w:val="Heading2"/>
+        <w:rPr>
+          <w:lang w:val="pt-BR"/>
+        </w:rPr>
+      </w:pPr>
+      <w:r>
+        <w:rPr>
+          <w:lang w:val="pt-BR"/>
+        </w:rPr>
+        <w:t>1.1  Contexto do Trabalho</w:t>
+      </w:r>
+    </w:p>
+    <w:p>
+      <w:r>
+        <w:t>O crescimento das plataformas de ensino online transformou a forma como pessoas aprendem e desenvolvem habilidades. Plataformas como Coursera, edX e Udemy oferecem catálogos com milhares de cursos em áreas diversas e dependem de sistemas de recomendação para conectar aprendizes ao conteúdo mais adequado ao seu perfil e objetivos. Esses sistemas operam analisando o histórico de interações, avaliações e preferências dos usuários, produzindo sugestões personalizadas que aumentam o engajamento e a taxa de conclusão dos cursos.</w:t>
+      </w:r>
+    </w:p>
+    <w:p>
+      <w:r>
+        <w:t>A expansão dos MOOCs (Massive Open Online Courses) trouxe um desafio novo: a sobrecarga de informação. Com tantas opções disponíveis, o estudante frequentemente não consegue identificar qual curso atende melhor às suas necessidades e nível de conhecimento. Essa dificuldade é crítica para pessoas em situação de vulnerabilidade socioeconômica, que buscam na educação digital uma forma de requalificação e inserção no mercado de trabalho. Nesse contexto, sistemas de recomendação eficazes tornam-se ferramentas essenciais de inclusão educacional.</w:t>
+      </w:r>
+    </w:p>
+    <w:p>
+      <w:pPr>
+        <w:pStyle w:val="Heading2"/>
+        <w:rPr>
+          <w:lang w:val="pt-BR"/>
+        </w:rPr>
+      </w:pPr>
+      <w:r>
+        <w:rPr>
+          <w:lang w:val="pt-BR"/>
+        </w:rPr>
+        <w:t>1.2  Motivação</w:t>
+      </w:r>
+    </w:p>
+    <w:p>
+      <w:r>
+        <w:t>A motivação central deste projeto é compreender, de forma prática, como sistemas de recomendação são construídos e aplicados em um contexto com impacto social direto. A área de educação digital despertou o interesse do grupo pela combinação entre a riqueza dos dados disponíveis e a diversidade de perfis de aprendizes que ela concentra — do estudante universitário ao profissional em busca de requalificação.</w:t>
+      </w:r>
+    </w:p>
+    <w:p>
+      <w:r>
+        <w:t>Além disso, sistemas de recomendação são uma das aplicações mais disseminadas de aprendizado de máquina na indústria. Estudar sua construção no domínio educacional permite ao grupo consolidar conhecimentos sobre pré-processamento de dados, modelagem e avaliação de desempenho, conectando teoria e prática.</w:t>
+      </w:r>
+    </w:p>
+    <w:p>
+      <w:pPr>
+        <w:pStyle w:val="Heading2"/>
+        <w:rPr>
+          <w:lang w:val="pt-BR"/>
+        </w:rPr>
+      </w:pPr>
+      <w:r>
+        <w:rPr>
+          <w:lang w:val="pt-BR"/>
+        </w:rPr>
+        <w:t>1.3  Justificativa</w:t>
+      </w:r>
+    </w:p>
+    <w:p>
+      <w:r>
+        <w:t>A relevância deste projeto se sustenta em dois eixos. O primeiro é acadêmico: a construção de um sistema de recomendação envolve um pipeline completo de ciência de dados, desde a coleta e limpeza dos dados até o treinamento, a avaliação e a interpretação dos resultados. O segundo eixo é social: plataformas de educação online dependem da qualidade dessas recomendações para engajar estudantes, reduzir a evasão e ampliar o alcance do conhecimento para populações que historicamente têm menos acesso à educação formal.</w:t>
+      </w:r>
+    </w:p>
+    <w:p>
+      <w:r>
         <w:lastRenderedPageBreak/>
-        <w:t>1  INTRODUÇÃO</w:t>
-      </w:r>
-    </w:p>
-    <w:p>
-      <w:r>
-        <w:t>Este projeto propõe o desenvolvimento de um sistema de recomendação de cursos educacionais utilizando como base de treinamento avaliações de usuários da plataforma Coursera. A partir de técnicas de filtragem colaborativa e análise de padrões de consumo de conteúdo, busca-se recomendar cursos relevantes de forma personalizada, contribuindo para democratizar o acesso ao conhecimento.</w:t>
-      </w:r>
-    </w:p>
-    <w:p>
-      <w:pPr>
-        <w:pStyle w:val="Heading2"/>
-        <w:rPr>
-          <w:lang w:val="pt-BR"/>
-        </w:rPr>
-      </w:pPr>
-      <w:r>
-        <w:rPr>
-          <w:lang w:val="pt-BR"/>
-        </w:rPr>
-        <w:t>1.1  Contexto do Trabalho</w:t>
-      </w:r>
-    </w:p>
-    <w:p>
-      <w:r>
-        <w:t>O crescimento das plataformas de ensino online transformou a forma como pessoas aprendem e desenvolvem habilidades. Plataformas como Coursera, edX e Udemy oferecem catálogos com milhares de cursos em áreas diversas e dependem de sistemas de recomendação para conectar aprendizes ao conteúdo mais adequado ao seu perfil e objetivos. Esses sistemas operam analisando o histórico de interações, avaliações e preferências dos usuários, produzindo sugestões personalizadas que aumentam o engajamento e a taxa de conclusão dos cursos.</w:t>
-      </w:r>
-    </w:p>
-    <w:p>
-      <w:r>
-        <w:t>A expansão dos MOOCs (Massive Open Online Courses) trouxe um desafio novo: a sobrecarga de informação. Com tantas opções disponíveis, o estudante frequentemente não consegue identificar qual curso atende melhor às suas necessidades e nível de conhecimento. Essa dificuldade é crítica para pessoas em situação de vulnerabilidade socioeconômica, que buscam na educação digital uma forma de requalificação e inserção no mercado de trabalho. Nesse contexto, sistemas de recomendação eficazes tornam-se ferramentas essenciais de inclusão educacional.</w:t>
-      </w:r>
-    </w:p>
-    <w:p>
-      <w:pPr>
-        <w:pStyle w:val="Heading2"/>
-        <w:rPr>
-          <w:lang w:val="pt-BR"/>
-        </w:rPr>
-      </w:pPr>
-      <w:r>
-        <w:rPr>
-          <w:lang w:val="pt-BR"/>
-        </w:rPr>
-        <w:t>1.2  Motivação</w:t>
-      </w:r>
-    </w:p>
-    <w:p>
-      <w:r>
-        <w:t>A motivação central deste projeto é compreender, de forma prática, como sistemas de recomendação são construídos e aplicados em um contexto com impacto social direto. A área de educação digital despertou o interesse do grupo pela combinação entre a riqueza dos dados disponíveis e a diversidade de perfis de aprendizes que ela concentra — do estudante universitário ao profissional em busca de requalificação.</w:t>
-      </w:r>
-    </w:p>
-    <w:p>
-      <w:r>
-        <w:t>Além disso, sistemas de recomendação são uma das aplicações mais disseminadas de aprendizado de máquina na indústria. Estudar sua construção no domínio educacional permite ao grupo consolidar conhecimentos sobre pré-processamento de dados, modelagem e avaliação de desempenho, conectando teoria e prática.</w:t>
-      </w:r>
-    </w:p>
-    <w:p>
-      <w:pPr>
-        <w:pStyle w:val="Heading2"/>
-        <w:rPr>
-          <w:lang w:val="pt-BR"/>
-        </w:rPr>
-      </w:pPr>
-      <w:r>
-        <w:rPr>
-          <w:lang w:val="pt-BR"/>
-        </w:rPr>
-        <w:t>1.3  Justificativa</w:t>
-      </w:r>
-    </w:p>
-    <w:p>
-      <w:r>
-        <w:t>A relevância deste projeto se sustenta em dois eixos. O primeiro é acadêmico: a construção de um sistema de recomendação envolve um pipeline completo de ciência de dados, desde a coleta e limpeza dos dados até o treinamento, a avaliação e a interpretação dos resultados. O segundo eixo é social: plataformas de educação online dependem da qualidade dessas recomendações para engajar estudantes, reduzir a evasão e ampliar o alcance do conhecimento para populações que historicamente têm menos acesso à educação formal.</w:t>
-      </w:r>
-    </w:p>
-    <w:p>
-      <w:r>
-        <w:t xml:space="preserve">O mercado de educação online no Brasil e no mundo cresce de forma acelerada, impulsionado pela democratização do acesso à internet e pela crescente demanda por requalificação profissional. Sistemas de recomendação eficazes nesse segmento </w:t>
-        <w:lastRenderedPageBreak/>
-        <w:t>podem ajudar mais pessoas a encontrar cursos adequados ao seu perfil, nível de conhecimento e objetivos de carreira, reduzindo a barreira de entrada no aprendizado contínuo.</w:t>
+        <w:t>O mercado de educação online no Brasil e no mundo cresce de forma acelerada, impulsionado pela democratização do acesso à internet e pela crescente demanda por requalificação profissional. Sistemas de recomendação eficazes nesse segmento podem ajudar mais pessoas a encontrar cursos adequados ao seu perfil, nível de conhecimento e objetivos de carreira, reduzindo a barreira de entrada no aprendizado contínuo.</w:t>
       </w:r>
     </w:p>
     <w:p>
@@ -622,6 +621,8 @@
     <w:p>
       <w:r>
         <w:t xml:space="preserve">Um ponto relevante para este projeto é a escolha da métrica de similaridade na abordagem item-based. A similaridade por cosseno padrão calcula o ângulo entre dois vetores de avaliações, mas ignora o fato de que usuários diferentes têm escalas de </w:t>
+      </w:r>
+      <w:r>
         <w:lastRenderedPageBreak/>
         <w:t>avaliação diferentes — alguns tendem a dar notas altas para tudo, outros são mais rigorosos. A similaridade por cosseno ajustada (adjusted cosine similarity) corrige esse viés subtraindo a média de cada usuário antes do cálculo, produzindo uma medida mais fiel da concordância real entre os itens. Resultados na literatura indicam que essa correção melhora a estabilidade das predições, especialmente em ratings extremos (Suryani, Pangestu e Pradana, 2024).</w:t>
       </w:r>
@@ -680,8 +681,18 @@
     <w:p>
       <w:r>
         <w:t xml:space="preserve">Para este projeto, as métricas escolhidas são RMSE, MAE e Precisão@K. Essa combinação permite avaliar tanto a acurácia das predições quanto a utilidade prática </w:t>
+      </w:r>
+      <w:r>
         <w:lastRenderedPageBreak/>
-        <w:t>das recomendações. Os valores de referência disponíveis na literatura para o mesmo dataset Coursera — MAE de aproximadamente 0,48 e RMSE de aproximadamente 0,76 para filtragem colaborativa item-based (Suryani, Pangestu e Pradana, 2024) — servem como baseline para comparação direta com os resultados do sistema proposto.</w:t>
+        <w:t xml:space="preserve">das recomendações. Os valores de referência disponíveis na literatura para </w:t>
+      </w:r>
+      <w:proofErr w:type="gramStart"/>
+      <w:r>
+        <w:t>o mesmo</w:t>
+      </w:r>
+      <w:proofErr w:type="gramEnd"/>
+      <w:r>
+        <w:t xml:space="preserve"> dataset Coursera — MAE de aproximadamente 0,48 e RMSE de aproximadamente 0,76 para filtragem colaborativa item-based (Suryani, Pangestu e Pradana, 2024) — servem como baseline para comparação direta com os resultados do sistema proposto.</w:t>
       </w:r>
     </w:p>
     <w:p>
@@ -833,6 +844,8 @@
     <w:p>
       <w:r>
         <w:t xml:space="preserve">A base de dados utilizada é a Course Reviews on Coursera, disponível publicamente no Kaggle (Muhammad, 2020). Ela contém dois arquivos: um catálogo de 623 cursos </w:t>
+      </w:r>
+      <w:r>
         <w:lastRenderedPageBreak/>
         <w:t>com nome, instituição e URL, e um arquivo com 1.454.711 avaliações contendo texto da review, nome do avaliador, data e nota de 1 a 5 estrelas. As avaliações cobrem o período de agosto de 2015 a outubro de 2020. A base foi escolhida por ser a mesma utilizada por Suryani, Pangestu e Pradana (2024), o que permite comparação direta de resultados.</w:t>
       </w:r>
@@ -893,6 +906,8 @@
     <w:p>
       <w:r>
         <w:t xml:space="preserve">O Ramo B (filtragem baseada em conteúdo) partiu da base sanitizada completa (1,45 milhão de registros) para maximizar o volume textual disponível. Avaliações com menos de 5 palavras foram descartadas por não conterem informação útil para representação textual, resultando em 1.164.414 registros. Para cada curso, foi construído um documento textual concatenando nome do curso, instituição e texto agregado das avaliações. Sobre esse corpus, foi aplicada a técnica TF-IDF (Term </w:t>
+      </w:r>
+      <w:r>
         <w:lastRenderedPageBreak/>
         <w:t>Frequency–Inverse Document Frequency) com limite de 5.000 features e bigramas (ngram 1-2), gerando uma matriz esparsa de 623 cursos × 5.000 dimensões.</w:t>
       </w:r>
@@ -997,7 +1012,15 @@
     </w:p>
     <w:p>
       <w:r>
-        <w:t>Os modelos foram avaliados por três métricas: RMSE (Root Mean Square Error), MAE (Mean Absolute Error) e Precisão@K, com limiar de relevância fixado em 4 estrelas. Os valores de referência na literatura para o mesmo dataset Coursera — MAE ≈ 0,48 e RMSE ≈ 0,76 para filtragem colaborativa item-based (Suryani, Pangestu e Pradana, 2024) — servem como baseline para comparação. Os resultados são apresentados na Seção 4.</w:t>
+        <w:t xml:space="preserve">Os modelos foram avaliados por três métricas: RMSE (Root Mean Square Error), MAE (Mean Absolute Error) e Precisão@K, com limiar de relevância fixado em 4 estrelas. Os valores de referência na literatura para </w:t>
+      </w:r>
+      <w:proofErr w:type="gramStart"/>
+      <w:r>
+        <w:t>o mesmo</w:t>
+      </w:r>
+      <w:proofErr w:type="gramEnd"/>
+      <w:r>
+        <w:t xml:space="preserve"> dataset Coursera — MAE ≈ 0,48 e RMSE ≈ 0,76 para filtragem colaborativa item-based (Suryani, Pangestu e Pradana, 2024) — servem como baseline para comparação. Os resultados são apresentados na Seção 4.</w:t>
       </w:r>
     </w:p>
     <w:p>
@@ -1016,7 +1039,19 @@
     </w:p>
     <w:p>
       <w:r>
-        <w:t>Para avaliar o impacto do corte de percentil no pipeline, foi conduzido um teste comparativo. O SVD foi treinado com os mesmos hiperparâmetros sobre uma base alternativa, construída sem o corte de percentil (apenas deduplicação seguida dos filtros USS/ISS). O objetivo é isolar o efeito da remoção de perfis ruidosos sobre a qualidade das predições.</w:t>
+        <w:t xml:space="preserve">Para avaliar o impacto do corte de percentil no pipeline, foi conduzido um teste comparativo. O SVD foi treinado com </w:t>
+      </w:r>
+      <w:proofErr w:type="gramStart"/>
+      <w:r>
+        <w:t>os mesmos</w:t>
+      </w:r>
+      <w:proofErr w:type="gramEnd"/>
+      <w:r>
+        <w:t xml:space="preserve"> hiperparâmetros sobre uma base </w:t>
+      </w:r>
+      <w:r>
+        <w:lastRenderedPageBreak/>
+        <w:t>alternativa, construída sem o corte de percentil (apenas deduplicação seguida dos filtros USS/ISS). O objetivo é isolar o efeito da remoção de perfis ruidosos sobre a qualidade das predições.</w:t>
       </w:r>
     </w:p>
     <w:p>
@@ -1054,21 +1089,26 @@
       </w:r>
     </w:p>
     <w:p>
-      <w:pPr/>
-      <w:r>
+      <w:r>
+        <w:lastRenderedPageBreak/>
         <w:t>O feedback dos usuários é armazenado em duas tabelas no Supabase (interações e feedback), com Row Level Security ativado. Os artefatos de modelo (SVD e TF-IDF) são carregados uma vez por sessão via cache do Streamlit. Um piloto controlado foi conduzido com usuários reais para validação do sistema em ambiente de produção.</w:t>
       </w:r>
     </w:p>
     <w:p>
       <w:pPr>
         <w:pStyle w:val="Heading1"/>
-      </w:pPr>
-      <w:r>
+        <w:rPr>
+          <w:lang w:val="pt-BR"/>
+        </w:rPr>
+      </w:pPr>
+      <w:r>
+        <w:rPr>
+          <w:lang w:val="pt-BR"/>
+        </w:rPr>
         <w:t>4  RESULTADOS</w:t>
       </w:r>
     </w:p>
     <w:p>
-      <w:pPr/>
       <w:r>
         <w:t>Esta seção apresenta os resultados da avaliação comparativa de sete modelos de recomendação, incluindo dois baselines, três modelos de filtragem colaborativa, um modelo baseado em conteúdo e o modelo híbrido final. Todos os experimentos foram executados sobre a divisão temporal descrita na seção 3.4.</w:t>
       </w:r>
@@ -1076,13 +1116,18 @@
     <w:p>
       <w:pPr>
         <w:pStyle w:val="Heading2"/>
-      </w:pPr>
-      <w:r>
+        <w:rPr>
+          <w:lang w:val="pt-BR"/>
+        </w:rPr>
+      </w:pPr>
+      <w:r>
+        <w:rPr>
+          <w:lang w:val="pt-BR"/>
+        </w:rPr>
         <w:t>4.1  Métricas de Avaliação</w:t>
       </w:r>
     </w:p>
     <w:p>
-      <w:pPr/>
       <w:r>
         <w:t>As métricas utilizadas se dividem em dois grupos. O primeiro mede a acurácia das predições de rating: RMSE (Root Mean Square Error) penaliza erros grandes e MAE (Mean Absolute Error) mede o desvio médio absoluto. O segundo grupo avalia a qualidade do ranking: Precisão@K indica a fração de itens recomendados no top-K que são relevantes (rating ≥ 4); Recall@K indica a fração de itens relevantes que foram recuperados; F1@K é a média harmônica entre precisão e recall; NDCG@K (Normalized Discounted Cumulative Gain) pondera a posição dos itens relevantes na lista; e AUC-ROC mede a capacidade do modelo de distinguir itens relevantes de irrelevantes independentemente de um corte de K.</w:t>
       </w:r>
@@ -1090,13 +1135,18 @@
     <w:p>
       <w:pPr>
         <w:pStyle w:val="Heading2"/>
-      </w:pPr>
-      <w:r>
+        <w:rPr>
+          <w:lang w:val="pt-BR"/>
+        </w:rPr>
+      </w:pPr>
+      <w:r>
+        <w:rPr>
+          <w:lang w:val="pt-BR"/>
+        </w:rPr>
         <w:t>4.2  Resultados da Filtragem Colaborativa</w:t>
       </w:r>
     </w:p>
     <w:p>
-      <w:pPr/>
       <w:r>
         <w:t>A Tabela 1 apresenta os resultados dos três modelos de filtragem colaborativa treinados na Etapa 3, incluindo o baseline de referência da literatura.</w:t>
       </w:r>
@@ -1418,7 +1468,6 @@
                 <w:sz w:val="20"/>
                 <w:szCs w:val="20"/>
               </w:rPr>
-              <w:lastRenderedPageBreak/>
               <w:t>SVD (50 fatores)</w:t>
             </w:r>
           </w:p>
@@ -1630,31 +1679,34 @@
     <w:p>
       <w:pPr>
         <w:pStyle w:val="Heading2"/>
-      </w:pPr>
-      <w:r>
+        <w:rPr>
+          <w:lang w:val="pt-BR"/>
+        </w:rPr>
+      </w:pPr>
+      <w:r>
+        <w:rPr>
+          <w:lang w:val="pt-BR"/>
+        </w:rPr>
+        <w:lastRenderedPageBreak/>
         <w:t>4.3  Otimização de Hiperparâmetros</w:t>
       </w:r>
     </w:p>
     <w:p>
-      <w:pPr/>
       <w:r>
         <w:t>O RMSE sem corte de percentil foi 0,7384, contra 0,7158 com corte — uma diferença de 0,023 pontos. O MAE seguiu a mesma direção: 0,4861 sem corte versus 0,4596 com corte. O resultado confirma que a remoção de perfis ruidosos antes da filtragem de esparsidade melhora a qualidade das predições, embora o efeito seja modesto. A maior parte do ganho do SVD sobre os baselines da literatura vem da diferença entre algoritmos (SVD versus KNN), não do pré-processamento.</w:t>
       </w:r>
     </w:p>
     <w:p>
-      <w:pPr/>
       <w:r>
         <w:t>Na variante item-based, as métricas se mostraram praticamente insensíveis ao valor de K. Com K = 10, o RMSE foi 0,8370; a partir de K = 20, estabilizou em 0,8369 e permaneceu nesse patamar até K = 220. MAE e Precision@10 seguiram o mesmo padrão: 0,5058 e 0,2129, respectivamente, sem variação perceptível. Esse comportamento se explica pelo catálogo reduzido (223 cursos): o número efetivo de vizinhos com similaridade não nula satura rapidamente, e vizinhos adicionais não alteram a predição.</w:t>
       </w:r>
     </w:p>
     <w:p>
-      <w:pPr/>
       <w:r>
         <w:t>Na variante user-based, a sensibilidade foi igualmente baixa, porém por razão distinta. A matriz user–user envolve 49.066 usuários, mas a esparsidade extrema (cada usuário avaliou poucos cursos) faz com que a maioria dos pares não atinja o min_support = 5 exigido. O melhor RMSE (0,8907) foi obtido com K = 150, contra 0,8908 com K = 10 — uma diferença de 0,0001. O MAE variou entre 0,5201 (K = 10) e 0,5199 (K ≥ 150).</w:t>
       </w:r>
     </w:p>
     <w:p>
-      <w:pPr/>
       <w:r>
         <w:t>Com base nesses resultados, os valores ótimos selecionados foram K = 40 para item-based e K = 150 para user-based, ambos por critério de menor RMSE. Esses parâmetros serão usados na comparação final entre modelos, substituindo o K = 40 usado por padrão na etapa anterior.</w:t>
       </w:r>
@@ -1662,13 +1714,18 @@
     <w:p>
       <w:pPr>
         <w:pStyle w:val="Heading2"/>
-      </w:pPr>
-      <w:r>
+        <w:rPr>
+          <w:lang w:val="pt-BR"/>
+        </w:rPr>
+      </w:pPr>
+      <w:r>
+        <w:rPr>
+          <w:lang w:val="pt-BR"/>
+        </w:rPr>
         <w:t>4.4  Comparação com Baselines</w:t>
       </w:r>
     </w:p>
     <w:p>
-      <w:pPr/>
       <w:r>
         <w:t>A Tabela 2 apresenta os resultados consolidados dos sete modelos. Os modelos de filtragem colaborativa e o content-based foram avaliados no subconjunto known do teste (55.472 triplas onde usuário e curso existem no treino). O modelo híbrido foi avaliado no teste completo (115.442 triplas, incluindo cold-start).</w:t>
       </w:r>
@@ -1676,30 +1733,32 @@
     <w:tbl>
       <w:tblPr>
         <w:tblStyle w:val="TableGrid"/>
-        <w:tblW w:type="auto" w:w="0"/>
+        <w:tblW w:w="0" w:type="auto"/>
         <w:jc w:val="center"/>
-        <w:tblLook w:firstColumn="1" w:firstRow="1" w:lastColumn="0" w:lastRow="0" w:noHBand="0" w:noVBand="1" w:val="04A0"/>
+        <w:tblLook w:val="04A0" w:firstRow="1" w:lastRow="0" w:firstColumn="1" w:lastColumn="0" w:noHBand="0" w:noVBand="1"/>
       </w:tblPr>
       <w:tblGrid>
-        <w:gridCol w:w="1134"/>
-        <w:gridCol w:w="1134"/>
-        <w:gridCol w:w="1134"/>
-        <w:gridCol w:w="1134"/>
-        <w:gridCol w:w="1134"/>
-        <w:gridCol w:w="1134"/>
-        <w:gridCol w:w="1134"/>
-        <w:gridCol w:w="1134"/>
+        <w:gridCol w:w="1692"/>
+        <w:gridCol w:w="1110"/>
+        <w:gridCol w:w="1025"/>
+        <w:gridCol w:w="980"/>
+        <w:gridCol w:w="980"/>
+        <w:gridCol w:w="980"/>
+        <w:gridCol w:w="1291"/>
+        <w:gridCol w:w="1003"/>
       </w:tblGrid>
       <w:tr>
-        <w:tc>
-          <w:tcPr>
-            <w:tcW w:type="dxa" w:w="1134"/>
-          </w:tcPr>
-          <w:p>
-            <w:pPr>
-              <w:jc w:val="center"/>
-            </w:pPr>
-            <w:r/>
+        <w:trPr>
+          <w:jc w:val="center"/>
+        </w:trPr>
+        <w:tc>
+          <w:tcPr>
+            <w:tcW w:w="1134" w:type="dxa"/>
+          </w:tcPr>
+          <w:p>
+            <w:pPr>
+              <w:jc w:val="center"/>
+            </w:pPr>
             <w:r>
               <w:rPr>
                 <w:b/>
@@ -1710,13 +1769,12 @@
         </w:tc>
         <w:tc>
           <w:tcPr>
-            <w:tcW w:type="dxa" w:w="1134"/>
-          </w:tcPr>
-          <w:p>
-            <w:pPr>
-              <w:jc w:val="center"/>
-            </w:pPr>
-            <w:r/>
+            <w:tcW w:w="1134" w:type="dxa"/>
+          </w:tcPr>
+          <w:p>
+            <w:pPr>
+              <w:jc w:val="center"/>
+            </w:pPr>
             <w:r>
               <w:rPr>
                 <w:b/>
@@ -1727,13 +1785,12 @@
         </w:tc>
         <w:tc>
           <w:tcPr>
-            <w:tcW w:type="dxa" w:w="1134"/>
-          </w:tcPr>
-          <w:p>
-            <w:pPr>
-              <w:jc w:val="center"/>
-            </w:pPr>
-            <w:r/>
+            <w:tcW w:w="1134" w:type="dxa"/>
+          </w:tcPr>
+          <w:p>
+            <w:pPr>
+              <w:jc w:val="center"/>
+            </w:pPr>
             <w:r>
               <w:rPr>
                 <w:b/>
@@ -1744,13 +1801,12 @@
         </w:tc>
         <w:tc>
           <w:tcPr>
-            <w:tcW w:type="dxa" w:w="1134"/>
-          </w:tcPr>
-          <w:p>
-            <w:pPr>
-              <w:jc w:val="center"/>
-            </w:pPr>
-            <w:r/>
+            <w:tcW w:w="1134" w:type="dxa"/>
+          </w:tcPr>
+          <w:p>
+            <w:pPr>
+              <w:jc w:val="center"/>
+            </w:pPr>
             <w:r>
               <w:rPr>
                 <w:b/>
@@ -1761,13 +1817,12 @@
         </w:tc>
         <w:tc>
           <w:tcPr>
-            <w:tcW w:type="dxa" w:w="1134"/>
-          </w:tcPr>
-          <w:p>
-            <w:pPr>
-              <w:jc w:val="center"/>
-            </w:pPr>
-            <w:r/>
+            <w:tcW w:w="1134" w:type="dxa"/>
+          </w:tcPr>
+          <w:p>
+            <w:pPr>
+              <w:jc w:val="center"/>
+            </w:pPr>
             <w:r>
               <w:rPr>
                 <w:b/>
@@ -1778,13 +1833,12 @@
         </w:tc>
         <w:tc>
           <w:tcPr>
-            <w:tcW w:type="dxa" w:w="1134"/>
-          </w:tcPr>
-          <w:p>
-            <w:pPr>
-              <w:jc w:val="center"/>
-            </w:pPr>
-            <w:r/>
+            <w:tcW w:w="1134" w:type="dxa"/>
+          </w:tcPr>
+          <w:p>
+            <w:pPr>
+              <w:jc w:val="center"/>
+            </w:pPr>
             <w:r>
               <w:rPr>
                 <w:b/>
@@ -1795,13 +1849,12 @@
         </w:tc>
         <w:tc>
           <w:tcPr>
-            <w:tcW w:type="dxa" w:w="1134"/>
-          </w:tcPr>
-          <w:p>
-            <w:pPr>
-              <w:jc w:val="center"/>
-            </w:pPr>
-            <w:r/>
+            <w:tcW w:w="1134" w:type="dxa"/>
+          </w:tcPr>
+          <w:p>
+            <w:pPr>
+              <w:jc w:val="center"/>
+            </w:pPr>
             <w:r>
               <w:rPr>
                 <w:b/>
@@ -1812,13 +1865,12 @@
         </w:tc>
         <w:tc>
           <w:tcPr>
-            <w:tcW w:type="dxa" w:w="1134"/>
-          </w:tcPr>
-          <w:p>
-            <w:pPr>
-              <w:jc w:val="center"/>
-            </w:pPr>
-            <w:r/>
+            <w:tcW w:w="1134" w:type="dxa"/>
+          </w:tcPr>
+          <w:p>
+            <w:pPr>
+              <w:jc w:val="center"/>
+            </w:pPr>
             <w:r>
               <w:rPr>
                 <w:b/>
@@ -1829,9 +1881,12 @@
         </w:tc>
       </w:tr>
       <w:tr>
-        <w:tc>
-          <w:tcPr>
-            <w:tcW w:type="dxa" w:w="1134"/>
+        <w:trPr>
+          <w:jc w:val="center"/>
+        </w:trPr>
+        <w:tc>
+          <w:tcPr>
+            <w:tcW w:w="1134" w:type="dxa"/>
           </w:tcPr>
           <w:p>
             <w:pPr>
@@ -1844,7 +1899,7 @@
         </w:tc>
         <w:tc>
           <w:tcPr>
-            <w:tcW w:type="dxa" w:w="1134"/>
+            <w:tcW w:w="1134" w:type="dxa"/>
           </w:tcPr>
           <w:p>
             <w:pPr>
@@ -1857,7 +1912,7 @@
         </w:tc>
         <w:tc>
           <w:tcPr>
-            <w:tcW w:type="dxa" w:w="1134"/>
+            <w:tcW w:w="1134" w:type="dxa"/>
           </w:tcPr>
           <w:p>
             <w:pPr>
@@ -1870,7 +1925,7 @@
         </w:tc>
         <w:tc>
           <w:tcPr>
-            <w:tcW w:type="dxa" w:w="1134"/>
+            <w:tcW w:w="1134" w:type="dxa"/>
           </w:tcPr>
           <w:p>
             <w:pPr>
@@ -1883,7 +1938,7 @@
         </w:tc>
         <w:tc>
           <w:tcPr>
-            <w:tcW w:type="dxa" w:w="1134"/>
+            <w:tcW w:w="1134" w:type="dxa"/>
           </w:tcPr>
           <w:p>
             <w:pPr>
@@ -1896,7 +1951,7 @@
         </w:tc>
         <w:tc>
           <w:tcPr>
-            <w:tcW w:type="dxa" w:w="1134"/>
+            <w:tcW w:w="1134" w:type="dxa"/>
           </w:tcPr>
           <w:p>
             <w:pPr>
@@ -1909,7 +1964,7 @@
         </w:tc>
         <w:tc>
           <w:tcPr>
-            <w:tcW w:type="dxa" w:w="1134"/>
+            <w:tcW w:w="1134" w:type="dxa"/>
           </w:tcPr>
           <w:p>
             <w:pPr>
@@ -1922,7 +1977,7 @@
         </w:tc>
         <w:tc>
           <w:tcPr>
-            <w:tcW w:type="dxa" w:w="1134"/>
+            <w:tcW w:w="1134" w:type="dxa"/>
           </w:tcPr>
           <w:p>
             <w:pPr>
@@ -1935,9 +1990,12 @@
         </w:tc>
       </w:tr>
       <w:tr>
-        <w:tc>
-          <w:tcPr>
-            <w:tcW w:type="dxa" w:w="1134"/>
+        <w:trPr>
+          <w:jc w:val="center"/>
+        </w:trPr>
+        <w:tc>
+          <w:tcPr>
+            <w:tcW w:w="1134" w:type="dxa"/>
           </w:tcPr>
           <w:p>
             <w:pPr>
@@ -1950,7 +2008,7 @@
         </w:tc>
         <w:tc>
           <w:tcPr>
-            <w:tcW w:type="dxa" w:w="1134"/>
+            <w:tcW w:w="1134" w:type="dxa"/>
           </w:tcPr>
           <w:p>
             <w:pPr>
@@ -1963,7 +2021,7 @@
         </w:tc>
         <w:tc>
           <w:tcPr>
-            <w:tcW w:type="dxa" w:w="1134"/>
+            <w:tcW w:w="1134" w:type="dxa"/>
           </w:tcPr>
           <w:p>
             <w:pPr>
@@ -1976,7 +2034,7 @@
         </w:tc>
         <w:tc>
           <w:tcPr>
-            <w:tcW w:type="dxa" w:w="1134"/>
+            <w:tcW w:w="1134" w:type="dxa"/>
           </w:tcPr>
           <w:p>
             <w:pPr>
@@ -1989,7 +2047,7 @@
         </w:tc>
         <w:tc>
           <w:tcPr>
-            <w:tcW w:type="dxa" w:w="1134"/>
+            <w:tcW w:w="1134" w:type="dxa"/>
           </w:tcPr>
           <w:p>
             <w:pPr>
@@ -2002,7 +2060,7 @@
         </w:tc>
         <w:tc>
           <w:tcPr>
-            <w:tcW w:type="dxa" w:w="1134"/>
+            <w:tcW w:w="1134" w:type="dxa"/>
           </w:tcPr>
           <w:p>
             <w:pPr>
@@ -2015,7 +2073,7 @@
         </w:tc>
         <w:tc>
           <w:tcPr>
-            <w:tcW w:type="dxa" w:w="1134"/>
+            <w:tcW w:w="1134" w:type="dxa"/>
           </w:tcPr>
           <w:p>
             <w:pPr>
@@ -2028,7 +2086,7 @@
         </w:tc>
         <w:tc>
           <w:tcPr>
-            <w:tcW w:type="dxa" w:w="1134"/>
+            <w:tcW w:w="1134" w:type="dxa"/>
           </w:tcPr>
           <w:p>
             <w:pPr>
@@ -2041,9 +2099,12 @@
         </w:tc>
       </w:tr>
       <w:tr>
-        <w:tc>
-          <w:tcPr>
-            <w:tcW w:type="dxa" w:w="1134"/>
+        <w:trPr>
+          <w:jc w:val="center"/>
+        </w:trPr>
+        <w:tc>
+          <w:tcPr>
+            <w:tcW w:w="1134" w:type="dxa"/>
           </w:tcPr>
           <w:p>
             <w:pPr>
@@ -2056,7 +2117,7 @@
         </w:tc>
         <w:tc>
           <w:tcPr>
-            <w:tcW w:type="dxa" w:w="1134"/>
+            <w:tcW w:w="1134" w:type="dxa"/>
           </w:tcPr>
           <w:p>
             <w:pPr>
@@ -2069,7 +2130,7 @@
         </w:tc>
         <w:tc>
           <w:tcPr>
-            <w:tcW w:type="dxa" w:w="1134"/>
+            <w:tcW w:w="1134" w:type="dxa"/>
           </w:tcPr>
           <w:p>
             <w:pPr>
@@ -2082,7 +2143,7 @@
         </w:tc>
         <w:tc>
           <w:tcPr>
-            <w:tcW w:type="dxa" w:w="1134"/>
+            <w:tcW w:w="1134" w:type="dxa"/>
           </w:tcPr>
           <w:p>
             <w:pPr>
@@ -2095,7 +2156,7 @@
         </w:tc>
         <w:tc>
           <w:tcPr>
-            <w:tcW w:type="dxa" w:w="1134"/>
+            <w:tcW w:w="1134" w:type="dxa"/>
           </w:tcPr>
           <w:p>
             <w:pPr>
@@ -2108,7 +2169,7 @@
         </w:tc>
         <w:tc>
           <w:tcPr>
-            <w:tcW w:type="dxa" w:w="1134"/>
+            <w:tcW w:w="1134" w:type="dxa"/>
           </w:tcPr>
           <w:p>
             <w:pPr>
@@ -2121,7 +2182,7 @@
         </w:tc>
         <w:tc>
           <w:tcPr>
-            <w:tcW w:type="dxa" w:w="1134"/>
+            <w:tcW w:w="1134" w:type="dxa"/>
           </w:tcPr>
           <w:p>
             <w:pPr>
@@ -2134,7 +2195,7 @@
         </w:tc>
         <w:tc>
           <w:tcPr>
-            <w:tcW w:type="dxa" w:w="1134"/>
+            <w:tcW w:w="1134" w:type="dxa"/>
           </w:tcPr>
           <w:p>
             <w:pPr>
@@ -2147,9 +2208,12 @@
         </w:tc>
       </w:tr>
       <w:tr>
-        <w:tc>
-          <w:tcPr>
-            <w:tcW w:type="dxa" w:w="1134"/>
+        <w:trPr>
+          <w:jc w:val="center"/>
+        </w:trPr>
+        <w:tc>
+          <w:tcPr>
+            <w:tcW w:w="1134" w:type="dxa"/>
           </w:tcPr>
           <w:p>
             <w:pPr>
@@ -2162,7 +2226,7 @@
         </w:tc>
         <w:tc>
           <w:tcPr>
-            <w:tcW w:type="dxa" w:w="1134"/>
+            <w:tcW w:w="1134" w:type="dxa"/>
           </w:tcPr>
           <w:p>
             <w:pPr>
@@ -2175,7 +2239,7 @@
         </w:tc>
         <w:tc>
           <w:tcPr>
-            <w:tcW w:type="dxa" w:w="1134"/>
+            <w:tcW w:w="1134" w:type="dxa"/>
           </w:tcPr>
           <w:p>
             <w:pPr>
@@ -2188,7 +2252,7 @@
         </w:tc>
         <w:tc>
           <w:tcPr>
-            <w:tcW w:type="dxa" w:w="1134"/>
+            <w:tcW w:w="1134" w:type="dxa"/>
           </w:tcPr>
           <w:p>
             <w:pPr>
@@ -2201,7 +2265,7 @@
         </w:tc>
         <w:tc>
           <w:tcPr>
-            <w:tcW w:type="dxa" w:w="1134"/>
+            <w:tcW w:w="1134" w:type="dxa"/>
           </w:tcPr>
           <w:p>
             <w:pPr>
@@ -2214,7 +2278,7 @@
         </w:tc>
         <w:tc>
           <w:tcPr>
-            <w:tcW w:type="dxa" w:w="1134"/>
+            <w:tcW w:w="1134" w:type="dxa"/>
           </w:tcPr>
           <w:p>
             <w:pPr>
@@ -2227,7 +2291,7 @@
         </w:tc>
         <w:tc>
           <w:tcPr>
-            <w:tcW w:type="dxa" w:w="1134"/>
+            <w:tcW w:w="1134" w:type="dxa"/>
           </w:tcPr>
           <w:p>
             <w:pPr>
@@ -2240,7 +2304,7 @@
         </w:tc>
         <w:tc>
           <w:tcPr>
-            <w:tcW w:type="dxa" w:w="1134"/>
+            <w:tcW w:w="1134" w:type="dxa"/>
           </w:tcPr>
           <w:p>
             <w:pPr>
@@ -2253,9 +2317,12 @@
         </w:tc>
       </w:tr>
       <w:tr>
-        <w:tc>
-          <w:tcPr>
-            <w:tcW w:type="dxa" w:w="1134"/>
+        <w:trPr>
+          <w:jc w:val="center"/>
+        </w:trPr>
+        <w:tc>
+          <w:tcPr>
+            <w:tcW w:w="1134" w:type="dxa"/>
           </w:tcPr>
           <w:p>
             <w:pPr>
@@ -2268,7 +2335,7 @@
         </w:tc>
         <w:tc>
           <w:tcPr>
-            <w:tcW w:type="dxa" w:w="1134"/>
+            <w:tcW w:w="1134" w:type="dxa"/>
           </w:tcPr>
           <w:p>
             <w:pPr>
@@ -2281,7 +2348,7 @@
         </w:tc>
         <w:tc>
           <w:tcPr>
-            <w:tcW w:type="dxa" w:w="1134"/>
+            <w:tcW w:w="1134" w:type="dxa"/>
           </w:tcPr>
           <w:p>
             <w:pPr>
@@ -2294,7 +2361,7 @@
         </w:tc>
         <w:tc>
           <w:tcPr>
-            <w:tcW w:type="dxa" w:w="1134"/>
+            <w:tcW w:w="1134" w:type="dxa"/>
           </w:tcPr>
           <w:p>
             <w:pPr>
@@ -2307,7 +2374,7 @@
         </w:tc>
         <w:tc>
           <w:tcPr>
-            <w:tcW w:type="dxa" w:w="1134"/>
+            <w:tcW w:w="1134" w:type="dxa"/>
           </w:tcPr>
           <w:p>
             <w:pPr>
@@ -2320,7 +2387,7 @@
         </w:tc>
         <w:tc>
           <w:tcPr>
-            <w:tcW w:type="dxa" w:w="1134"/>
+            <w:tcW w:w="1134" w:type="dxa"/>
           </w:tcPr>
           <w:p>
             <w:pPr>
@@ -2333,7 +2400,7 @@
         </w:tc>
         <w:tc>
           <w:tcPr>
-            <w:tcW w:type="dxa" w:w="1134"/>
+            <w:tcW w:w="1134" w:type="dxa"/>
           </w:tcPr>
           <w:p>
             <w:pPr>
@@ -2346,7 +2413,7 @@
         </w:tc>
         <w:tc>
           <w:tcPr>
-            <w:tcW w:type="dxa" w:w="1134"/>
+            <w:tcW w:w="1134" w:type="dxa"/>
           </w:tcPr>
           <w:p>
             <w:pPr>
@@ -2359,22 +2426,26 @@
         </w:tc>
       </w:tr>
       <w:tr>
-        <w:tc>
-          <w:tcPr>
-            <w:tcW w:type="dxa" w:w="1134"/>
+        <w:trPr>
+          <w:jc w:val="center"/>
+        </w:trPr>
+        <w:tc>
+          <w:tcPr>
+            <w:tcW w:w="1134" w:type="dxa"/>
           </w:tcPr>
           <w:p>
             <w:pPr>
               <w:jc w:val="left"/>
             </w:pPr>
             <w:r>
+              <w:lastRenderedPageBreak/>
               <w:t>Content TF-IDF</w:t>
             </w:r>
           </w:p>
         </w:tc>
         <w:tc>
           <w:tcPr>
-            <w:tcW w:type="dxa" w:w="1134"/>
+            <w:tcW w:w="1134" w:type="dxa"/>
           </w:tcPr>
           <w:p>
             <w:pPr>
@@ -2387,7 +2458,7 @@
         </w:tc>
         <w:tc>
           <w:tcPr>
-            <w:tcW w:type="dxa" w:w="1134"/>
+            <w:tcW w:w="1134" w:type="dxa"/>
           </w:tcPr>
           <w:p>
             <w:pPr>
@@ -2400,7 +2471,7 @@
         </w:tc>
         <w:tc>
           <w:tcPr>
-            <w:tcW w:type="dxa" w:w="1134"/>
+            <w:tcW w:w="1134" w:type="dxa"/>
           </w:tcPr>
           <w:p>
             <w:pPr>
@@ -2413,7 +2484,7 @@
         </w:tc>
         <w:tc>
           <w:tcPr>
-            <w:tcW w:type="dxa" w:w="1134"/>
+            <w:tcW w:w="1134" w:type="dxa"/>
           </w:tcPr>
           <w:p>
             <w:pPr>
@@ -2426,7 +2497,7 @@
         </w:tc>
         <w:tc>
           <w:tcPr>
-            <w:tcW w:type="dxa" w:w="1134"/>
+            <w:tcW w:w="1134" w:type="dxa"/>
           </w:tcPr>
           <w:p>
             <w:pPr>
@@ -2439,7 +2510,7 @@
         </w:tc>
         <w:tc>
           <w:tcPr>
-            <w:tcW w:type="dxa" w:w="1134"/>
+            <w:tcW w:w="1134" w:type="dxa"/>
           </w:tcPr>
           <w:p>
             <w:pPr>
@@ -2452,7 +2523,7 @@
         </w:tc>
         <w:tc>
           <w:tcPr>
-            <w:tcW w:type="dxa" w:w="1134"/>
+            <w:tcW w:w="1134" w:type="dxa"/>
           </w:tcPr>
           <w:p>
             <w:pPr>
@@ -2465,9 +2536,12 @@
         </w:tc>
       </w:tr>
       <w:tr>
-        <w:tc>
-          <w:tcPr>
-            <w:tcW w:type="dxa" w:w="1134"/>
+        <w:trPr>
+          <w:jc w:val="center"/>
+        </w:trPr>
+        <w:tc>
+          <w:tcPr>
+            <w:tcW w:w="1134" w:type="dxa"/>
           </w:tcPr>
           <w:p>
             <w:pPr>
@@ -2480,7 +2554,7 @@
         </w:tc>
         <w:tc>
           <w:tcPr>
-            <w:tcW w:type="dxa" w:w="1134"/>
+            <w:tcW w:w="1134" w:type="dxa"/>
           </w:tcPr>
           <w:p>
             <w:pPr>
@@ -2493,7 +2567,7 @@
         </w:tc>
         <w:tc>
           <w:tcPr>
-            <w:tcW w:type="dxa" w:w="1134"/>
+            <w:tcW w:w="1134" w:type="dxa"/>
           </w:tcPr>
           <w:p>
             <w:pPr>
@@ -2506,7 +2580,7 @@
         </w:tc>
         <w:tc>
           <w:tcPr>
-            <w:tcW w:type="dxa" w:w="1134"/>
+            <w:tcW w:w="1134" w:type="dxa"/>
           </w:tcPr>
           <w:p>
             <w:pPr>
@@ -2519,7 +2593,7 @@
         </w:tc>
         <w:tc>
           <w:tcPr>
-            <w:tcW w:type="dxa" w:w="1134"/>
+            <w:tcW w:w="1134" w:type="dxa"/>
           </w:tcPr>
           <w:p>
             <w:pPr>
@@ -2532,7 +2606,7 @@
         </w:tc>
         <w:tc>
           <w:tcPr>
-            <w:tcW w:type="dxa" w:w="1134"/>
+            <w:tcW w:w="1134" w:type="dxa"/>
           </w:tcPr>
           <w:p>
             <w:pPr>
@@ -2545,7 +2619,7 @@
         </w:tc>
         <w:tc>
           <w:tcPr>
-            <w:tcW w:type="dxa" w:w="1134"/>
+            <w:tcW w:w="1134" w:type="dxa"/>
           </w:tcPr>
           <w:p>
             <w:pPr>
@@ -2558,7 +2632,7 @@
         </w:tc>
         <w:tc>
           <w:tcPr>
-            <w:tcW w:type="dxa" w:w="1134"/>
+            <w:tcW w:w="1134" w:type="dxa"/>
           </w:tcPr>
           <w:p>
             <w:pPr>
@@ -2583,13 +2657,11 @@
       </w:r>
     </w:p>
     <w:p>
-      <w:pPr/>
       <w:r>
         <w:t>O SVD obteve o menor RMSE entre os modelos puros (0,716), seguido pelo baseline de popularidade (0,708 — que se beneficia da concentração de ratings em 5 estrelas). O KNN item-based ficou em terceiro lugar (0,837) e o KNN user-based em quarto (0,891). O modelo content-based apresentou o maior RMSE (1,174), o que era esperado: ele não utiliza o histórico colaborativo e suas predições derivam exclusivamente da similaridade textual entre títulos.</w:t>
       </w:r>
     </w:p>
     <w:p>
-      <w:pPr/>
       <w:r>
         <w:t>O resultado do SVD (RMSE 0,716) supera o benchmark de Suryani, Pangestu e Pradana (2024), que reportaram RMSE de 0,788 para KNN item-based com K=150 no mesmo dataset. A diferença se explica pela natureza dos modelos: SVD captura padrões globais da matriz enquanto KNN depende de vizinhanças locais.</w:t>
       </w:r>
@@ -2597,19 +2669,23 @@
     <w:p>
       <w:pPr>
         <w:pStyle w:val="Heading2"/>
-      </w:pPr>
-      <w:r>
+        <w:rPr>
+          <w:lang w:val="pt-BR"/>
+        </w:rPr>
+      </w:pPr>
+      <w:r>
+        <w:rPr>
+          <w:lang w:val="pt-BR"/>
+        </w:rPr>
         <w:t>4.5  Análise do Modelo Híbrido</w:t>
       </w:r>
     </w:p>
     <w:p>
-      <w:pPr/>
       <w:r>
         <w:t>O modelo híbrido implementa uma estratégia de switching com três níveis de prioridade. Se o par (usuário, curso) é conhecido no treino, utiliza a predição do SVD. Se o usuário possui perfil TF-IDF (avaliou ao menos um curso com nota ≥ 3), utiliza a similaridade de conteúdo. Caso contrário, retorna o fallback de popularidade (média global + viés do item).</w:t>
       </w:r>
     </w:p>
     <w:p>
-      <w:pPr/>
       <w:r>
         <w:t>Essa arquitetura permite que o híbrido cubra 100% do conjunto de teste (115.442 triplas), contra 48,1% de cobertura do SVD puro (que só funciona para pares known). Mesmo com a inclusão de predições de menor qualidade no segmento cold-start, o híbrido obteve o menor RMSE geral (0,686) e MAE (0,458), superando todos os modelos individuais.</w:t>
       </w:r>
@@ -2617,27 +2693,29 @@
     <w:tbl>
       <w:tblPr>
         <w:tblStyle w:val="TableGrid"/>
-        <w:tblW w:type="auto" w:w="0"/>
+        <w:tblW w:w="0" w:type="auto"/>
         <w:jc w:val="center"/>
-        <w:tblLook w:firstColumn="1" w:firstRow="1" w:lastColumn="0" w:lastRow="0" w:noHBand="0" w:noVBand="1" w:val="04A0"/>
+        <w:tblLook w:val="04A0" w:firstRow="1" w:lastRow="0" w:firstColumn="1" w:lastColumn="0" w:noHBand="0" w:noVBand="1"/>
       </w:tblPr>
       <w:tblGrid>
-        <w:gridCol w:w="1814"/>
-        <w:gridCol w:w="1814"/>
-        <w:gridCol w:w="1814"/>
-        <w:gridCol w:w="1814"/>
-        <w:gridCol w:w="1814"/>
+        <w:gridCol w:w="1812"/>
+        <w:gridCol w:w="1813"/>
+        <w:gridCol w:w="1812"/>
+        <w:gridCol w:w="1811"/>
+        <w:gridCol w:w="1813"/>
       </w:tblGrid>
       <w:tr>
-        <w:tc>
-          <w:tcPr>
-            <w:tcW w:type="dxa" w:w="1814"/>
-          </w:tcPr>
-          <w:p>
-            <w:pPr>
-              <w:jc w:val="center"/>
-            </w:pPr>
-            <w:r/>
+        <w:trPr>
+          <w:jc w:val="center"/>
+        </w:trPr>
+        <w:tc>
+          <w:tcPr>
+            <w:tcW w:w="1814" w:type="dxa"/>
+          </w:tcPr>
+          <w:p>
+            <w:pPr>
+              <w:jc w:val="center"/>
+            </w:pPr>
             <w:r>
               <w:rPr>
                 <w:b/>
@@ -2648,13 +2726,12 @@
         </w:tc>
         <w:tc>
           <w:tcPr>
-            <w:tcW w:type="dxa" w:w="1814"/>
-          </w:tcPr>
-          <w:p>
-            <w:pPr>
-              <w:jc w:val="center"/>
-            </w:pPr>
-            <w:r/>
+            <w:tcW w:w="1814" w:type="dxa"/>
+          </w:tcPr>
+          <w:p>
+            <w:pPr>
+              <w:jc w:val="center"/>
+            </w:pPr>
             <w:r>
               <w:rPr>
                 <w:b/>
@@ -2665,13 +2742,12 @@
         </w:tc>
         <w:tc>
           <w:tcPr>
-            <w:tcW w:type="dxa" w:w="1814"/>
-          </w:tcPr>
-          <w:p>
-            <w:pPr>
-              <w:jc w:val="center"/>
-            </w:pPr>
-            <w:r/>
+            <w:tcW w:w="1814" w:type="dxa"/>
+          </w:tcPr>
+          <w:p>
+            <w:pPr>
+              <w:jc w:val="center"/>
+            </w:pPr>
             <w:r>
               <w:rPr>
                 <w:b/>
@@ -2682,13 +2758,12 @@
         </w:tc>
         <w:tc>
           <w:tcPr>
-            <w:tcW w:type="dxa" w:w="1814"/>
-          </w:tcPr>
-          <w:p>
-            <w:pPr>
-              <w:jc w:val="center"/>
-            </w:pPr>
-            <w:r/>
+            <w:tcW w:w="1814" w:type="dxa"/>
+          </w:tcPr>
+          <w:p>
+            <w:pPr>
+              <w:jc w:val="center"/>
+            </w:pPr>
             <w:r>
               <w:rPr>
                 <w:b/>
@@ -2699,13 +2774,12 @@
         </w:tc>
         <w:tc>
           <w:tcPr>
-            <w:tcW w:type="dxa" w:w="1814"/>
-          </w:tcPr>
-          <w:p>
-            <w:pPr>
-              <w:jc w:val="center"/>
-            </w:pPr>
-            <w:r/>
+            <w:tcW w:w="1814" w:type="dxa"/>
+          </w:tcPr>
+          <w:p>
+            <w:pPr>
+              <w:jc w:val="center"/>
+            </w:pPr>
             <w:r>
               <w:rPr>
                 <w:b/>
@@ -2716,9 +2790,12 @@
         </w:tc>
       </w:tr>
       <w:tr>
-        <w:tc>
-          <w:tcPr>
-            <w:tcW w:type="dxa" w:w="1814"/>
+        <w:trPr>
+          <w:jc w:val="center"/>
+        </w:trPr>
+        <w:tc>
+          <w:tcPr>
+            <w:tcW w:w="1814" w:type="dxa"/>
           </w:tcPr>
           <w:p>
             <w:pPr>
@@ -2731,7 +2808,7 @@
         </w:tc>
         <w:tc>
           <w:tcPr>
-            <w:tcW w:type="dxa" w:w="1814"/>
+            <w:tcW w:w="1814" w:type="dxa"/>
           </w:tcPr>
           <w:p>
             <w:pPr>
@@ -2744,7 +2821,7 @@
         </w:tc>
         <w:tc>
           <w:tcPr>
-            <w:tcW w:type="dxa" w:w="1814"/>
+            <w:tcW w:w="1814" w:type="dxa"/>
           </w:tcPr>
           <w:p>
             <w:pPr>
@@ -2757,7 +2834,7 @@
         </w:tc>
         <w:tc>
           <w:tcPr>
-            <w:tcW w:type="dxa" w:w="1814"/>
+            <w:tcW w:w="1814" w:type="dxa"/>
           </w:tcPr>
           <w:p>
             <w:pPr>
@@ -2770,7 +2847,7 @@
         </w:tc>
         <w:tc>
           <w:tcPr>
-            <w:tcW w:type="dxa" w:w="1814"/>
+            <w:tcW w:w="1814" w:type="dxa"/>
           </w:tcPr>
           <w:p>
             <w:pPr>
@@ -2783,9 +2860,12 @@
         </w:tc>
       </w:tr>
       <w:tr>
-        <w:tc>
-          <w:tcPr>
-            <w:tcW w:type="dxa" w:w="1814"/>
+        <w:trPr>
+          <w:jc w:val="center"/>
+        </w:trPr>
+        <w:tc>
+          <w:tcPr>
+            <w:tcW w:w="1814" w:type="dxa"/>
           </w:tcPr>
           <w:p>
             <w:pPr>
@@ -2798,7 +2878,7 @@
         </w:tc>
         <w:tc>
           <w:tcPr>
-            <w:tcW w:type="dxa" w:w="1814"/>
+            <w:tcW w:w="1814" w:type="dxa"/>
           </w:tcPr>
           <w:p>
             <w:pPr>
@@ -2811,7 +2891,7 @@
         </w:tc>
         <w:tc>
           <w:tcPr>
-            <w:tcW w:type="dxa" w:w="1814"/>
+            <w:tcW w:w="1814" w:type="dxa"/>
           </w:tcPr>
           <w:p>
             <w:pPr>
@@ -2824,7 +2904,7 @@
         </w:tc>
         <w:tc>
           <w:tcPr>
-            <w:tcW w:type="dxa" w:w="1814"/>
+            <w:tcW w:w="1814" w:type="dxa"/>
           </w:tcPr>
           <w:p>
             <w:pPr>
@@ -2837,7 +2917,7 @@
         </w:tc>
         <w:tc>
           <w:tcPr>
-            <w:tcW w:type="dxa" w:w="1814"/>
+            <w:tcW w:w="1814" w:type="dxa"/>
           </w:tcPr>
           <w:p>
             <w:pPr>
@@ -2864,13 +2944,18 @@
     <w:p>
       <w:pPr>
         <w:pStyle w:val="Heading2"/>
-      </w:pPr>
-      <w:r>
+        <w:rPr>
+          <w:lang w:val="pt-BR"/>
+        </w:rPr>
+      </w:pPr>
+      <w:r>
+        <w:rPr>
+          <w:lang w:val="pt-BR"/>
+        </w:rPr>
         <w:t>4.6  Gráficos e Visualizações</w:t>
       </w:r>
     </w:p>
     <w:p>
-      <w:pPr/>
       <w:r>
         <w:t>As figuras a seguir ilustram os resultados sob diferentes perspectivas de análise.</w:t>
       </w:r>
@@ -2880,18 +2965,135 @@
         <w:jc w:val="center"/>
       </w:pPr>
       <w:r>
+        <w:rPr>
+          <w:noProof/>
+        </w:rPr>
+        <w:lastRenderedPageBreak/>
         <w:drawing>
-          <wp:inline xmlns:a="http://schemas.openxmlformats.org/drawingml/2006/main" xmlns:pic="http://schemas.openxmlformats.org/drawingml/2006/picture">
+          <wp:inline distT="0" distB="0" distL="0" distR="0" wp14:anchorId="7AA7111E" wp14:editId="7648AE1F">
             <wp:extent cx="5029200" cy="1578813"/>
+            <wp:effectExtent l="0" t="0" r="0" b="0"/>
             <wp:docPr id="11" name="Picture 11"/>
             <wp:cNvGraphicFramePr>
-              <a:graphicFrameLocks noChangeAspect="1"/>
+              <a:graphicFrameLocks xmlns:a="http://schemas.openxmlformats.org/drawingml/2006/main" noChangeAspect="1"/>
             </wp:cNvGraphicFramePr>
-            <a:graphic>
+            <a:graphic xmlns:a="http://schemas.openxmlformats.org/drawingml/2006/main">
               <a:graphicData uri="http://schemas.openxmlformats.org/drawingml/2006/picture">
-                <pic:pic>
+                <pic:pic xmlns:pic="http://schemas.openxmlformats.org/drawingml/2006/picture">
                   <pic:nvPicPr>
                     <pic:cNvPr id="0" name="fig01_rmse_mae.png"/>
+                    <pic:cNvPicPr/>
+                  </pic:nvPicPr>
+                  <pic:blipFill>
+                    <a:blip r:embed="rId11"/>
+                    <a:stretch>
+                      <a:fillRect/>
+                    </a:stretch>
+                  </pic:blipFill>
+                  <pic:spPr>
+                    <a:xfrm>
+                      <a:off x="0" y="0"/>
+                      <a:ext cx="5029200" cy="1578813"/>
+                    </a:xfrm>
+                    <a:prstGeom prst="rect">
+                      <a:avLst/>
+                    </a:prstGeom>
+                  </pic:spPr>
+                </pic:pic>
+              </a:graphicData>
+            </a:graphic>
+          </wp:inline>
+        </w:drawing>
+      </w:r>
+    </w:p>
+    <w:p>
+      <w:pPr>
+        <w:jc w:val="center"/>
+      </w:pPr>
+      <w:r>
+        <w:rPr>
+          <w:i/>
+        </w:rPr>
+        <w:t>Figura 2: RMSE e MAE por modelo. Linha tracejada: benchmark de Suryani et al. (2024).</w:t>
+      </w:r>
+    </w:p>
+    <w:p>
+      <w:pPr>
+        <w:jc w:val="center"/>
+      </w:pPr>
+      <w:r>
+        <w:rPr>
+          <w:noProof/>
+        </w:rPr>
+        <w:drawing>
+          <wp:inline distT="0" distB="0" distL="0" distR="0" wp14:anchorId="5D4CCFC6" wp14:editId="66CBCA26">
+            <wp:extent cx="5029200" cy="3545979"/>
+            <wp:effectExtent l="0" t="0" r="0" b="0"/>
+            <wp:docPr id="12" name="Picture 12"/>
+            <wp:cNvGraphicFramePr>
+              <a:graphicFrameLocks xmlns:a="http://schemas.openxmlformats.org/drawingml/2006/main" noChangeAspect="1"/>
+            </wp:cNvGraphicFramePr>
+            <a:graphic xmlns:a="http://schemas.openxmlformats.org/drawingml/2006/main">
+              <a:graphicData uri="http://schemas.openxmlformats.org/drawingml/2006/picture">
+                <pic:pic xmlns:pic="http://schemas.openxmlformats.org/drawingml/2006/picture">
+                  <pic:nvPicPr>
+                    <pic:cNvPr id="0" name="fig06_roc.png"/>
+                    <pic:cNvPicPr/>
+                  </pic:nvPicPr>
+                  <pic:blipFill>
+                    <a:blip r:embed="rId12"/>
+                    <a:stretch>
+                      <a:fillRect/>
+                    </a:stretch>
+                  </pic:blipFill>
+                  <pic:spPr>
+                    <a:xfrm>
+                      <a:off x="0" y="0"/>
+                      <a:ext cx="5029200" cy="3545979"/>
+                    </a:xfrm>
+                    <a:prstGeom prst="rect">
+                      <a:avLst/>
+                    </a:prstGeom>
+                  </pic:spPr>
+                </pic:pic>
+              </a:graphicData>
+            </a:graphic>
+          </wp:inline>
+        </w:drawing>
+      </w:r>
+    </w:p>
+    <w:p>
+      <w:pPr>
+        <w:jc w:val="center"/>
+      </w:pPr>
+      <w:r>
+        <w:rPr>
+          <w:i/>
+        </w:rPr>
+        <w:t>Figura 3: Curvas ROC dos principais modelos (relevância = rating ≥ 4).</w:t>
+      </w:r>
+    </w:p>
+    <w:p>
+      <w:pPr>
+        <w:jc w:val="center"/>
+      </w:pPr>
+      <w:r>
+        <w:rPr>
+          <w:noProof/>
+        </w:rPr>
+        <w:drawing>
+          <wp:inline distT="0" distB="0" distL="0" distR="0" wp14:anchorId="3317113C" wp14:editId="16FD0730">
+            <wp:extent cx="5029200" cy="1484026"/>
+            <wp:effectExtent l="0" t="0" r="0" b="0"/>
+            <wp:docPr id="13" name="Picture 13"/>
+            <wp:cNvGraphicFramePr>
+              <a:graphicFrameLocks xmlns:a="http://schemas.openxmlformats.org/drawingml/2006/main" noChangeAspect="1"/>
+            </wp:cNvGraphicFramePr>
+            <a:graphic xmlns:a="http://schemas.openxmlformats.org/drawingml/2006/main">
+              <a:graphicData uri="http://schemas.openxmlformats.org/drawingml/2006/picture">
+                <pic:pic xmlns:pic="http://schemas.openxmlformats.org/drawingml/2006/picture">
+                  <pic:nvPicPr>
+                    <pic:cNvPr id="0" name="fig03_distribution_pred_vs_real.png"/>
                     <pic:cNvPicPr/>
                   </pic:nvPicPr>
                   <pic:blipFill>
@@ -2903,9 +3105,11 @@
                   <pic:spPr>
                     <a:xfrm>
                       <a:off x="0" y="0"/>
-                      <a:ext cx="5029200" cy="1578813"/>
+                      <a:ext cx="5029200" cy="1484026"/>
                     </a:xfrm>
-                    <a:prstGeom prst="rect"/>
+                    <a:prstGeom prst="rect">
+                      <a:avLst/>
+                    </a:prstGeom>
                   </pic:spPr>
                 </pic:pic>
               </a:graphicData>
@@ -2922,7 +3126,7 @@
         <w:rPr>
           <w:i/>
         </w:rPr>
-        <w:t>Figura 2: RMSE e MAE por modelo. Linha tracejada: benchmark de Suryani et al. (2024).</w:t>
+        <w:t>Figura 4: Distribuição de ratings reais (cinza) vs. previstos (verde) para SVD, KNN Item e Content-Based.</w:t>
       </w:r>
     </w:p>
     <w:p>
@@ -2930,18 +3134,23 @@
         <w:jc w:val="center"/>
       </w:pPr>
       <w:r>
+        <w:rPr>
+          <w:noProof/>
+        </w:rPr>
+        <w:lastRenderedPageBreak/>
         <w:drawing>
-          <wp:inline xmlns:a="http://schemas.openxmlformats.org/drawingml/2006/main" xmlns:pic="http://schemas.openxmlformats.org/drawingml/2006/picture">
-            <wp:extent cx="5029200" cy="3545979"/>
-            <wp:docPr id="12" name="Picture 12"/>
+          <wp:inline distT="0" distB="0" distL="0" distR="0" wp14:anchorId="04096E7E" wp14:editId="78E09822">
+            <wp:extent cx="5029200" cy="1794158"/>
+            <wp:effectExtent l="0" t="0" r="0" b="0"/>
+            <wp:docPr id="14" name="Picture 14"/>
             <wp:cNvGraphicFramePr>
-              <a:graphicFrameLocks noChangeAspect="1"/>
+              <a:graphicFrameLocks xmlns:a="http://schemas.openxmlformats.org/drawingml/2006/main" noChangeAspect="1"/>
             </wp:cNvGraphicFramePr>
-            <a:graphic>
+            <a:graphic xmlns:a="http://schemas.openxmlformats.org/drawingml/2006/main">
               <a:graphicData uri="http://schemas.openxmlformats.org/drawingml/2006/picture">
-                <pic:pic>
+                <pic:pic xmlns:pic="http://schemas.openxmlformats.org/drawingml/2006/picture">
                   <pic:nvPicPr>
-                    <pic:cNvPr id="0" name="fig06_roc.png"/>
+                    <pic:cNvPr id="0" name="fig04_heatmap_error_by_popularity.png"/>
                     <pic:cNvPicPr/>
                   </pic:nvPicPr>
                   <pic:blipFill>
@@ -2953,9 +3162,11 @@
                   <pic:spPr>
                     <a:xfrm>
                       <a:off x="0" y="0"/>
-                      <a:ext cx="5029200" cy="3545979"/>
+                      <a:ext cx="5029200" cy="1794158"/>
                     </a:xfrm>
-                    <a:prstGeom prst="rect"/>
+                    <a:prstGeom prst="rect">
+                      <a:avLst/>
+                    </a:prstGeom>
                   </pic:spPr>
                 </pic:pic>
               </a:graphicData>
@@ -2972,7 +3183,7 @@
         <w:rPr>
           <w:i/>
         </w:rPr>
-        <w:t>Figura 3: Curvas ROC dos principais modelos (relevância = rating ≥ 4).</w:t>
+        <w:t>Figura 5: Erro absoluto médio por faixa de popularidade do curso.</w:t>
       </w:r>
     </w:p>
     <w:p>
@@ -2980,18 +3191,22 @@
         <w:jc w:val="center"/>
       </w:pPr>
       <w:r>
+        <w:rPr>
+          <w:noProof/>
+        </w:rPr>
         <w:drawing>
-          <wp:inline xmlns:a="http://schemas.openxmlformats.org/drawingml/2006/main" xmlns:pic="http://schemas.openxmlformats.org/drawingml/2006/picture">
-            <wp:extent cx="5029200" cy="1484026"/>
-            <wp:docPr id="13" name="Picture 13"/>
+          <wp:inline distT="0" distB="0" distL="0" distR="0" wp14:anchorId="5B3951AD" wp14:editId="40FF4778">
+            <wp:extent cx="5029200" cy="2450343"/>
+            <wp:effectExtent l="0" t="0" r="0" b="0"/>
+            <wp:docPr id="15" name="Picture 15"/>
             <wp:cNvGraphicFramePr>
-              <a:graphicFrameLocks noChangeAspect="1"/>
+              <a:graphicFrameLocks xmlns:a="http://schemas.openxmlformats.org/drawingml/2006/main" noChangeAspect="1"/>
             </wp:cNvGraphicFramePr>
-            <a:graphic>
+            <a:graphic xmlns:a="http://schemas.openxmlformats.org/drawingml/2006/main">
               <a:graphicData uri="http://schemas.openxmlformats.org/drawingml/2006/picture">
-                <pic:pic>
+                <pic:pic xmlns:pic="http://schemas.openxmlformats.org/drawingml/2006/picture">
                   <pic:nvPicPr>
-                    <pic:cNvPr id="0" name="fig03_distribution_pred_vs_real.png"/>
+                    <pic:cNvPr id="0" name="fig05_precision_vs_k.png"/>
                     <pic:cNvPicPr/>
                   </pic:nvPicPr>
                   <pic:blipFill>
@@ -3003,9 +3218,11 @@
                   <pic:spPr>
                     <a:xfrm>
                       <a:off x="0" y="0"/>
-                      <a:ext cx="5029200" cy="1484026"/>
+                      <a:ext cx="5029200" cy="2450343"/>
                     </a:xfrm>
-                    <a:prstGeom prst="rect"/>
+                    <a:prstGeom prst="rect">
+                      <a:avLst/>
+                    </a:prstGeom>
                   </pic:spPr>
                 </pic:pic>
               </a:graphicData>
@@ -3022,7 +3239,7 @@
         <w:rPr>
           <w:i/>
         </w:rPr>
-        <w:t>Figura 4: Distribuição de ratings reais (cinza) vs. previstos (verde) para SVD, KNN Item e Content-Based.</w:t>
+        <w:t>Figura 6: Precisão@K em função de K para os três modelos principais.</w:t>
       </w:r>
     </w:p>
     <w:p>
@@ -3030,18 +3247,22 @@
         <w:jc w:val="center"/>
       </w:pPr>
       <w:r>
+        <w:rPr>
+          <w:noProof/>
+        </w:rPr>
         <w:drawing>
-          <wp:inline xmlns:a="http://schemas.openxmlformats.org/drawingml/2006/main" xmlns:pic="http://schemas.openxmlformats.org/drawingml/2006/picture">
-            <wp:extent cx="5029200" cy="1794158"/>
-            <wp:docPr id="14" name="Picture 14"/>
+          <wp:inline distT="0" distB="0" distL="0" distR="0" wp14:anchorId="1C659678" wp14:editId="004A4533">
+            <wp:extent cx="5029200" cy="1573585"/>
+            <wp:effectExtent l="0" t="0" r="0" b="0"/>
+            <wp:docPr id="16" name="Picture 16"/>
             <wp:cNvGraphicFramePr>
-              <a:graphicFrameLocks noChangeAspect="1"/>
+              <a:graphicFrameLocks xmlns:a="http://schemas.openxmlformats.org/drawingml/2006/main" noChangeAspect="1"/>
             </wp:cNvGraphicFramePr>
-            <a:graphic>
+            <a:graphic xmlns:a="http://schemas.openxmlformats.org/drawingml/2006/main">
               <a:graphicData uri="http://schemas.openxmlformats.org/drawingml/2006/picture">
-                <pic:pic>
+                <pic:pic xmlns:pic="http://schemas.openxmlformats.org/drawingml/2006/picture">
                   <pic:nvPicPr>
-                    <pic:cNvPr id="0" name="fig04_heatmap_error_by_popularity.png"/>
+                    <pic:cNvPr id="0" name="fig09_knn_sweep.png"/>
                     <pic:cNvPicPr/>
                   </pic:nvPicPr>
                   <pic:blipFill>
@@ -3053,9 +3274,11 @@
                   <pic:spPr>
                     <a:xfrm>
                       <a:off x="0" y="0"/>
-                      <a:ext cx="5029200" cy="1794158"/>
+                      <a:ext cx="5029200" cy="1573585"/>
                     </a:xfrm>
-                    <a:prstGeom prst="rect"/>
+                    <a:prstGeom prst="rect">
+                      <a:avLst/>
+                    </a:prstGeom>
                   </pic:spPr>
                 </pic:pic>
               </a:graphicData>
@@ -3072,7 +3295,7 @@
         <w:rPr>
           <w:i/>
         </w:rPr>
-        <w:t>Figura 5: Erro absoluto médio por faixa de popularidade do curso.</w:t>
+        <w:t>Figura 7: Sweep do parâmetro K para KNN item-based e user-based.</w:t>
       </w:r>
     </w:p>
     <w:p>
@@ -3080,18 +3303,23 @@
         <w:jc w:val="center"/>
       </w:pPr>
       <w:r>
+        <w:rPr>
+          <w:noProof/>
+        </w:rPr>
+        <w:lastRenderedPageBreak/>
         <w:drawing>
-          <wp:inline xmlns:a="http://schemas.openxmlformats.org/drawingml/2006/main" xmlns:pic="http://schemas.openxmlformats.org/drawingml/2006/picture">
-            <wp:extent cx="5029200" cy="2450343"/>
-            <wp:docPr id="15" name="Picture 15"/>
+          <wp:inline distT="0" distB="0" distL="0" distR="0" wp14:anchorId="3C4D7392" wp14:editId="02576ACE">
+            <wp:extent cx="5029200" cy="2587424"/>
+            <wp:effectExtent l="0" t="0" r="0" b="0"/>
+            <wp:docPr id="17" name="Picture 17"/>
             <wp:cNvGraphicFramePr>
-              <a:graphicFrameLocks noChangeAspect="1"/>
+              <a:graphicFrameLocks xmlns:a="http://schemas.openxmlformats.org/drawingml/2006/main" noChangeAspect="1"/>
             </wp:cNvGraphicFramePr>
-            <a:graphic>
+            <a:graphic xmlns:a="http://schemas.openxmlformats.org/drawingml/2006/main">
               <a:graphicData uri="http://schemas.openxmlformats.org/drawingml/2006/picture">
-                <pic:pic>
+                <pic:pic xmlns:pic="http://schemas.openxmlformats.org/drawingml/2006/picture">
                   <pic:nvPicPr>
-                    <pic:cNvPr id="0" name="fig05_precision_vs_k.png"/>
+                    <pic:cNvPr id="0" name="fig08_f1.png"/>
                     <pic:cNvPicPr/>
                   </pic:nvPicPr>
                   <pic:blipFill>
@@ -3103,9 +3331,11 @@
                   <pic:spPr>
                     <a:xfrm>
                       <a:off x="0" y="0"/>
-                      <a:ext cx="5029200" cy="2450343"/>
+                      <a:ext cx="5029200" cy="2587424"/>
                     </a:xfrm>
-                    <a:prstGeom prst="rect"/>
+                    <a:prstGeom prst="rect">
+                      <a:avLst/>
+                    </a:prstGeom>
                   </pic:spPr>
                 </pic:pic>
               </a:graphicData>
@@ -3122,7 +3352,7 @@
         <w:rPr>
           <w:i/>
         </w:rPr>
-        <w:t>Figura 6: Precisão@K em função de K para os três modelos principais.</w:t>
+        <w:t>Figura 8: F1-Score no top-K por modelo.</w:t>
       </w:r>
     </w:p>
     <w:p>
@@ -3130,18 +3360,22 @@
         <w:jc w:val="center"/>
       </w:pPr>
       <w:r>
+        <w:rPr>
+          <w:noProof/>
+        </w:rPr>
         <w:drawing>
-          <wp:inline xmlns:a="http://schemas.openxmlformats.org/drawingml/2006/main" xmlns:pic="http://schemas.openxmlformats.org/drawingml/2006/picture">
-            <wp:extent cx="5029200" cy="1573585"/>
-            <wp:docPr id="16" name="Picture 16"/>
+          <wp:inline distT="0" distB="0" distL="0" distR="0" wp14:anchorId="6EA91CA0" wp14:editId="68BC2461">
+            <wp:extent cx="5029200" cy="3545979"/>
+            <wp:effectExtent l="0" t="0" r="0" b="0"/>
+            <wp:docPr id="18" name="Picture 18"/>
             <wp:cNvGraphicFramePr>
-              <a:graphicFrameLocks noChangeAspect="1"/>
+              <a:graphicFrameLocks xmlns:a="http://schemas.openxmlformats.org/drawingml/2006/main" noChangeAspect="1"/>
             </wp:cNvGraphicFramePr>
-            <a:graphic>
+            <a:graphic xmlns:a="http://schemas.openxmlformats.org/drawingml/2006/main">
               <a:graphicData uri="http://schemas.openxmlformats.org/drawingml/2006/picture">
-                <pic:pic>
+                <pic:pic xmlns:pic="http://schemas.openxmlformats.org/drawingml/2006/picture">
                   <pic:nvPicPr>
-                    <pic:cNvPr id="0" name="fig09_knn_sweep.png"/>
+                    <pic:cNvPr id="0" name="fig07_pr_curve.png"/>
                     <pic:cNvPicPr/>
                   </pic:nvPicPr>
                   <pic:blipFill>
@@ -3153,9 +3387,11 @@
                   <pic:spPr>
                     <a:xfrm>
                       <a:off x="0" y="0"/>
-                      <a:ext cx="5029200" cy="1573585"/>
+                      <a:ext cx="5029200" cy="3545979"/>
                     </a:xfrm>
-                    <a:prstGeom prst="rect"/>
+                    <a:prstGeom prst="rect">
+                      <a:avLst/>
+                    </a:prstGeom>
                   </pic:spPr>
                 </pic:pic>
               </a:graphicData>
@@ -3172,125 +3408,29 @@
         <w:rPr>
           <w:i/>
         </w:rPr>
-        <w:t>Figura 7: Sweep do parâmetro K para KNN item-based e user-based.</w:t>
-      </w:r>
-    </w:p>
-    <w:p>
-      <w:pPr>
-        <w:jc w:val="center"/>
-      </w:pPr>
-      <w:r>
-        <w:drawing>
-          <wp:inline xmlns:a="http://schemas.openxmlformats.org/drawingml/2006/main" xmlns:pic="http://schemas.openxmlformats.org/drawingml/2006/picture">
-            <wp:extent cx="5029200" cy="2587424"/>
-            <wp:docPr id="17" name="Picture 17"/>
-            <wp:cNvGraphicFramePr>
-              <a:graphicFrameLocks noChangeAspect="1"/>
-            </wp:cNvGraphicFramePr>
-            <a:graphic>
-              <a:graphicData uri="http://schemas.openxmlformats.org/drawingml/2006/picture">
-                <pic:pic>
-                  <pic:nvPicPr>
-                    <pic:cNvPr id="0" name="fig08_f1.png"/>
-                    <pic:cNvPicPr/>
-                  </pic:nvPicPr>
-                  <pic:blipFill>
-                    <a:blip r:embed="rId19"/>
-                    <a:stretch>
-                      <a:fillRect/>
-                    </a:stretch>
-                  </pic:blipFill>
-                  <pic:spPr>
-                    <a:xfrm>
-                      <a:off x="0" y="0"/>
-                      <a:ext cx="5029200" cy="2587424"/>
-                    </a:xfrm>
-                    <a:prstGeom prst="rect"/>
-                  </pic:spPr>
-                </pic:pic>
-              </a:graphicData>
-            </a:graphic>
-          </wp:inline>
-        </w:drawing>
-      </w:r>
-    </w:p>
-    <w:p>
-      <w:pPr>
-        <w:jc w:val="center"/>
-      </w:pPr>
-      <w:r>
-        <w:rPr>
-          <w:i/>
-        </w:rPr>
-        <w:t>Figura 8: F1-Score no top-K por modelo.</w:t>
-      </w:r>
-    </w:p>
-    <w:p>
-      <w:pPr>
-        <w:jc w:val="center"/>
-      </w:pPr>
-      <w:r>
-        <w:drawing>
-          <wp:inline xmlns:a="http://schemas.openxmlformats.org/drawingml/2006/main" xmlns:pic="http://schemas.openxmlformats.org/drawingml/2006/picture">
-            <wp:extent cx="5029200" cy="3545979"/>
-            <wp:docPr id="18" name="Picture 18"/>
-            <wp:cNvGraphicFramePr>
-              <a:graphicFrameLocks noChangeAspect="1"/>
-            </wp:cNvGraphicFramePr>
-            <a:graphic>
-              <a:graphicData uri="http://schemas.openxmlformats.org/drawingml/2006/picture">
-                <pic:pic>
-                  <pic:nvPicPr>
-                    <pic:cNvPr id="0" name="fig07_pr_curve.png"/>
-                    <pic:cNvPicPr/>
-                  </pic:nvPicPr>
-                  <pic:blipFill>
-                    <a:blip r:embed="rId20"/>
-                    <a:stretch>
-                      <a:fillRect/>
-                    </a:stretch>
-                  </pic:blipFill>
-                  <pic:spPr>
-                    <a:xfrm>
-                      <a:off x="0" y="0"/>
-                      <a:ext cx="5029200" cy="3545979"/>
-                    </a:xfrm>
-                    <a:prstGeom prst="rect"/>
-                  </pic:spPr>
-                </pic:pic>
-              </a:graphicData>
-            </a:graphic>
-          </wp:inline>
-        </w:drawing>
-      </w:r>
-    </w:p>
-    <w:p>
-      <w:pPr>
-        <w:jc w:val="center"/>
-      </w:pPr>
-      <w:r>
-        <w:rPr>
-          <w:i/>
-        </w:rPr>
         <w:t>Figura 9: Curva Precision-Recall (rating ≥ 4 = relevante).</w:t>
       </w:r>
     </w:p>
     <w:p>
       <w:pPr>
         <w:pStyle w:val="Heading2"/>
-      </w:pPr>
-      <w:r>
+        <w:rPr>
+          <w:lang w:val="pt-BR"/>
+        </w:rPr>
+      </w:pPr>
+      <w:r>
+        <w:rPr>
+          <w:lang w:val="pt-BR"/>
+        </w:rPr>
         <w:t>4.7  Discussão de Resultados</w:t>
       </w:r>
     </w:p>
     <w:p>
-      <w:pPr/>
       <w:r>
         <w:t>Os resultados permitem três conclusões principais sobre o sistema de recomendação desenvolvido.</w:t>
       </w:r>
     </w:p>
     <w:p>
-      <w:pPr/>
       <w:r>
         <w:rPr>
           <w:b/>
@@ -3302,11 +3442,11 @@
       </w:r>
     </w:p>
     <w:p>
-      <w:pPr/>
       <w:r>
         <w:rPr>
           <w:b/>
         </w:rPr>
+        <w:lastRenderedPageBreak/>
         <w:t xml:space="preserve">O híbrido combina acurácia com cobertura. </w:t>
       </w:r>
       <w:r>
@@ -3314,7 +3454,6 @@
       </w:r>
     </w:p>
     <w:p>
-      <w:pPr/>
       <w:r>
         <w:rPr>
           <w:b/>
@@ -3326,7 +3465,6 @@
       </w:r>
     </w:p>
     <w:p>
-      <w:pPr/>
       <w:r>
         <w:rPr>
           <w:b/>
@@ -3334,53 +3472,62 @@
         <w:t xml:space="preserve">Limitações identificadas: </w:t>
       </w:r>
       <w:r>
-        <w:t>(1) O viés de avaliação do Coursera (95% das notas são 4 ou 5) reduz o poder discriminativo das métricas de ranking. (2) A esparsidade de 98,1% limita o número de vizinhos efetivos no KNN. (3) O modelo content-based utiliza apenas títulos — a adição de descrições e metadados ampliaria sua capacidade. (4) Colisões de nomes de avaliadores introduzem ruído que o corte de percentil mitiga parcialmente mas não elimina.</w:t>
+        <w:t xml:space="preserve">(1) O viés de avaliação do Coursera (95% das notas são 4 ou 5) reduz o poder discriminativo das métricas de ranking. (2) A esparsidade de 98,1% limita o número de vizinhos efetivos no KNN. (3) O modelo content-based utiliza apenas títulos — a adição de descrições e metadados ampliaria sua capacidade. (4) Colisões de nomes de avaliadores introduzem ruído que o corte de percentil mitiga </w:t>
+      </w:r>
+      <w:proofErr w:type="gramStart"/>
+      <w:r>
+        <w:t>parcialmente</w:t>
+      </w:r>
+      <w:proofErr w:type="gramEnd"/>
+      <w:r>
+        <w:t xml:space="preserve"> mas não elimina.</w:t>
       </w:r>
     </w:p>
     <w:p>
       <w:pPr>
         <w:pStyle w:val="Heading1"/>
-      </w:pPr>
-      <w:r>
+        <w:rPr>
+          <w:lang w:val="pt-BR"/>
+        </w:rPr>
+      </w:pPr>
+      <w:r>
+        <w:rPr>
+          <w:lang w:val="pt-BR"/>
+        </w:rPr>
         <w:t>5  CONCLUSÕES E TRABALHOS FUTUROS</w:t>
       </w:r>
     </w:p>
     <w:p>
-      <w:pPr/>
       <w:r>
         <w:t>Este projeto desenvolveu um sistema de recomendação de cursos educacionais que combina filtragem colaborativa (SVD e KNN) com filtragem baseada em conteúdo (TF-IDF) em uma arquitetura híbrida do tipo switching. O sistema foi treinado e avaliado sobre 1,45 milhão de avaliações da plataforma Coursera e implantado como aplicação web funcional com autenticação e coleta de feedback.</w:t>
       </w:r>
     </w:p>
     <w:p>
-      <w:pPr/>
       <w:r>
         <w:t>Os principais resultados obtidos são apresentados a seguir. O modelo SVD com 50 fatores latentes obteve o menor erro de predição entre os modelos puros (RMSE 0,716, MAE 0,460), superando o benchmark da literatura para KNN item-based no mesmo dataset (RMSE 0,788, reportado por Suryani et al., 2024). A otimização de K por sweep confirmou K=40 como ótimo para KNN item-based e K=150 para user-based, embora a sensibilidade ao parâmetro seja baixa em ambos os casos.</w:t>
       </w:r>
     </w:p>
     <w:p>
-      <w:pPr/>
       <w:r>
         <w:t>O modelo híbrido atingiu cobertura de 100% do conjunto de teste com RMSE de 0,686, o menor entre todos os modelos — demonstrando que a combinação de abordagens produz ganhos tanto em acurácia quanto em alcance. A implantação em Streamlit com Supabase validou a viabilidade do sistema em ambiente real, com autenticação OTP e coleta estruturada de feedback.</w:t>
       </w:r>
     </w:p>
     <w:p>
-      <w:pPr/>
       <w:r>
         <w:t>A principal contribuição técnica do projeto é a demonstração de que uma arquitetura híbrida simples (switching SVD → content → popularidade) resolve de forma eficaz o problema de cold start sem sacrificar a acurácia para usuários com histórico. A abordagem não requer modelos complexos de deep learning e pode ser implementada com bibliotecas de código aberto (Surprise, scikit-learn, Streamlit).</w:t>
       </w:r>
     </w:p>
     <w:p>
-      <w:pPr/>
       <w:r>
         <w:t>Do ponto de vista prático, o sistema demonstra que recomendação personalizada de cursos é viável mesmo com dados públicos e recursos computacionais modestos. A interface de coleta de feedback permite refinamento contínuo das recomendações à medida que novos usuários interagem com o sistema.</w:t>
       </w:r>
     </w:p>
     <w:p>
-      <w:pPr/>
       <w:r>
         <w:rPr>
           <w:b/>
         </w:rPr>
+        <w:lastRenderedPageBreak/>
         <w:t xml:space="preserve">Limitações: </w:t>
       </w:r>
       <w:r>
@@ -3388,7 +3535,6 @@
       </w:r>
     </w:p>
     <w:p>
-      <w:pPr/>
       <w:r>
         <w:rPr>
           <w:b/>
@@ -3408,75 +3554,119 @@
       </w:r>
     </w:p>
     <w:p>
-      <w:pPr/>
-      <w:r>
+      <w:pPr>
+        <w:rPr>
+          <w:lang w:val="en-US"/>
+        </w:rPr>
+      </w:pPr>
+      <w:r>
+        <w:rPr>
+          <w:lang w:val="en-US"/>
+        </w:rPr>
         <w:t>ANWAR, T.; SAMIKSHA, S. A Comprehensive Survey on Hybrid Recommendation Systems: Approaches, Applications, and Challenges. Frontiers in Computing, v. 6, 2024. DOI: 10.3389/fcomp.2024.1404391.</w:t>
       </w:r>
     </w:p>
     <w:p>
-      <w:pPr/>
-      <w:r>
+      <w:pPr>
+        <w:rPr>
+          <w:lang w:val="en-US"/>
+        </w:rPr>
+      </w:pPr>
+      <w:r>
+        <w:rPr>
+          <w:lang w:val="en-US"/>
+        </w:rPr>
         <w:t>JENA, K. K. et al. E-Learning Course Recommender System Using Collaborative Filtering Models. Electronics, v. 12, n. 1, p. 157, 2023. DOI: 10.3390/electronics12010157.</w:t>
       </w:r>
     </w:p>
     <w:p>
-      <w:pPr/>
-      <w:r>
+      <w:pPr>
+        <w:rPr>
+          <w:lang w:val="en-US"/>
+        </w:rPr>
+      </w:pPr>
+      <w:r>
+        <w:rPr>
+          <w:lang w:val="en-US"/>
+        </w:rPr>
         <w:t>KOREN, Y.; BELL, R.; VOLINSKY, C. Matrix Factorization Techniques for Recommender Systems. Computer, v. 42, n. 8, p. 30–37, 2009. DOI: 10.1109/MC.2009.263.</w:t>
       </w:r>
     </w:p>
     <w:p>
-      <w:pPr/>
-      <w:r>
-        <w:t>MUHAMMAD, A. Course Reviews on Coursera. Kaggle, 2020. Disponível em: https://www.kaggle.com/datasets/imuhammad/course-reviews-on-coursera. Acesso em: 15 mar. 2025.</w:t>
-      </w:r>
-    </w:p>
-    <w:p>
-      <w:pPr/>
-      <w:r>
+      <w:pPr>
+        <w:rPr>
+          <w:lang w:val="en-US"/>
+        </w:rPr>
+      </w:pPr>
+      <w:r>
+        <w:rPr>
+          <w:lang w:val="en-US"/>
+        </w:rPr>
+        <w:t xml:space="preserve">MUHAMMAD, A. Course Reviews on Coursera. </w:t>
+      </w:r>
+      <w:r>
+        <w:t xml:space="preserve">Kaggle, 2020. Disponível em: https://www.kaggle.com/datasets/imuhammad/course-reviews-on-coursera. </w:t>
+      </w:r>
+      <w:r>
+        <w:rPr>
+          <w:lang w:val="en-US"/>
+        </w:rPr>
+        <w:t>Acesso em: 15 mar. 2025.</w:t>
+      </w:r>
+    </w:p>
+    <w:p>
+      <w:pPr>
+        <w:rPr>
+          <w:lang w:val="en-US"/>
+        </w:rPr>
+      </w:pPr>
+      <w:r>
+        <w:rPr>
+          <w:lang w:val="en-US"/>
+        </w:rPr>
         <w:t>RICCI, F.; ROKACH, L.; SHAPIRA, B. Introduction to Recommender Systems Handbook. In: RICCI, F.; ROKACH, L.; SHAPIRA, B.; KANTOR, P. (org.). Recommender Systems Handbook. Boston: Springer, 2011. DOI: 10.1007/978-0-387-85820-3_1.</w:t>
       </w:r>
     </w:p>
     <w:p>
-      <w:pPr/>
-      <w:r>
-        <w:t>SURYANI, D.; PANGESTU, A.; PRADANA, M. Optimizing Item-based Collaborative Filtering for Course Recommendation: A Case Study with Coursera Data. Applied Sciences, v. 15, n. 2, p. 1075, 2024. DOI: 10.3390/applsci15021075.</w:t>
+      <w:r>
+        <w:rPr>
+          <w:lang w:val="en-US"/>
+        </w:rPr>
+        <w:t xml:space="preserve">SURYANI, D.; PANGESTU, A.; PRADANA, M. Optimizing Item-based Collaborative Filtering for Course Recommendation: A Case Study with Coursera Data. </w:t>
+      </w:r>
+      <w:r>
+        <w:t>Applied Sciences, v. 15, n. 2, p. 1075, 2024. DOI: 10.3390/applsci15021075.</w:t>
       </w:r>
     </w:p>
     <w:p>
       <w:pPr>
         <w:pStyle w:val="Heading1"/>
-      </w:pPr>
-      <w:r>
+        <w:rPr>
+          <w:lang w:val="pt-BR"/>
+        </w:rPr>
+      </w:pPr>
+      <w:r>
+        <w:rPr>
+          <w:lang w:val="pt-BR"/>
+        </w:rPr>
         <w:t>7  APÊNDICES</w:t>
       </w:r>
     </w:p>
     <w:p>
-      <w:pPr/>
+      <w:pPr>
+        <w:jc w:val="left"/>
+      </w:pPr>
       <w:r>
         <w:rPr>
           <w:b/>
         </w:rPr>
-        <w:t xml:space="preserve">Link do vídeo no YouTube: </w:t>
-      </w:r>
-      <w:r>
-        <w:t>[A ser inserido após gravação]</w:t>
-      </w:r>
-    </w:p>
-    <w:p>
-      <w:pPr/>
-      <w:r>
-        <w:rPr>
-          <w:b/>
-        </w:rPr>
         <w:t xml:space="preserve">Link para o GitHub: </w:t>
       </w:r>
       <w:r>
-        <w:t>https://github.com/ricardozuliansouza/coursera-recommender-app</w:t>
-      </w:r>
-    </w:p>
-    <w:p>
-      <w:pPr/>
+        <w:t>https://github.com/guilhermersduarte/Projeto-Aplicado3-Grupo12</w:t>
+      </w:r>
+    </w:p>
+    <w:p>
       <w:r>
         <w:rPr>
           <w:b/>
@@ -4474,6 +4664,18 @@
       <w:lang w:val="pt-BR"/>
     </w:rPr>
   </w:style>
+  <w:style w:type="character" w:styleId="UnresolvedMention">
+    <w:name w:val="Unresolved Mention"/>
+    <w:basedOn w:val="DefaultParagraphFont"/>
+    <w:uiPriority w:val="99"/>
+    <w:semiHidden/>
+    <w:unhideWhenUsed/>
+    <w:rsid w:val="00BC0B15"/>
+    <w:rPr>
+      <w:color w:val="605E5C"/>
+      <w:shd w:val="clear" w:color="auto" w:fill="E1DFDD"/>
+    </w:rPr>
+  </w:style>
 </w:styles>
 </file>
 

--- a/docs/ProjetoAplicadoIII_Etapa4_v2.docx
+++ b/docs/ProjetoAplicadoIII_Etapa4_v2.docx
@@ -684,15 +684,7 @@
       </w:r>
       <w:r>
         <w:lastRenderedPageBreak/>
-        <w:t xml:space="preserve">das recomendações. Os valores de referência disponíveis na literatura para </w:t>
-      </w:r>
-      <w:proofErr w:type="gramStart"/>
-      <w:r>
-        <w:t>o mesmo</w:t>
-      </w:r>
-      <w:proofErr w:type="gramEnd"/>
-      <w:r>
-        <w:t xml:space="preserve"> dataset Coursera — MAE de aproximadamente 0,48 e RMSE de aproximadamente 0,76 para filtragem colaborativa item-based (Suryani, Pangestu e Pradana, 2024) — servem como baseline para comparação direta com os resultados do sistema proposto.</w:t>
+        <w:t>das recomendações. Os valores de referência disponíveis na literatura para o mesmo dataset Coursera — MAE de aproximadamente 0,48 e RMSE de aproximadamente 0,76 para filtragem colaborativa item-based (Suryani, Pangestu e Pradana, 2024) — servem como baseline para comparação direta com os resultados do sistema proposto.</w:t>
       </w:r>
     </w:p>
     <w:p>
@@ -1012,15 +1004,7 @@
     </w:p>
     <w:p>
       <w:r>
-        <w:t xml:space="preserve">Os modelos foram avaliados por três métricas: RMSE (Root Mean Square Error), MAE (Mean Absolute Error) e Precisão@K, com limiar de relevância fixado em 4 estrelas. Os valores de referência na literatura para </w:t>
-      </w:r>
-      <w:proofErr w:type="gramStart"/>
-      <w:r>
-        <w:t>o mesmo</w:t>
-      </w:r>
-      <w:proofErr w:type="gramEnd"/>
-      <w:r>
-        <w:t xml:space="preserve"> dataset Coursera — MAE ≈ 0,48 e RMSE ≈ 0,76 para filtragem colaborativa item-based (Suryani, Pangestu e Pradana, 2024) — servem como baseline para comparação. Os resultados são apresentados na Seção 4.</w:t>
+        <w:t>Os modelos foram avaliados por três métricas: RMSE (Root Mean Square Error), MAE (Mean Absolute Error) e Precisão@K, com limiar de relevância fixado em 4 estrelas. Os valores de referência na literatura para o mesmo dataset Coursera — MAE ≈ 0,48 e RMSE ≈ 0,76 para filtragem colaborativa item-based (Suryani, Pangestu e Pradana, 2024) — servem como baseline para comparação. Os resultados são apresentados na Seção 4.</w:t>
       </w:r>
     </w:p>
     <w:p>
@@ -1039,15 +1023,7 @@
     </w:p>
     <w:p>
       <w:r>
-        <w:t xml:space="preserve">Para avaliar o impacto do corte de percentil no pipeline, foi conduzido um teste comparativo. O SVD foi treinado com </w:t>
-      </w:r>
-      <w:proofErr w:type="gramStart"/>
-      <w:r>
-        <w:t>os mesmos</w:t>
-      </w:r>
-      <w:proofErr w:type="gramEnd"/>
-      <w:r>
-        <w:t xml:space="preserve"> hiperparâmetros sobre uma base </w:t>
+        <w:t xml:space="preserve">Para avaliar o impacto do corte de percentil no pipeline, foi conduzido um teste comparativo. O SVD foi treinado com os mesmos hiperparâmetros sobre uma base </w:t>
       </w:r>
       <w:r>
         <w:lastRenderedPageBreak/>
@@ -3472,15 +3448,7 @@
         <w:t xml:space="preserve">Limitações identificadas: </w:t>
       </w:r>
       <w:r>
-        <w:t xml:space="preserve">(1) O viés de avaliação do Coursera (95% das notas são 4 ou 5) reduz o poder discriminativo das métricas de ranking. (2) A esparsidade de 98,1% limita o número de vizinhos efetivos no KNN. (3) O modelo content-based utiliza apenas títulos — a adição de descrições e metadados ampliaria sua capacidade. (4) Colisões de nomes de avaliadores introduzem ruído que o corte de percentil mitiga </w:t>
-      </w:r>
-      <w:proofErr w:type="gramStart"/>
-      <w:r>
-        <w:t>parcialmente</w:t>
-      </w:r>
-      <w:proofErr w:type="gramEnd"/>
-      <w:r>
-        <w:t xml:space="preserve"> mas não elimina.</w:t>
+        <w:t>(1) O viés de avaliação do Coursera (95% das notas são 4 ou 5) reduz o poder discriminativo das métricas de ranking. (2) A esparsidade de 98,1% limita o número de vizinhos efetivos no KNN. (3) O modelo content-based utiliza apenas títulos — a adição de descrições e metadados ampliaria sua capacidade. (4) Colisões de nomes de avaliadores introduzem ruído que o corte de percentil mitiga parcialmente mas não elimina.</w:t>
       </w:r>
     </w:p>
     <w:p>
@@ -3662,9 +3630,14 @@
         </w:rPr>
         <w:t xml:space="preserve">Link para o GitHub: </w:t>
       </w:r>
-      <w:r>
-        <w:t>https://github.com/guilhermersduarte/Projeto-Aplicado3-Grupo12</w:t>
-      </w:r>
+      <w:hyperlink r:id="rId19" w:history="1">
+        <w:r>
+          <w:rPr>
+            <w:rStyle w:val="Hyperlink"/>
+          </w:rPr>
+          <w:t>https://github.com/guilhermersduarte/Projeto-Aplicado3-Grupo12</w:t>
+        </w:r>
+      </w:hyperlink>
     </w:p>
     <w:p>
       <w:r>

--- a/docs/ProjetoAplicadoIII_Etapa4_v2.docx
+++ b/docs/ProjetoAplicadoIII_Etapa4_v2.docx
@@ -183,6 +183,8 @@
           <w:lang w:val="pt-BR"/>
         </w:rPr>
       </w:pPr>
+      <w:bookmarkStart w:id="0" w:name="_Toc230267815"/>
+      <w:bookmarkStart w:id="1" w:name="_Toc230267880"/>
       <w:r>
         <w:rPr>
           <w:lang w:val="pt-BR"/>
@@ -190,160 +192,2187 @@
         <w:lastRenderedPageBreak/>
         <w:t>SUMÁRIO</w:t>
       </w:r>
-    </w:p>
-    <w:p>
-      <w:r>
+      <w:bookmarkEnd w:id="0"/>
+      <w:bookmarkEnd w:id="1"/>
+    </w:p>
+    <w:bookmarkStart w:id="2" w:name="_Toc230267816" w:displacedByCustomXml="next"/>
+    <w:sdt>
+      <w:sdtPr>
+        <w:id w:val="1761491277"/>
+        <w:docPartObj>
+          <w:docPartGallery w:val="Table of Contents"/>
+          <w:docPartUnique/>
+        </w:docPartObj>
+      </w:sdtPr>
+      <w:sdtEndPr>
+        <w:rPr>
+          <w:noProof/>
+          <w:color w:val="auto"/>
+          <w:sz w:val="24"/>
+          <w:szCs w:val="24"/>
+          <w:lang w:val="pt-BR"/>
+        </w:rPr>
+      </w:sdtEndPr>
+      <w:sdtContent>
+        <w:p>
+          <w:pPr>
+            <w:pStyle w:val="Heading2"/>
+          </w:pPr>
+        </w:p>
+        <w:p>
+          <w:pPr>
+            <w:pStyle w:val="TOC1"/>
+            <w:tabs>
+              <w:tab w:val="right" w:leader="dot" w:pos="9061"/>
+            </w:tabs>
+            <w:rPr>
+              <w:rFonts w:asciiTheme="minorHAnsi" w:eastAsiaTheme="minorEastAsia" w:hAnsiTheme="minorHAnsi" w:cstheme="minorBidi"/>
+              <w:noProof/>
+              <w:kern w:val="2"/>
+              <w:lang w:val="en-US"/>
+              <w14:ligatures w14:val="standardContextual"/>
+            </w:rPr>
+          </w:pPr>
+          <w:r>
+            <w:fldChar w:fldCharType="begin"/>
+          </w:r>
+          <w:r>
+            <w:instrText xml:space="preserve"> TOC \o "1-3" \h \z \u </w:instrText>
+          </w:r>
+          <w:r>
+            <w:fldChar w:fldCharType="separate"/>
+          </w:r>
+          <w:hyperlink w:anchor="_Toc230267880" w:history="1">
+            <w:r>
+              <w:rPr>
+                <w:rStyle w:val="Hyperlink"/>
+                <w:noProof/>
+              </w:rPr>
+              <w:t>SUMÁRIO</w:t>
+            </w:r>
+            <w:r>
+              <w:rPr>
+                <w:noProof/>
+                <w:webHidden/>
+              </w:rPr>
+              <w:tab/>
+            </w:r>
+            <w:r>
+              <w:rPr>
+                <w:noProof/>
+                <w:webHidden/>
+              </w:rPr>
+              <w:fldChar w:fldCharType="begin"/>
+            </w:r>
+            <w:r>
+              <w:rPr>
+                <w:noProof/>
+                <w:webHidden/>
+              </w:rPr>
+              <w:instrText xml:space="preserve"> PAGEREF _Toc230267880 \h </w:instrText>
+            </w:r>
+            <w:r>
+              <w:rPr>
+                <w:noProof/>
+                <w:webHidden/>
+              </w:rPr>
+            </w:r>
+            <w:r>
+              <w:rPr>
+                <w:noProof/>
+                <w:webHidden/>
+              </w:rPr>
+              <w:fldChar w:fldCharType="separate"/>
+            </w:r>
+            <w:r>
+              <w:rPr>
+                <w:noProof/>
+                <w:webHidden/>
+              </w:rPr>
+              <w:t>2</w:t>
+            </w:r>
+            <w:r>
+              <w:rPr>
+                <w:noProof/>
+                <w:webHidden/>
+              </w:rPr>
+              <w:fldChar w:fldCharType="end"/>
+            </w:r>
+          </w:hyperlink>
+        </w:p>
+        <w:p>
+          <w:pPr>
+            <w:pStyle w:val="TOC1"/>
+            <w:tabs>
+              <w:tab w:val="right" w:leader="dot" w:pos="9061"/>
+            </w:tabs>
+            <w:rPr>
+              <w:rFonts w:asciiTheme="minorHAnsi" w:eastAsiaTheme="minorEastAsia" w:hAnsiTheme="minorHAnsi" w:cstheme="minorBidi"/>
+              <w:noProof/>
+              <w:kern w:val="2"/>
+              <w:lang w:val="en-US"/>
+              <w14:ligatures w14:val="standardContextual"/>
+            </w:rPr>
+          </w:pPr>
+          <w:hyperlink w:anchor="_Toc230267881" w:history="1">
+            <w:r>
+              <w:rPr>
+                <w:rStyle w:val="Hyperlink"/>
+                <w:noProof/>
+              </w:rPr>
+              <w:t>1  INTRODUÇÃO</w:t>
+            </w:r>
+            <w:r>
+              <w:rPr>
+                <w:noProof/>
+                <w:webHidden/>
+              </w:rPr>
+              <w:tab/>
+            </w:r>
+            <w:r>
+              <w:rPr>
+                <w:noProof/>
+                <w:webHidden/>
+              </w:rPr>
+              <w:fldChar w:fldCharType="begin"/>
+            </w:r>
+            <w:r>
+              <w:rPr>
+                <w:noProof/>
+                <w:webHidden/>
+              </w:rPr>
+              <w:instrText xml:space="preserve"> PAGEREF _Toc230267881 \h </w:instrText>
+            </w:r>
+            <w:r>
+              <w:rPr>
+                <w:noProof/>
+                <w:webHidden/>
+              </w:rPr>
+            </w:r>
+            <w:r>
+              <w:rPr>
+                <w:noProof/>
+                <w:webHidden/>
+              </w:rPr>
+              <w:fldChar w:fldCharType="separate"/>
+            </w:r>
+            <w:r>
+              <w:rPr>
+                <w:noProof/>
+                <w:webHidden/>
+              </w:rPr>
+              <w:t>3</w:t>
+            </w:r>
+            <w:r>
+              <w:rPr>
+                <w:noProof/>
+                <w:webHidden/>
+              </w:rPr>
+              <w:fldChar w:fldCharType="end"/>
+            </w:r>
+          </w:hyperlink>
+        </w:p>
+        <w:p>
+          <w:pPr>
+            <w:pStyle w:val="TOC2"/>
+            <w:tabs>
+              <w:tab w:val="right" w:leader="dot" w:pos="9061"/>
+            </w:tabs>
+            <w:rPr>
+              <w:rFonts w:asciiTheme="minorHAnsi" w:eastAsiaTheme="minorEastAsia" w:hAnsiTheme="minorHAnsi" w:cstheme="minorBidi"/>
+              <w:noProof/>
+              <w:kern w:val="2"/>
+              <w:lang w:val="en-US"/>
+              <w14:ligatures w14:val="standardContextual"/>
+            </w:rPr>
+          </w:pPr>
+          <w:hyperlink w:anchor="_Toc230267882" w:history="1">
+            <w:r>
+              <w:rPr>
+                <w:rStyle w:val="Hyperlink"/>
+                <w:noProof/>
+              </w:rPr>
+              <w:t>1.1  Contexto do Trabalho</w:t>
+            </w:r>
+            <w:r>
+              <w:rPr>
+                <w:noProof/>
+                <w:webHidden/>
+              </w:rPr>
+              <w:tab/>
+            </w:r>
+            <w:r>
+              <w:rPr>
+                <w:noProof/>
+                <w:webHidden/>
+              </w:rPr>
+              <w:fldChar w:fldCharType="begin"/>
+            </w:r>
+            <w:r>
+              <w:rPr>
+                <w:noProof/>
+                <w:webHidden/>
+              </w:rPr>
+              <w:instrText xml:space="preserve"> PAGEREF _Toc230267882 \h </w:instrText>
+            </w:r>
+            <w:r>
+              <w:rPr>
+                <w:noProof/>
+                <w:webHidden/>
+              </w:rPr>
+            </w:r>
+            <w:r>
+              <w:rPr>
+                <w:noProof/>
+                <w:webHidden/>
+              </w:rPr>
+              <w:fldChar w:fldCharType="separate"/>
+            </w:r>
+            <w:r>
+              <w:rPr>
+                <w:noProof/>
+                <w:webHidden/>
+              </w:rPr>
+              <w:t>3</w:t>
+            </w:r>
+            <w:r>
+              <w:rPr>
+                <w:noProof/>
+                <w:webHidden/>
+              </w:rPr>
+              <w:fldChar w:fldCharType="end"/>
+            </w:r>
+          </w:hyperlink>
+        </w:p>
+        <w:p>
+          <w:pPr>
+            <w:pStyle w:val="TOC2"/>
+            <w:tabs>
+              <w:tab w:val="right" w:leader="dot" w:pos="9061"/>
+            </w:tabs>
+            <w:rPr>
+              <w:rFonts w:asciiTheme="minorHAnsi" w:eastAsiaTheme="minorEastAsia" w:hAnsiTheme="minorHAnsi" w:cstheme="minorBidi"/>
+              <w:noProof/>
+              <w:kern w:val="2"/>
+              <w:lang w:val="en-US"/>
+              <w14:ligatures w14:val="standardContextual"/>
+            </w:rPr>
+          </w:pPr>
+          <w:hyperlink w:anchor="_Toc230267883" w:history="1">
+            <w:r>
+              <w:rPr>
+                <w:rStyle w:val="Hyperlink"/>
+                <w:noProof/>
+              </w:rPr>
+              <w:t>1.2  Motivação</w:t>
+            </w:r>
+            <w:r>
+              <w:rPr>
+                <w:noProof/>
+                <w:webHidden/>
+              </w:rPr>
+              <w:tab/>
+            </w:r>
+            <w:r>
+              <w:rPr>
+                <w:noProof/>
+                <w:webHidden/>
+              </w:rPr>
+              <w:fldChar w:fldCharType="begin"/>
+            </w:r>
+            <w:r>
+              <w:rPr>
+                <w:noProof/>
+                <w:webHidden/>
+              </w:rPr>
+              <w:instrText xml:space="preserve"> PAGEREF _Toc230267883 \h </w:instrText>
+            </w:r>
+            <w:r>
+              <w:rPr>
+                <w:noProof/>
+                <w:webHidden/>
+              </w:rPr>
+            </w:r>
+            <w:r>
+              <w:rPr>
+                <w:noProof/>
+                <w:webHidden/>
+              </w:rPr>
+              <w:fldChar w:fldCharType="separate"/>
+            </w:r>
+            <w:r>
+              <w:rPr>
+                <w:noProof/>
+                <w:webHidden/>
+              </w:rPr>
+              <w:t>3</w:t>
+            </w:r>
+            <w:r>
+              <w:rPr>
+                <w:noProof/>
+                <w:webHidden/>
+              </w:rPr>
+              <w:fldChar w:fldCharType="end"/>
+            </w:r>
+          </w:hyperlink>
+        </w:p>
+        <w:p>
+          <w:pPr>
+            <w:pStyle w:val="TOC2"/>
+            <w:tabs>
+              <w:tab w:val="right" w:leader="dot" w:pos="9061"/>
+            </w:tabs>
+            <w:rPr>
+              <w:rFonts w:asciiTheme="minorHAnsi" w:eastAsiaTheme="minorEastAsia" w:hAnsiTheme="minorHAnsi" w:cstheme="minorBidi"/>
+              <w:noProof/>
+              <w:kern w:val="2"/>
+              <w:lang w:val="en-US"/>
+              <w14:ligatures w14:val="standardContextual"/>
+            </w:rPr>
+          </w:pPr>
+          <w:hyperlink w:anchor="_Toc230267884" w:history="1">
+            <w:r>
+              <w:rPr>
+                <w:rStyle w:val="Hyperlink"/>
+                <w:noProof/>
+              </w:rPr>
+              <w:t>1.3  Justificativa</w:t>
+            </w:r>
+            <w:r>
+              <w:rPr>
+                <w:noProof/>
+                <w:webHidden/>
+              </w:rPr>
+              <w:tab/>
+            </w:r>
+            <w:r>
+              <w:rPr>
+                <w:noProof/>
+                <w:webHidden/>
+              </w:rPr>
+              <w:fldChar w:fldCharType="begin"/>
+            </w:r>
+            <w:r>
+              <w:rPr>
+                <w:noProof/>
+                <w:webHidden/>
+              </w:rPr>
+              <w:instrText xml:space="preserve"> PAGEREF _Toc230267884 \h </w:instrText>
+            </w:r>
+            <w:r>
+              <w:rPr>
+                <w:noProof/>
+                <w:webHidden/>
+              </w:rPr>
+            </w:r>
+            <w:r>
+              <w:rPr>
+                <w:noProof/>
+                <w:webHidden/>
+              </w:rPr>
+              <w:fldChar w:fldCharType="separate"/>
+            </w:r>
+            <w:r>
+              <w:rPr>
+                <w:noProof/>
+                <w:webHidden/>
+              </w:rPr>
+              <w:t>3</w:t>
+            </w:r>
+            <w:r>
+              <w:rPr>
+                <w:noProof/>
+                <w:webHidden/>
+              </w:rPr>
+              <w:fldChar w:fldCharType="end"/>
+            </w:r>
+          </w:hyperlink>
+        </w:p>
+        <w:p>
+          <w:pPr>
+            <w:pStyle w:val="TOC2"/>
+            <w:tabs>
+              <w:tab w:val="right" w:leader="dot" w:pos="9061"/>
+            </w:tabs>
+            <w:rPr>
+              <w:rFonts w:asciiTheme="minorHAnsi" w:eastAsiaTheme="minorEastAsia" w:hAnsiTheme="minorHAnsi" w:cstheme="minorBidi"/>
+              <w:noProof/>
+              <w:kern w:val="2"/>
+              <w:lang w:val="en-US"/>
+              <w14:ligatures w14:val="standardContextual"/>
+            </w:rPr>
+          </w:pPr>
+          <w:hyperlink w:anchor="_Toc230267885" w:history="1">
+            <w:r>
+              <w:rPr>
+                <w:rStyle w:val="Hyperlink"/>
+                <w:noProof/>
+              </w:rPr>
+              <w:t>1.4  Objetivos</w:t>
+            </w:r>
+            <w:r>
+              <w:rPr>
+                <w:noProof/>
+                <w:webHidden/>
+              </w:rPr>
+              <w:tab/>
+            </w:r>
+            <w:r>
+              <w:rPr>
+                <w:noProof/>
+                <w:webHidden/>
+              </w:rPr>
+              <w:fldChar w:fldCharType="begin"/>
+            </w:r>
+            <w:r>
+              <w:rPr>
+                <w:noProof/>
+                <w:webHidden/>
+              </w:rPr>
+              <w:instrText xml:space="preserve"> PAGEREF _Toc230267885 \h </w:instrText>
+            </w:r>
+            <w:r>
+              <w:rPr>
+                <w:noProof/>
+                <w:webHidden/>
+              </w:rPr>
+            </w:r>
+            <w:r>
+              <w:rPr>
+                <w:noProof/>
+                <w:webHidden/>
+              </w:rPr>
+              <w:fldChar w:fldCharType="separate"/>
+            </w:r>
+            <w:r>
+              <w:rPr>
+                <w:noProof/>
+                <w:webHidden/>
+              </w:rPr>
+              <w:t>4</w:t>
+            </w:r>
+            <w:r>
+              <w:rPr>
+                <w:noProof/>
+                <w:webHidden/>
+              </w:rPr>
+              <w:fldChar w:fldCharType="end"/>
+            </w:r>
+          </w:hyperlink>
+        </w:p>
+        <w:p>
+          <w:pPr>
+            <w:pStyle w:val="TOC1"/>
+            <w:tabs>
+              <w:tab w:val="right" w:leader="dot" w:pos="9061"/>
+            </w:tabs>
+            <w:rPr>
+              <w:rFonts w:asciiTheme="minorHAnsi" w:eastAsiaTheme="minorEastAsia" w:hAnsiTheme="minorHAnsi" w:cstheme="minorBidi"/>
+              <w:noProof/>
+              <w:kern w:val="2"/>
+              <w:lang w:val="en-US"/>
+              <w14:ligatures w14:val="standardContextual"/>
+            </w:rPr>
+          </w:pPr>
+          <w:hyperlink w:anchor="_Toc230267886" w:history="1">
+            <w:r>
+              <w:rPr>
+                <w:rStyle w:val="Hyperlink"/>
+                <w:noProof/>
+              </w:rPr>
+              <w:t>2  REFERENCIAL TEÓRICO</w:t>
+            </w:r>
+            <w:r>
+              <w:rPr>
+                <w:noProof/>
+                <w:webHidden/>
+              </w:rPr>
+              <w:tab/>
+            </w:r>
+            <w:r>
+              <w:rPr>
+                <w:noProof/>
+                <w:webHidden/>
+              </w:rPr>
+              <w:fldChar w:fldCharType="begin"/>
+            </w:r>
+            <w:r>
+              <w:rPr>
+                <w:noProof/>
+                <w:webHidden/>
+              </w:rPr>
+              <w:instrText xml:space="preserve"> PAGEREF _Toc230267886 \h </w:instrText>
+            </w:r>
+            <w:r>
+              <w:rPr>
+                <w:noProof/>
+                <w:webHidden/>
+              </w:rPr>
+            </w:r>
+            <w:r>
+              <w:rPr>
+                <w:noProof/>
+                <w:webHidden/>
+              </w:rPr>
+              <w:fldChar w:fldCharType="separate"/>
+            </w:r>
+            <w:r>
+              <w:rPr>
+                <w:noProof/>
+                <w:webHidden/>
+              </w:rPr>
+              <w:t>5</w:t>
+            </w:r>
+            <w:r>
+              <w:rPr>
+                <w:noProof/>
+                <w:webHidden/>
+              </w:rPr>
+              <w:fldChar w:fldCharType="end"/>
+            </w:r>
+          </w:hyperlink>
+        </w:p>
+        <w:p>
+          <w:pPr>
+            <w:pStyle w:val="TOC1"/>
+            <w:tabs>
+              <w:tab w:val="right" w:leader="dot" w:pos="9061"/>
+            </w:tabs>
+            <w:rPr>
+              <w:rFonts w:asciiTheme="minorHAnsi" w:eastAsiaTheme="minorEastAsia" w:hAnsiTheme="minorHAnsi" w:cstheme="minorBidi"/>
+              <w:noProof/>
+              <w:kern w:val="2"/>
+              <w:lang w:val="en-US"/>
+              <w14:ligatures w14:val="standardContextual"/>
+            </w:rPr>
+          </w:pPr>
+          <w:hyperlink w:anchor="_Toc230267887" w:history="1">
+            <w:r>
+              <w:rPr>
+                <w:rStyle w:val="Hyperlink"/>
+                <w:noProof/>
+              </w:rPr>
+              <w:t>3  METODOLOGIA</w:t>
+            </w:r>
+            <w:r>
+              <w:rPr>
+                <w:noProof/>
+                <w:webHidden/>
+              </w:rPr>
+              <w:tab/>
+            </w:r>
+            <w:r>
+              <w:rPr>
+                <w:noProof/>
+                <w:webHidden/>
+              </w:rPr>
+              <w:fldChar w:fldCharType="begin"/>
+            </w:r>
+            <w:r>
+              <w:rPr>
+                <w:noProof/>
+                <w:webHidden/>
+              </w:rPr>
+              <w:instrText xml:space="preserve"> PAGEREF _Toc230267887 \h </w:instrText>
+            </w:r>
+            <w:r>
+              <w:rPr>
+                <w:noProof/>
+                <w:webHidden/>
+              </w:rPr>
+            </w:r>
+            <w:r>
+              <w:rPr>
+                <w:noProof/>
+                <w:webHidden/>
+              </w:rPr>
+              <w:fldChar w:fldCharType="separate"/>
+            </w:r>
+            <w:r>
+              <w:rPr>
+                <w:noProof/>
+                <w:webHidden/>
+              </w:rPr>
+              <w:t>9</w:t>
+            </w:r>
+            <w:r>
+              <w:rPr>
+                <w:noProof/>
+                <w:webHidden/>
+              </w:rPr>
+              <w:fldChar w:fldCharType="end"/>
+            </w:r>
+          </w:hyperlink>
+        </w:p>
+        <w:p>
+          <w:pPr>
+            <w:pStyle w:val="TOC2"/>
+            <w:tabs>
+              <w:tab w:val="right" w:leader="dot" w:pos="9061"/>
+            </w:tabs>
+            <w:rPr>
+              <w:rFonts w:asciiTheme="minorHAnsi" w:eastAsiaTheme="minorEastAsia" w:hAnsiTheme="minorHAnsi" w:cstheme="minorBidi"/>
+              <w:noProof/>
+              <w:kern w:val="2"/>
+              <w:lang w:val="en-US"/>
+              <w14:ligatures w14:val="standardContextual"/>
+            </w:rPr>
+          </w:pPr>
+          <w:hyperlink w:anchor="_Toc230267888" w:history="1">
+            <w:r>
+              <w:rPr>
+                <w:rStyle w:val="Hyperlink"/>
+                <w:noProof/>
+              </w:rPr>
+              <w:t>3.1  Definição do Problema e Objetivos</w:t>
+            </w:r>
+            <w:r>
+              <w:rPr>
+                <w:noProof/>
+                <w:webHidden/>
+              </w:rPr>
+              <w:tab/>
+            </w:r>
+            <w:r>
+              <w:rPr>
+                <w:noProof/>
+                <w:webHidden/>
+              </w:rPr>
+              <w:fldChar w:fldCharType="begin"/>
+            </w:r>
+            <w:r>
+              <w:rPr>
+                <w:noProof/>
+                <w:webHidden/>
+              </w:rPr>
+              <w:instrText xml:space="preserve"> PAGEREF _Toc230267888 \h </w:instrText>
+            </w:r>
+            <w:r>
+              <w:rPr>
+                <w:noProof/>
+                <w:webHidden/>
+              </w:rPr>
+            </w:r>
+            <w:r>
+              <w:rPr>
+                <w:noProof/>
+                <w:webHidden/>
+              </w:rPr>
+              <w:fldChar w:fldCharType="separate"/>
+            </w:r>
+            <w:r>
+              <w:rPr>
+                <w:noProof/>
+                <w:webHidden/>
+              </w:rPr>
+              <w:t>9</w:t>
+            </w:r>
+            <w:r>
+              <w:rPr>
+                <w:noProof/>
+                <w:webHidden/>
+              </w:rPr>
+              <w:fldChar w:fldCharType="end"/>
+            </w:r>
+          </w:hyperlink>
+        </w:p>
+        <w:p>
+          <w:pPr>
+            <w:pStyle w:val="TOC2"/>
+            <w:tabs>
+              <w:tab w:val="right" w:leader="dot" w:pos="9061"/>
+            </w:tabs>
+            <w:rPr>
+              <w:rFonts w:asciiTheme="minorHAnsi" w:eastAsiaTheme="minorEastAsia" w:hAnsiTheme="minorHAnsi" w:cstheme="minorBidi"/>
+              <w:noProof/>
+              <w:kern w:val="2"/>
+              <w:lang w:val="en-US"/>
+              <w14:ligatures w14:val="standardContextual"/>
+            </w:rPr>
+          </w:pPr>
+          <w:hyperlink w:anchor="_Toc230267889" w:history="1">
+            <w:r>
+              <w:rPr>
+                <w:rStyle w:val="Hyperlink"/>
+                <w:noProof/>
+              </w:rPr>
+              <w:t>3.2  Coleta de Dados</w:t>
+            </w:r>
+            <w:r>
+              <w:rPr>
+                <w:noProof/>
+                <w:webHidden/>
+              </w:rPr>
+              <w:tab/>
+            </w:r>
+            <w:r>
+              <w:rPr>
+                <w:noProof/>
+                <w:webHidden/>
+              </w:rPr>
+              <w:fldChar w:fldCharType="begin"/>
+            </w:r>
+            <w:r>
+              <w:rPr>
+                <w:noProof/>
+                <w:webHidden/>
+              </w:rPr>
+              <w:instrText xml:space="preserve"> PAGEREF _Toc230267889 \h </w:instrText>
+            </w:r>
+            <w:r>
+              <w:rPr>
+                <w:noProof/>
+                <w:webHidden/>
+              </w:rPr>
+            </w:r>
+            <w:r>
+              <w:rPr>
+                <w:noProof/>
+                <w:webHidden/>
+              </w:rPr>
+              <w:fldChar w:fldCharType="separate"/>
+            </w:r>
+            <w:r>
+              <w:rPr>
+                <w:noProof/>
+                <w:webHidden/>
+              </w:rPr>
+              <w:t>9</w:t>
+            </w:r>
+            <w:r>
+              <w:rPr>
+                <w:noProof/>
+                <w:webHidden/>
+              </w:rPr>
+              <w:fldChar w:fldCharType="end"/>
+            </w:r>
+          </w:hyperlink>
+        </w:p>
+        <w:p>
+          <w:pPr>
+            <w:pStyle w:val="TOC2"/>
+            <w:tabs>
+              <w:tab w:val="right" w:leader="dot" w:pos="9061"/>
+            </w:tabs>
+            <w:rPr>
+              <w:rFonts w:asciiTheme="minorHAnsi" w:eastAsiaTheme="minorEastAsia" w:hAnsiTheme="minorHAnsi" w:cstheme="minorBidi"/>
+              <w:noProof/>
+              <w:kern w:val="2"/>
+              <w:lang w:val="en-US"/>
+              <w14:ligatures w14:val="standardContextual"/>
+            </w:rPr>
+          </w:pPr>
+          <w:hyperlink w:anchor="_Toc230267890" w:history="1">
+            <w:r>
+              <w:rPr>
+                <w:rStyle w:val="Hyperlink"/>
+                <w:noProof/>
+              </w:rPr>
+              <w:t>3.3  Pré-processamento e Limpeza dos Dados</w:t>
+            </w:r>
+            <w:r>
+              <w:rPr>
+                <w:noProof/>
+                <w:webHidden/>
+              </w:rPr>
+              <w:tab/>
+            </w:r>
+            <w:r>
+              <w:rPr>
+                <w:noProof/>
+                <w:webHidden/>
+              </w:rPr>
+              <w:fldChar w:fldCharType="begin"/>
+            </w:r>
+            <w:r>
+              <w:rPr>
+                <w:noProof/>
+                <w:webHidden/>
+              </w:rPr>
+              <w:instrText xml:space="preserve"> PAGEREF _Toc230267890 \h </w:instrText>
+            </w:r>
+            <w:r>
+              <w:rPr>
+                <w:noProof/>
+                <w:webHidden/>
+              </w:rPr>
+            </w:r>
+            <w:r>
+              <w:rPr>
+                <w:noProof/>
+                <w:webHidden/>
+              </w:rPr>
+              <w:fldChar w:fldCharType="separate"/>
+            </w:r>
+            <w:r>
+              <w:rPr>
+                <w:noProof/>
+                <w:webHidden/>
+              </w:rPr>
+              <w:t>10</w:t>
+            </w:r>
+            <w:r>
+              <w:rPr>
+                <w:noProof/>
+                <w:webHidden/>
+              </w:rPr>
+              <w:fldChar w:fldCharType="end"/>
+            </w:r>
+          </w:hyperlink>
+        </w:p>
+        <w:p>
+          <w:pPr>
+            <w:pStyle w:val="TOC2"/>
+            <w:tabs>
+              <w:tab w:val="right" w:leader="dot" w:pos="9061"/>
+            </w:tabs>
+            <w:rPr>
+              <w:rFonts w:asciiTheme="minorHAnsi" w:eastAsiaTheme="minorEastAsia" w:hAnsiTheme="minorHAnsi" w:cstheme="minorBidi"/>
+              <w:noProof/>
+              <w:kern w:val="2"/>
+              <w:lang w:val="en-US"/>
+              <w14:ligatures w14:val="standardContextual"/>
+            </w:rPr>
+          </w:pPr>
+          <w:hyperlink w:anchor="_Toc230267891" w:history="1">
+            <w:r>
+              <w:rPr>
+                <w:rStyle w:val="Hyperlink"/>
+                <w:noProof/>
+              </w:rPr>
+              <w:t>3.4  Divisão dos Dados</w:t>
+            </w:r>
+            <w:r>
+              <w:rPr>
+                <w:noProof/>
+                <w:webHidden/>
+              </w:rPr>
+              <w:tab/>
+            </w:r>
+            <w:r>
+              <w:rPr>
+                <w:noProof/>
+                <w:webHidden/>
+              </w:rPr>
+              <w:fldChar w:fldCharType="begin"/>
+            </w:r>
+            <w:r>
+              <w:rPr>
+                <w:noProof/>
+                <w:webHidden/>
+              </w:rPr>
+              <w:instrText xml:space="preserve"> PAGEREF _Toc230267891 \h </w:instrText>
+            </w:r>
+            <w:r>
+              <w:rPr>
+                <w:noProof/>
+                <w:webHidden/>
+              </w:rPr>
+            </w:r>
+            <w:r>
+              <w:rPr>
+                <w:noProof/>
+                <w:webHidden/>
+              </w:rPr>
+              <w:fldChar w:fldCharType="separate"/>
+            </w:r>
+            <w:r>
+              <w:rPr>
+                <w:noProof/>
+                <w:webHidden/>
+              </w:rPr>
+              <w:t>10</w:t>
+            </w:r>
+            <w:r>
+              <w:rPr>
+                <w:noProof/>
+                <w:webHidden/>
+              </w:rPr>
+              <w:fldChar w:fldCharType="end"/>
+            </w:r>
+          </w:hyperlink>
+        </w:p>
+        <w:p>
+          <w:pPr>
+            <w:pStyle w:val="TOC2"/>
+            <w:tabs>
+              <w:tab w:val="right" w:leader="dot" w:pos="9061"/>
+            </w:tabs>
+            <w:rPr>
+              <w:rFonts w:asciiTheme="minorHAnsi" w:eastAsiaTheme="minorEastAsia" w:hAnsiTheme="minorHAnsi" w:cstheme="minorBidi"/>
+              <w:noProof/>
+              <w:kern w:val="2"/>
+              <w:lang w:val="en-US"/>
+              <w14:ligatures w14:val="standardContextual"/>
+            </w:rPr>
+          </w:pPr>
+          <w:hyperlink w:anchor="_Toc230267892" w:history="1">
+            <w:r>
+              <w:rPr>
+                <w:rStyle w:val="Hyperlink"/>
+                <w:noProof/>
+              </w:rPr>
+              <w:t>3.5  Seleção e Implementação do Algoritmo</w:t>
+            </w:r>
+            <w:r>
+              <w:rPr>
+                <w:noProof/>
+                <w:webHidden/>
+              </w:rPr>
+              <w:tab/>
+            </w:r>
+            <w:r>
+              <w:rPr>
+                <w:noProof/>
+                <w:webHidden/>
+              </w:rPr>
+              <w:fldChar w:fldCharType="begin"/>
+            </w:r>
+            <w:r>
+              <w:rPr>
+                <w:noProof/>
+                <w:webHidden/>
+              </w:rPr>
+              <w:instrText xml:space="preserve"> PAGEREF _Toc230267892 \h </w:instrText>
+            </w:r>
+            <w:r>
+              <w:rPr>
+                <w:noProof/>
+                <w:webHidden/>
+              </w:rPr>
+            </w:r>
+            <w:r>
+              <w:rPr>
+                <w:noProof/>
+                <w:webHidden/>
+              </w:rPr>
+              <w:fldChar w:fldCharType="separate"/>
+            </w:r>
+            <w:r>
+              <w:rPr>
+                <w:noProof/>
+                <w:webHidden/>
+              </w:rPr>
+              <w:t>11</w:t>
+            </w:r>
+            <w:r>
+              <w:rPr>
+                <w:noProof/>
+                <w:webHidden/>
+              </w:rPr>
+              <w:fldChar w:fldCharType="end"/>
+            </w:r>
+          </w:hyperlink>
+        </w:p>
+        <w:p>
+          <w:pPr>
+            <w:pStyle w:val="TOC2"/>
+            <w:tabs>
+              <w:tab w:val="right" w:leader="dot" w:pos="9061"/>
+            </w:tabs>
+            <w:rPr>
+              <w:rFonts w:asciiTheme="minorHAnsi" w:eastAsiaTheme="minorEastAsia" w:hAnsiTheme="minorHAnsi" w:cstheme="minorBidi"/>
+              <w:noProof/>
+              <w:kern w:val="2"/>
+              <w:lang w:val="en-US"/>
+              <w14:ligatures w14:val="standardContextual"/>
+            </w:rPr>
+          </w:pPr>
+          <w:hyperlink w:anchor="_Toc230267893" w:history="1">
+            <w:r>
+              <w:rPr>
+                <w:rStyle w:val="Hyperlink"/>
+                <w:noProof/>
+              </w:rPr>
+              <w:t>3.6  Treinamento do Modelo</w:t>
+            </w:r>
+            <w:r>
+              <w:rPr>
+                <w:noProof/>
+                <w:webHidden/>
+              </w:rPr>
+              <w:tab/>
+            </w:r>
+            <w:r>
+              <w:rPr>
+                <w:noProof/>
+                <w:webHidden/>
+              </w:rPr>
+              <w:fldChar w:fldCharType="begin"/>
+            </w:r>
+            <w:r>
+              <w:rPr>
+                <w:noProof/>
+                <w:webHidden/>
+              </w:rPr>
+              <w:instrText xml:space="preserve"> PAGEREF _Toc230267893 \h </w:instrText>
+            </w:r>
+            <w:r>
+              <w:rPr>
+                <w:noProof/>
+                <w:webHidden/>
+              </w:rPr>
+            </w:r>
+            <w:r>
+              <w:rPr>
+                <w:noProof/>
+                <w:webHidden/>
+              </w:rPr>
+              <w:fldChar w:fldCharType="separate"/>
+            </w:r>
+            <w:r>
+              <w:rPr>
+                <w:noProof/>
+                <w:webHidden/>
+              </w:rPr>
+              <w:t>11</w:t>
+            </w:r>
+            <w:r>
+              <w:rPr>
+                <w:noProof/>
+                <w:webHidden/>
+              </w:rPr>
+              <w:fldChar w:fldCharType="end"/>
+            </w:r>
+          </w:hyperlink>
+        </w:p>
+        <w:p>
+          <w:pPr>
+            <w:pStyle w:val="TOC2"/>
+            <w:tabs>
+              <w:tab w:val="right" w:leader="dot" w:pos="9061"/>
+            </w:tabs>
+            <w:rPr>
+              <w:rFonts w:asciiTheme="minorHAnsi" w:eastAsiaTheme="minorEastAsia" w:hAnsiTheme="minorHAnsi" w:cstheme="minorBidi"/>
+              <w:noProof/>
+              <w:kern w:val="2"/>
+              <w:lang w:val="en-US"/>
+              <w14:ligatures w14:val="standardContextual"/>
+            </w:rPr>
+          </w:pPr>
+          <w:hyperlink w:anchor="_Toc230267894" w:history="1">
+            <w:r>
+              <w:rPr>
+                <w:rStyle w:val="Hyperlink"/>
+                <w:noProof/>
+              </w:rPr>
+              <w:t>3.7  Avaliação do Desempenho</w:t>
+            </w:r>
+            <w:r>
+              <w:rPr>
+                <w:noProof/>
+                <w:webHidden/>
+              </w:rPr>
+              <w:tab/>
+            </w:r>
+            <w:r>
+              <w:rPr>
+                <w:noProof/>
+                <w:webHidden/>
+              </w:rPr>
+              <w:fldChar w:fldCharType="begin"/>
+            </w:r>
+            <w:r>
+              <w:rPr>
+                <w:noProof/>
+                <w:webHidden/>
+              </w:rPr>
+              <w:instrText xml:space="preserve"> PAGEREF _Toc230267894 \h </w:instrText>
+            </w:r>
+            <w:r>
+              <w:rPr>
+                <w:noProof/>
+                <w:webHidden/>
+              </w:rPr>
+            </w:r>
+            <w:r>
+              <w:rPr>
+                <w:noProof/>
+                <w:webHidden/>
+              </w:rPr>
+              <w:fldChar w:fldCharType="separate"/>
+            </w:r>
+            <w:r>
+              <w:rPr>
+                <w:noProof/>
+                <w:webHidden/>
+              </w:rPr>
+              <w:t>11</w:t>
+            </w:r>
+            <w:r>
+              <w:rPr>
+                <w:noProof/>
+                <w:webHidden/>
+              </w:rPr>
+              <w:fldChar w:fldCharType="end"/>
+            </w:r>
+          </w:hyperlink>
+        </w:p>
+        <w:p>
+          <w:pPr>
+            <w:pStyle w:val="TOC2"/>
+            <w:tabs>
+              <w:tab w:val="right" w:leader="dot" w:pos="9061"/>
+            </w:tabs>
+            <w:rPr>
+              <w:rFonts w:asciiTheme="minorHAnsi" w:eastAsiaTheme="minorEastAsia" w:hAnsiTheme="minorHAnsi" w:cstheme="minorBidi"/>
+              <w:noProof/>
+              <w:kern w:val="2"/>
+              <w:lang w:val="en-US"/>
+              <w14:ligatures w14:val="standardContextual"/>
+            </w:rPr>
+          </w:pPr>
+          <w:hyperlink w:anchor="_Toc230267895" w:history="1">
+            <w:r>
+              <w:rPr>
+                <w:rStyle w:val="Hyperlink"/>
+                <w:noProof/>
+              </w:rPr>
+              <w:t>3.8  Otimização e Ajustes</w:t>
+            </w:r>
+            <w:r>
+              <w:rPr>
+                <w:noProof/>
+                <w:webHidden/>
+              </w:rPr>
+              <w:tab/>
+            </w:r>
+            <w:r>
+              <w:rPr>
+                <w:noProof/>
+                <w:webHidden/>
+              </w:rPr>
+              <w:fldChar w:fldCharType="begin"/>
+            </w:r>
+            <w:r>
+              <w:rPr>
+                <w:noProof/>
+                <w:webHidden/>
+              </w:rPr>
+              <w:instrText xml:space="preserve"> PAGEREF _Toc230267895 \h </w:instrText>
+            </w:r>
+            <w:r>
+              <w:rPr>
+                <w:noProof/>
+                <w:webHidden/>
+              </w:rPr>
+            </w:r>
+            <w:r>
+              <w:rPr>
+                <w:noProof/>
+                <w:webHidden/>
+              </w:rPr>
+              <w:fldChar w:fldCharType="separate"/>
+            </w:r>
+            <w:r>
+              <w:rPr>
+                <w:noProof/>
+                <w:webHidden/>
+              </w:rPr>
+              <w:t>11</w:t>
+            </w:r>
+            <w:r>
+              <w:rPr>
+                <w:noProof/>
+                <w:webHidden/>
+              </w:rPr>
+              <w:fldChar w:fldCharType="end"/>
+            </w:r>
+          </w:hyperlink>
+        </w:p>
+        <w:p>
+          <w:pPr>
+            <w:pStyle w:val="TOC2"/>
+            <w:tabs>
+              <w:tab w:val="right" w:leader="dot" w:pos="9061"/>
+            </w:tabs>
+            <w:rPr>
+              <w:rFonts w:asciiTheme="minorHAnsi" w:eastAsiaTheme="minorEastAsia" w:hAnsiTheme="minorHAnsi" w:cstheme="minorBidi"/>
+              <w:noProof/>
+              <w:kern w:val="2"/>
+              <w:lang w:val="en-US"/>
+              <w14:ligatures w14:val="standardContextual"/>
+            </w:rPr>
+          </w:pPr>
+          <w:hyperlink w:anchor="_Toc230267896" w:history="1">
+            <w:r>
+              <w:rPr>
+                <w:rStyle w:val="Hyperlink"/>
+                <w:noProof/>
+              </w:rPr>
+              <w:t>3.9  Implantação e Monitoramento</w:t>
+            </w:r>
+            <w:r>
+              <w:rPr>
+                <w:noProof/>
+                <w:webHidden/>
+              </w:rPr>
+              <w:tab/>
+            </w:r>
+            <w:r>
+              <w:rPr>
+                <w:noProof/>
+                <w:webHidden/>
+              </w:rPr>
+              <w:fldChar w:fldCharType="begin"/>
+            </w:r>
+            <w:r>
+              <w:rPr>
+                <w:noProof/>
+                <w:webHidden/>
+              </w:rPr>
+              <w:instrText xml:space="preserve"> PAGEREF _Toc230267896 \h </w:instrText>
+            </w:r>
+            <w:r>
+              <w:rPr>
+                <w:noProof/>
+                <w:webHidden/>
+              </w:rPr>
+            </w:r>
+            <w:r>
+              <w:rPr>
+                <w:noProof/>
+                <w:webHidden/>
+              </w:rPr>
+              <w:fldChar w:fldCharType="separate"/>
+            </w:r>
+            <w:r>
+              <w:rPr>
+                <w:noProof/>
+                <w:webHidden/>
+              </w:rPr>
+              <w:t>12</w:t>
+            </w:r>
+            <w:r>
+              <w:rPr>
+                <w:noProof/>
+                <w:webHidden/>
+              </w:rPr>
+              <w:fldChar w:fldCharType="end"/>
+            </w:r>
+          </w:hyperlink>
+        </w:p>
+        <w:p>
+          <w:pPr>
+            <w:pStyle w:val="TOC1"/>
+            <w:tabs>
+              <w:tab w:val="right" w:leader="dot" w:pos="9061"/>
+            </w:tabs>
+            <w:rPr>
+              <w:rFonts w:asciiTheme="minorHAnsi" w:eastAsiaTheme="minorEastAsia" w:hAnsiTheme="minorHAnsi" w:cstheme="minorBidi"/>
+              <w:noProof/>
+              <w:kern w:val="2"/>
+              <w:lang w:val="en-US"/>
+              <w14:ligatures w14:val="standardContextual"/>
+            </w:rPr>
+          </w:pPr>
+          <w:hyperlink w:anchor="_Toc230267897" w:history="1">
+            <w:r>
+              <w:rPr>
+                <w:rStyle w:val="Hyperlink"/>
+                <w:noProof/>
+              </w:rPr>
+              <w:t>4  RESULTADOS</w:t>
+            </w:r>
+            <w:r>
+              <w:rPr>
+                <w:noProof/>
+                <w:webHidden/>
+              </w:rPr>
+              <w:tab/>
+            </w:r>
+            <w:r>
+              <w:rPr>
+                <w:noProof/>
+                <w:webHidden/>
+              </w:rPr>
+              <w:fldChar w:fldCharType="begin"/>
+            </w:r>
+            <w:r>
+              <w:rPr>
+                <w:noProof/>
+                <w:webHidden/>
+              </w:rPr>
+              <w:instrText xml:space="preserve"> PAGEREF _Toc230267897 \h </w:instrText>
+            </w:r>
+            <w:r>
+              <w:rPr>
+                <w:noProof/>
+                <w:webHidden/>
+              </w:rPr>
+            </w:r>
+            <w:r>
+              <w:rPr>
+                <w:noProof/>
+                <w:webHidden/>
+              </w:rPr>
+              <w:fldChar w:fldCharType="separate"/>
+            </w:r>
+            <w:r>
+              <w:rPr>
+                <w:noProof/>
+                <w:webHidden/>
+              </w:rPr>
+              <w:t>13</w:t>
+            </w:r>
+            <w:r>
+              <w:rPr>
+                <w:noProof/>
+                <w:webHidden/>
+              </w:rPr>
+              <w:fldChar w:fldCharType="end"/>
+            </w:r>
+          </w:hyperlink>
+        </w:p>
+        <w:p>
+          <w:pPr>
+            <w:pStyle w:val="TOC2"/>
+            <w:tabs>
+              <w:tab w:val="right" w:leader="dot" w:pos="9061"/>
+            </w:tabs>
+            <w:rPr>
+              <w:rFonts w:asciiTheme="minorHAnsi" w:eastAsiaTheme="minorEastAsia" w:hAnsiTheme="minorHAnsi" w:cstheme="minorBidi"/>
+              <w:noProof/>
+              <w:kern w:val="2"/>
+              <w:lang w:val="en-US"/>
+              <w14:ligatures w14:val="standardContextual"/>
+            </w:rPr>
+          </w:pPr>
+          <w:hyperlink w:anchor="_Toc230267898" w:history="1">
+            <w:r>
+              <w:rPr>
+                <w:rStyle w:val="Hyperlink"/>
+                <w:noProof/>
+              </w:rPr>
+              <w:t>4.1  Métricas de Avaliação</w:t>
+            </w:r>
+            <w:r>
+              <w:rPr>
+                <w:noProof/>
+                <w:webHidden/>
+              </w:rPr>
+              <w:tab/>
+            </w:r>
+            <w:r>
+              <w:rPr>
+                <w:noProof/>
+                <w:webHidden/>
+              </w:rPr>
+              <w:fldChar w:fldCharType="begin"/>
+            </w:r>
+            <w:r>
+              <w:rPr>
+                <w:noProof/>
+                <w:webHidden/>
+              </w:rPr>
+              <w:instrText xml:space="preserve"> PAGEREF _Toc230267898 \h </w:instrText>
+            </w:r>
+            <w:r>
+              <w:rPr>
+                <w:noProof/>
+                <w:webHidden/>
+              </w:rPr>
+            </w:r>
+            <w:r>
+              <w:rPr>
+                <w:noProof/>
+                <w:webHidden/>
+              </w:rPr>
+              <w:fldChar w:fldCharType="separate"/>
+            </w:r>
+            <w:r>
+              <w:rPr>
+                <w:noProof/>
+                <w:webHidden/>
+              </w:rPr>
+              <w:t>13</w:t>
+            </w:r>
+            <w:r>
+              <w:rPr>
+                <w:noProof/>
+                <w:webHidden/>
+              </w:rPr>
+              <w:fldChar w:fldCharType="end"/>
+            </w:r>
+          </w:hyperlink>
+        </w:p>
+        <w:p>
+          <w:pPr>
+            <w:pStyle w:val="TOC2"/>
+            <w:tabs>
+              <w:tab w:val="right" w:leader="dot" w:pos="9061"/>
+            </w:tabs>
+            <w:rPr>
+              <w:rFonts w:asciiTheme="minorHAnsi" w:eastAsiaTheme="minorEastAsia" w:hAnsiTheme="minorHAnsi" w:cstheme="minorBidi"/>
+              <w:noProof/>
+              <w:kern w:val="2"/>
+              <w:lang w:val="en-US"/>
+              <w14:ligatures w14:val="standardContextual"/>
+            </w:rPr>
+          </w:pPr>
+          <w:hyperlink w:anchor="_Toc230267899" w:history="1">
+            <w:r>
+              <w:rPr>
+                <w:rStyle w:val="Hyperlink"/>
+                <w:noProof/>
+              </w:rPr>
+              <w:t>4.2  Resultados da Filtragem Colaborativa</w:t>
+            </w:r>
+            <w:r>
+              <w:rPr>
+                <w:noProof/>
+                <w:webHidden/>
+              </w:rPr>
+              <w:tab/>
+            </w:r>
+            <w:r>
+              <w:rPr>
+                <w:noProof/>
+                <w:webHidden/>
+              </w:rPr>
+              <w:fldChar w:fldCharType="begin"/>
+            </w:r>
+            <w:r>
+              <w:rPr>
+                <w:noProof/>
+                <w:webHidden/>
+              </w:rPr>
+              <w:instrText xml:space="preserve"> PAGEREF _Toc230267899 \h </w:instrText>
+            </w:r>
+            <w:r>
+              <w:rPr>
+                <w:noProof/>
+                <w:webHidden/>
+              </w:rPr>
+            </w:r>
+            <w:r>
+              <w:rPr>
+                <w:noProof/>
+                <w:webHidden/>
+              </w:rPr>
+              <w:fldChar w:fldCharType="separate"/>
+            </w:r>
+            <w:r>
+              <w:rPr>
+                <w:noProof/>
+                <w:webHidden/>
+              </w:rPr>
+              <w:t>13</w:t>
+            </w:r>
+            <w:r>
+              <w:rPr>
+                <w:noProof/>
+                <w:webHidden/>
+              </w:rPr>
+              <w:fldChar w:fldCharType="end"/>
+            </w:r>
+          </w:hyperlink>
+        </w:p>
+        <w:p>
+          <w:pPr>
+            <w:pStyle w:val="TOC2"/>
+            <w:tabs>
+              <w:tab w:val="right" w:leader="dot" w:pos="9061"/>
+            </w:tabs>
+            <w:rPr>
+              <w:rFonts w:asciiTheme="minorHAnsi" w:eastAsiaTheme="minorEastAsia" w:hAnsiTheme="minorHAnsi" w:cstheme="minorBidi"/>
+              <w:noProof/>
+              <w:kern w:val="2"/>
+              <w:lang w:val="en-US"/>
+              <w14:ligatures w14:val="standardContextual"/>
+            </w:rPr>
+          </w:pPr>
+          <w:hyperlink w:anchor="_Toc230267900" w:history="1">
+            <w:r>
+              <w:rPr>
+                <w:rStyle w:val="Hyperlink"/>
+                <w:noProof/>
+              </w:rPr>
+              <w:t>4.3  Otimização de Hiperparâmetros</w:t>
+            </w:r>
+            <w:r>
+              <w:rPr>
+                <w:noProof/>
+                <w:webHidden/>
+              </w:rPr>
+              <w:tab/>
+            </w:r>
+            <w:r>
+              <w:rPr>
+                <w:noProof/>
+                <w:webHidden/>
+              </w:rPr>
+              <w:fldChar w:fldCharType="begin"/>
+            </w:r>
+            <w:r>
+              <w:rPr>
+                <w:noProof/>
+                <w:webHidden/>
+              </w:rPr>
+              <w:instrText xml:space="preserve"> PAGEREF _Toc230267900 \h </w:instrText>
+            </w:r>
+            <w:r>
+              <w:rPr>
+                <w:noProof/>
+                <w:webHidden/>
+              </w:rPr>
+            </w:r>
+            <w:r>
+              <w:rPr>
+                <w:noProof/>
+                <w:webHidden/>
+              </w:rPr>
+              <w:fldChar w:fldCharType="separate"/>
+            </w:r>
+            <w:r>
+              <w:rPr>
+                <w:noProof/>
+                <w:webHidden/>
+              </w:rPr>
+              <w:t>14</w:t>
+            </w:r>
+            <w:r>
+              <w:rPr>
+                <w:noProof/>
+                <w:webHidden/>
+              </w:rPr>
+              <w:fldChar w:fldCharType="end"/>
+            </w:r>
+          </w:hyperlink>
+        </w:p>
+        <w:p>
+          <w:pPr>
+            <w:pStyle w:val="TOC2"/>
+            <w:tabs>
+              <w:tab w:val="right" w:leader="dot" w:pos="9061"/>
+            </w:tabs>
+            <w:rPr>
+              <w:rFonts w:asciiTheme="minorHAnsi" w:eastAsiaTheme="minorEastAsia" w:hAnsiTheme="minorHAnsi" w:cstheme="minorBidi"/>
+              <w:noProof/>
+              <w:kern w:val="2"/>
+              <w:lang w:val="en-US"/>
+              <w14:ligatures w14:val="standardContextual"/>
+            </w:rPr>
+          </w:pPr>
+          <w:hyperlink w:anchor="_Toc230267901" w:history="1">
+            <w:r>
+              <w:rPr>
+                <w:rStyle w:val="Hyperlink"/>
+                <w:noProof/>
+              </w:rPr>
+              <w:t>4.4  Comparação com Baselines</w:t>
+            </w:r>
+            <w:r>
+              <w:rPr>
+                <w:noProof/>
+                <w:webHidden/>
+              </w:rPr>
+              <w:tab/>
+            </w:r>
+            <w:r>
+              <w:rPr>
+                <w:noProof/>
+                <w:webHidden/>
+              </w:rPr>
+              <w:fldChar w:fldCharType="begin"/>
+            </w:r>
+            <w:r>
+              <w:rPr>
+                <w:noProof/>
+                <w:webHidden/>
+              </w:rPr>
+              <w:instrText xml:space="preserve"> PAGEREF _Toc230267901 \h </w:instrText>
+            </w:r>
+            <w:r>
+              <w:rPr>
+                <w:noProof/>
+                <w:webHidden/>
+              </w:rPr>
+            </w:r>
+            <w:r>
+              <w:rPr>
+                <w:noProof/>
+                <w:webHidden/>
+              </w:rPr>
+              <w:fldChar w:fldCharType="separate"/>
+            </w:r>
+            <w:r>
+              <w:rPr>
+                <w:noProof/>
+                <w:webHidden/>
+              </w:rPr>
+              <w:t>14</w:t>
+            </w:r>
+            <w:r>
+              <w:rPr>
+                <w:noProof/>
+                <w:webHidden/>
+              </w:rPr>
+              <w:fldChar w:fldCharType="end"/>
+            </w:r>
+          </w:hyperlink>
+        </w:p>
+        <w:p>
+          <w:pPr>
+            <w:pStyle w:val="TOC2"/>
+            <w:tabs>
+              <w:tab w:val="right" w:leader="dot" w:pos="9061"/>
+            </w:tabs>
+            <w:rPr>
+              <w:rFonts w:asciiTheme="minorHAnsi" w:eastAsiaTheme="minorEastAsia" w:hAnsiTheme="minorHAnsi" w:cstheme="minorBidi"/>
+              <w:noProof/>
+              <w:kern w:val="2"/>
+              <w:lang w:val="en-US"/>
+              <w14:ligatures w14:val="standardContextual"/>
+            </w:rPr>
+          </w:pPr>
+          <w:hyperlink w:anchor="_Toc230267902" w:history="1">
+            <w:r>
+              <w:rPr>
+                <w:rStyle w:val="Hyperlink"/>
+                <w:noProof/>
+              </w:rPr>
+              <w:t>4.5  Análise do Modelo Híbrido</w:t>
+            </w:r>
+            <w:r>
+              <w:rPr>
+                <w:noProof/>
+                <w:webHidden/>
+              </w:rPr>
+              <w:tab/>
+            </w:r>
+            <w:r>
+              <w:rPr>
+                <w:noProof/>
+                <w:webHidden/>
+              </w:rPr>
+              <w:fldChar w:fldCharType="begin"/>
+            </w:r>
+            <w:r>
+              <w:rPr>
+                <w:noProof/>
+                <w:webHidden/>
+              </w:rPr>
+              <w:instrText xml:space="preserve"> PAGEREF _Toc230267902 \h </w:instrText>
+            </w:r>
+            <w:r>
+              <w:rPr>
+                <w:noProof/>
+                <w:webHidden/>
+              </w:rPr>
+            </w:r>
+            <w:r>
+              <w:rPr>
+                <w:noProof/>
+                <w:webHidden/>
+              </w:rPr>
+              <w:fldChar w:fldCharType="separate"/>
+            </w:r>
+            <w:r>
+              <w:rPr>
+                <w:noProof/>
+                <w:webHidden/>
+              </w:rPr>
+              <w:t>15</w:t>
+            </w:r>
+            <w:r>
+              <w:rPr>
+                <w:noProof/>
+                <w:webHidden/>
+              </w:rPr>
+              <w:fldChar w:fldCharType="end"/>
+            </w:r>
+          </w:hyperlink>
+        </w:p>
+        <w:p>
+          <w:pPr>
+            <w:pStyle w:val="TOC2"/>
+            <w:tabs>
+              <w:tab w:val="right" w:leader="dot" w:pos="9061"/>
+            </w:tabs>
+            <w:rPr>
+              <w:rFonts w:asciiTheme="minorHAnsi" w:eastAsiaTheme="minorEastAsia" w:hAnsiTheme="minorHAnsi" w:cstheme="minorBidi"/>
+              <w:noProof/>
+              <w:kern w:val="2"/>
+              <w:lang w:val="en-US"/>
+              <w14:ligatures w14:val="standardContextual"/>
+            </w:rPr>
+          </w:pPr>
+          <w:hyperlink w:anchor="_Toc230267903" w:history="1">
+            <w:r>
+              <w:rPr>
+                <w:rStyle w:val="Hyperlink"/>
+                <w:noProof/>
+              </w:rPr>
+              <w:t>4.6  Gráficos e Visualizações</w:t>
+            </w:r>
+            <w:r>
+              <w:rPr>
+                <w:noProof/>
+                <w:webHidden/>
+              </w:rPr>
+              <w:tab/>
+            </w:r>
+            <w:r>
+              <w:rPr>
+                <w:noProof/>
+                <w:webHidden/>
+              </w:rPr>
+              <w:fldChar w:fldCharType="begin"/>
+            </w:r>
+            <w:r>
+              <w:rPr>
+                <w:noProof/>
+                <w:webHidden/>
+              </w:rPr>
+              <w:instrText xml:space="preserve"> PAGEREF _Toc230267903 \h </w:instrText>
+            </w:r>
+            <w:r>
+              <w:rPr>
+                <w:noProof/>
+                <w:webHidden/>
+              </w:rPr>
+            </w:r>
+            <w:r>
+              <w:rPr>
+                <w:noProof/>
+                <w:webHidden/>
+              </w:rPr>
+              <w:fldChar w:fldCharType="separate"/>
+            </w:r>
+            <w:r>
+              <w:rPr>
+                <w:noProof/>
+                <w:webHidden/>
+              </w:rPr>
+              <w:t>15</w:t>
+            </w:r>
+            <w:r>
+              <w:rPr>
+                <w:noProof/>
+                <w:webHidden/>
+              </w:rPr>
+              <w:fldChar w:fldCharType="end"/>
+            </w:r>
+          </w:hyperlink>
+        </w:p>
+        <w:p>
+          <w:pPr>
+            <w:pStyle w:val="TOC2"/>
+            <w:tabs>
+              <w:tab w:val="right" w:leader="dot" w:pos="9061"/>
+            </w:tabs>
+            <w:rPr>
+              <w:rFonts w:asciiTheme="minorHAnsi" w:eastAsiaTheme="minorEastAsia" w:hAnsiTheme="minorHAnsi" w:cstheme="minorBidi"/>
+              <w:noProof/>
+              <w:kern w:val="2"/>
+              <w:lang w:val="en-US"/>
+              <w14:ligatures w14:val="standardContextual"/>
+            </w:rPr>
+          </w:pPr>
+          <w:hyperlink w:anchor="_Toc230267904" w:history="1">
+            <w:r>
+              <w:rPr>
+                <w:rStyle w:val="Hyperlink"/>
+                <w:noProof/>
+              </w:rPr>
+              <w:t>4.7  Discussão de Resultados</w:t>
+            </w:r>
+            <w:r>
+              <w:rPr>
+                <w:noProof/>
+                <w:webHidden/>
+              </w:rPr>
+              <w:tab/>
+            </w:r>
+            <w:r>
+              <w:rPr>
+                <w:noProof/>
+                <w:webHidden/>
+              </w:rPr>
+              <w:fldChar w:fldCharType="begin"/>
+            </w:r>
+            <w:r>
+              <w:rPr>
+                <w:noProof/>
+                <w:webHidden/>
+              </w:rPr>
+              <w:instrText xml:space="preserve"> PAGEREF _Toc230267904 \h </w:instrText>
+            </w:r>
+            <w:r>
+              <w:rPr>
+                <w:noProof/>
+                <w:webHidden/>
+              </w:rPr>
+            </w:r>
+            <w:r>
+              <w:rPr>
+                <w:noProof/>
+                <w:webHidden/>
+              </w:rPr>
+              <w:fldChar w:fldCharType="separate"/>
+            </w:r>
+            <w:r>
+              <w:rPr>
+                <w:noProof/>
+                <w:webHidden/>
+              </w:rPr>
+              <w:t>18</w:t>
+            </w:r>
+            <w:r>
+              <w:rPr>
+                <w:noProof/>
+                <w:webHidden/>
+              </w:rPr>
+              <w:fldChar w:fldCharType="end"/>
+            </w:r>
+          </w:hyperlink>
+        </w:p>
+        <w:p>
+          <w:pPr>
+            <w:pStyle w:val="TOC1"/>
+            <w:tabs>
+              <w:tab w:val="right" w:leader="dot" w:pos="9061"/>
+            </w:tabs>
+            <w:rPr>
+              <w:rFonts w:asciiTheme="minorHAnsi" w:eastAsiaTheme="minorEastAsia" w:hAnsiTheme="minorHAnsi" w:cstheme="minorBidi"/>
+              <w:noProof/>
+              <w:kern w:val="2"/>
+              <w:lang w:val="en-US"/>
+              <w14:ligatures w14:val="standardContextual"/>
+            </w:rPr>
+          </w:pPr>
+          <w:hyperlink w:anchor="_Toc230267905" w:history="1">
+            <w:r>
+              <w:rPr>
+                <w:rStyle w:val="Hyperlink"/>
+                <w:noProof/>
+              </w:rPr>
+              <w:t>5  CONCLUSÕES E TRABALHOS FUTUROS</w:t>
+            </w:r>
+            <w:r>
+              <w:rPr>
+                <w:noProof/>
+                <w:webHidden/>
+              </w:rPr>
+              <w:tab/>
+            </w:r>
+            <w:r>
+              <w:rPr>
+                <w:noProof/>
+                <w:webHidden/>
+              </w:rPr>
+              <w:fldChar w:fldCharType="begin"/>
+            </w:r>
+            <w:r>
+              <w:rPr>
+                <w:noProof/>
+                <w:webHidden/>
+              </w:rPr>
+              <w:instrText xml:space="preserve"> PAGEREF _Toc230267905 \h </w:instrText>
+            </w:r>
+            <w:r>
+              <w:rPr>
+                <w:noProof/>
+                <w:webHidden/>
+              </w:rPr>
+            </w:r>
+            <w:r>
+              <w:rPr>
+                <w:noProof/>
+                <w:webHidden/>
+              </w:rPr>
+              <w:fldChar w:fldCharType="separate"/>
+            </w:r>
+            <w:r>
+              <w:rPr>
+                <w:noProof/>
+                <w:webHidden/>
+              </w:rPr>
+              <w:t>19</w:t>
+            </w:r>
+            <w:r>
+              <w:rPr>
+                <w:noProof/>
+                <w:webHidden/>
+              </w:rPr>
+              <w:fldChar w:fldCharType="end"/>
+            </w:r>
+          </w:hyperlink>
+        </w:p>
+        <w:p>
+          <w:pPr>
+            <w:pStyle w:val="TOC1"/>
+            <w:tabs>
+              <w:tab w:val="right" w:leader="dot" w:pos="9061"/>
+            </w:tabs>
+            <w:rPr>
+              <w:rFonts w:asciiTheme="minorHAnsi" w:eastAsiaTheme="minorEastAsia" w:hAnsiTheme="minorHAnsi" w:cstheme="minorBidi"/>
+              <w:noProof/>
+              <w:kern w:val="2"/>
+              <w:lang w:val="en-US"/>
+              <w14:ligatures w14:val="standardContextual"/>
+            </w:rPr>
+          </w:pPr>
+          <w:hyperlink w:anchor="_Toc230267906" w:history="1">
+            <w:r>
+              <w:rPr>
+                <w:rStyle w:val="Hyperlink"/>
+                <w:noProof/>
+              </w:rPr>
+              <w:t>6  REFERÊNCIAS</w:t>
+            </w:r>
+            <w:r>
+              <w:rPr>
+                <w:noProof/>
+                <w:webHidden/>
+              </w:rPr>
+              <w:tab/>
+            </w:r>
+            <w:r>
+              <w:rPr>
+                <w:noProof/>
+                <w:webHidden/>
+              </w:rPr>
+              <w:fldChar w:fldCharType="begin"/>
+            </w:r>
+            <w:r>
+              <w:rPr>
+                <w:noProof/>
+                <w:webHidden/>
+              </w:rPr>
+              <w:instrText xml:space="preserve"> PAGEREF _Toc230267906 \h </w:instrText>
+            </w:r>
+            <w:r>
+              <w:rPr>
+                <w:noProof/>
+                <w:webHidden/>
+              </w:rPr>
+            </w:r>
+            <w:r>
+              <w:rPr>
+                <w:noProof/>
+                <w:webHidden/>
+              </w:rPr>
+              <w:fldChar w:fldCharType="separate"/>
+            </w:r>
+            <w:r>
+              <w:rPr>
+                <w:noProof/>
+                <w:webHidden/>
+              </w:rPr>
+              <w:t>21</w:t>
+            </w:r>
+            <w:r>
+              <w:rPr>
+                <w:noProof/>
+                <w:webHidden/>
+              </w:rPr>
+              <w:fldChar w:fldCharType="end"/>
+            </w:r>
+          </w:hyperlink>
+        </w:p>
+        <w:p>
+          <w:pPr>
+            <w:pStyle w:val="TOC1"/>
+            <w:tabs>
+              <w:tab w:val="right" w:leader="dot" w:pos="9061"/>
+            </w:tabs>
+            <w:rPr>
+              <w:rFonts w:asciiTheme="minorHAnsi" w:eastAsiaTheme="minorEastAsia" w:hAnsiTheme="minorHAnsi" w:cstheme="minorBidi"/>
+              <w:noProof/>
+              <w:kern w:val="2"/>
+              <w:lang w:val="en-US"/>
+              <w14:ligatures w14:val="standardContextual"/>
+            </w:rPr>
+          </w:pPr>
+          <w:hyperlink w:anchor="_Toc230267907" w:history="1">
+            <w:r>
+              <w:rPr>
+                <w:rStyle w:val="Hyperlink"/>
+                <w:noProof/>
+              </w:rPr>
+              <w:t>7  APÊNDICES</w:t>
+            </w:r>
+            <w:r>
+              <w:rPr>
+                <w:noProof/>
+                <w:webHidden/>
+              </w:rPr>
+              <w:tab/>
+            </w:r>
+            <w:r>
+              <w:rPr>
+                <w:noProof/>
+                <w:webHidden/>
+              </w:rPr>
+              <w:fldChar w:fldCharType="begin"/>
+            </w:r>
+            <w:r>
+              <w:rPr>
+                <w:noProof/>
+                <w:webHidden/>
+              </w:rPr>
+              <w:instrText xml:space="preserve"> PAGEREF _Toc230267907 \h </w:instrText>
+            </w:r>
+            <w:r>
+              <w:rPr>
+                <w:noProof/>
+                <w:webHidden/>
+              </w:rPr>
+            </w:r>
+            <w:r>
+              <w:rPr>
+                <w:noProof/>
+                <w:webHidden/>
+              </w:rPr>
+              <w:fldChar w:fldCharType="separate"/>
+            </w:r>
+            <w:r>
+              <w:rPr>
+                <w:noProof/>
+                <w:webHidden/>
+              </w:rPr>
+              <w:t>21</w:t>
+            </w:r>
+            <w:r>
+              <w:rPr>
+                <w:noProof/>
+                <w:webHidden/>
+              </w:rPr>
+              <w:fldChar w:fldCharType="end"/>
+            </w:r>
+          </w:hyperlink>
+        </w:p>
+        <w:p>
+          <w:r>
+            <w:rPr>
+              <w:b/>
+              <w:bCs/>
+              <w:noProof/>
+            </w:rPr>
+            <w:fldChar w:fldCharType="end"/>
+          </w:r>
+        </w:p>
+      </w:sdtContent>
+    </w:sdt>
+    <w:p>
+      <w:pPr>
+        <w:pStyle w:val="Heading1"/>
+        <w:rPr>
+          <w:b w:val="0"/>
+          <w:bCs w:val="0"/>
+          <w:color w:val="auto"/>
+          <w:sz w:val="22"/>
+          <w:szCs w:val="22"/>
+          <w:lang w:val="pt-BR"/>
+        </w:rPr>
+      </w:pPr>
+      <w:r>
+        <w:rPr>
+          <w:b w:val="0"/>
+          <w:bCs w:val="0"/>
+          <w:color w:val="auto"/>
+          <w:sz w:val="22"/>
+          <w:szCs w:val="22"/>
+          <w:lang w:val="pt-BR"/>
+        </w:rPr>
+        <w:br w:type="page"/>
+      </w:r>
+    </w:p>
+    <w:p>
+      <w:pPr>
+        <w:pStyle w:val="Heading1"/>
+        <w:rPr>
+          <w:b w:val="0"/>
+          <w:bCs w:val="0"/>
+          <w:color w:val="auto"/>
+          <w:sz w:val="22"/>
+          <w:szCs w:val="22"/>
+          <w:lang w:val="pt-BR"/>
+        </w:rPr>
+      </w:pPr>
+    </w:p>
+    <w:p>
+      <w:pPr>
+        <w:pStyle w:val="Heading1"/>
+        <w:rPr>
+          <w:lang w:val="pt-BR"/>
+        </w:rPr>
+      </w:pPr>
+      <w:bookmarkStart w:id="3" w:name="_Toc230267881"/>
+      <w:r>
+        <w:rPr>
+          <w:lang w:val="pt-BR"/>
+        </w:rPr>
         <w:t>1  INTRODUÇÃO</w:t>
       </w:r>
-    </w:p>
-    <w:p>
-      <w:r>
-        <w:t xml:space="preserve">   1.1  Contexto do Trabalho</w:t>
-      </w:r>
-    </w:p>
-    <w:p>
-      <w:r>
-        <w:t xml:space="preserve">   1.2  Motivação</w:t>
-      </w:r>
-    </w:p>
-    <w:p>
-      <w:r>
-        <w:t xml:space="preserve">   1.3  Justificativa</w:t>
-      </w:r>
-    </w:p>
-    <w:p>
-      <w:r>
-        <w:t xml:space="preserve">   1.4  Objetivos</w:t>
-      </w:r>
-    </w:p>
-    <w:p>
-      <w:r>
-        <w:t>2  REFERENCIAL TEÓRICO</w:t>
-      </w:r>
-    </w:p>
-    <w:p>
-      <w:r>
-        <w:t>3  METODOLOGIA</w:t>
-      </w:r>
-    </w:p>
-    <w:p>
-      <w:r>
-        <w:t xml:space="preserve">   3.1  Definição do Problema e Objetivos</w:t>
-      </w:r>
-    </w:p>
-    <w:p>
-      <w:r>
-        <w:t xml:space="preserve">   3.2  Coleta de Dados</w:t>
-      </w:r>
-    </w:p>
-    <w:p>
-      <w:r>
-        <w:t xml:space="preserve">   3.3  Pré-processamento e Limpeza dos Dados</w:t>
-      </w:r>
-    </w:p>
-    <w:p>
-      <w:r>
-        <w:t xml:space="preserve">   3.4  Divisão dos Dados</w:t>
-      </w:r>
-    </w:p>
-    <w:p>
-      <w:r>
-        <w:t xml:space="preserve">   3.5  Seleção e Implementação do Algoritmo</w:t>
-      </w:r>
-    </w:p>
-    <w:p>
-      <w:r>
-        <w:t xml:space="preserve">   3.6  Treinamento do Modelo</w:t>
-      </w:r>
-    </w:p>
-    <w:p>
-      <w:r>
-        <w:t xml:space="preserve">   3.7  Avaliação do Desempenho</w:t>
-      </w:r>
-    </w:p>
-    <w:p>
-      <w:r>
-        <w:t xml:space="preserve">   3.8  Otimização e Ajustes</w:t>
-      </w:r>
-    </w:p>
-    <w:p>
-      <w:r>
-        <w:t xml:space="preserve">   3.9  Implantação e Monitoramento</w:t>
-      </w:r>
-    </w:p>
-    <w:p>
-      <w:r>
-        <w:t>4  RESULTADOS</w:t>
-      </w:r>
-    </w:p>
-    <w:p>
-      <w:r>
-        <w:t xml:space="preserve">   4.1  Métricas de Avaliação</w:t>
-      </w:r>
-    </w:p>
-    <w:p>
-      <w:r>
-        <w:t xml:space="preserve">   4.2  Resultados da Filtragem Colaborativa</w:t>
-      </w:r>
-    </w:p>
-    <w:p>
-      <w:r>
-        <w:t xml:space="preserve">   4.3  Otimização de Hiperparâmetros</w:t>
-      </w:r>
-    </w:p>
-    <w:p>
-      <w:r>
-        <w:t xml:space="preserve">   4.4  Comparação com Baselines</w:t>
-      </w:r>
-    </w:p>
-    <w:p>
-      <w:r>
-        <w:t xml:space="preserve">   4.5  Análise do Modelo Híbrido</w:t>
-      </w:r>
-    </w:p>
-    <w:p>
-      <w:r>
-        <w:t xml:space="preserve">   4.6  Gráficos e Visualizações</w:t>
-      </w:r>
-    </w:p>
-    <w:p>
-      <w:r>
-        <w:t xml:space="preserve">   4.7  Discussão de Resultados</w:t>
-      </w:r>
-    </w:p>
-    <w:p>
-      <w:r>
-        <w:t>5  CONCLUSÕES E TRABALHOS FUTUROS</w:t>
-      </w:r>
-    </w:p>
-    <w:p>
-      <w:r>
-        <w:t>6  REFERÊNCIAS</w:t>
-      </w:r>
-    </w:p>
-    <w:p>
-      <w:r>
-        <w:lastRenderedPageBreak/>
-        <w:t>7  APÊNDICES</w:t>
-      </w:r>
-    </w:p>
-    <w:p>
-      <w:pPr>
-        <w:pStyle w:val="Heading1"/>
+      <w:bookmarkEnd w:id="2"/>
+      <w:bookmarkEnd w:id="3"/>
+    </w:p>
+    <w:p>
+      <w:r>
+        <w:t>Este projeto propõe o desenvolvimento de um sistema de recomendação de cursos educacionais utilizando como base de treinamento avaliações de usuários da plataforma Coursera. A partir de técnicas de filtragem colaborativa e análise de padrões de consumo de conteúdo, busca-se recomendar cursos relevantes de forma personalizada, contribuindo para democratizar o acesso ao conhecimento.</w:t>
+      </w:r>
+    </w:p>
+    <w:p>
+      <w:pPr>
+        <w:pStyle w:val="Heading2"/>
         <w:rPr>
           <w:lang w:val="pt-BR"/>
         </w:rPr>
       </w:pPr>
+      <w:bookmarkStart w:id="4" w:name="_Toc230267817"/>
+      <w:bookmarkStart w:id="5" w:name="_Toc230267882"/>
       <w:r>
         <w:rPr>
           <w:lang w:val="pt-BR"/>
         </w:rPr>
-        <w:t>1  INTRODUÇÃO</w:t>
-      </w:r>
-    </w:p>
-    <w:p>
-      <w:r>
-        <w:t>Este projeto propõe o desenvolvimento de um sistema de recomendação de cursos educacionais utilizando como base de treinamento avaliações de usuários da plataforma Coursera. A partir de técnicas de filtragem colaborativa e análise de padrões de consumo de conteúdo, busca-se recomendar cursos relevantes de forma personalizada, contribuindo para democratizar o acesso ao conhecimento.</w:t>
+        <w:t>1.1  Contexto do Trabalho</w:t>
+      </w:r>
+      <w:bookmarkEnd w:id="4"/>
+      <w:bookmarkEnd w:id="5"/>
+    </w:p>
+    <w:p>
+      <w:r>
+        <w:t xml:space="preserve">O crescimento das plataformas de ensino online transformou a forma como pessoas aprendem e desenvolvem habilidades. Plataformas como Coursera, </w:t>
+      </w:r>
+      <w:proofErr w:type="spellStart"/>
+      <w:r>
+        <w:t>edX</w:t>
+      </w:r>
+      <w:proofErr w:type="spellEnd"/>
+      <w:r>
+        <w:t xml:space="preserve"> e </w:t>
+      </w:r>
+      <w:proofErr w:type="spellStart"/>
+      <w:r>
+        <w:t>Udemy</w:t>
+      </w:r>
+      <w:proofErr w:type="spellEnd"/>
+      <w:r>
+        <w:t xml:space="preserve"> oferecem catálogos com milhares de cursos em áreas diversas e dependem de sistemas de recomendação para conectar aprendizes ao conteúdo mais adequado ao seu perfil e objetivos. Esses sistemas operam analisando o histórico de interações, avaliações e preferências dos usuários, produzindo sugestões personalizadas que aumentam o engajamento e a taxa de conclusão dos cursos.</w:t>
+      </w:r>
+    </w:p>
+    <w:p>
+      <w:r>
+        <w:t xml:space="preserve">A expansão dos </w:t>
+      </w:r>
+      <w:proofErr w:type="spellStart"/>
+      <w:r>
+        <w:t>MOOCs</w:t>
+      </w:r>
+      <w:proofErr w:type="spellEnd"/>
+      <w:r>
+        <w:t xml:space="preserve"> (</w:t>
+      </w:r>
+      <w:proofErr w:type="spellStart"/>
+      <w:r>
+        <w:t>Massive</w:t>
+      </w:r>
+      <w:proofErr w:type="spellEnd"/>
+      <w:r>
+        <w:t xml:space="preserve"> Open Online Courses) trouxe um desafio novo: a sobrecarga de informação. Com tantas opções disponíveis, o estudante frequentemente não consegue identificar qual curso atende melhor às suas necessidades e nível de conhecimento. Essa dificuldade é crítica para pessoas em situação de vulnerabilidade socioeconômica, que buscam na educação digital uma forma de requalificação e inserção no mercado de trabalho. Nesse contexto, sistemas de recomendação eficazes tornam-se ferramentas essenciais de inclusão educacional.</w:t>
       </w:r>
     </w:p>
     <w:p>
@@ -353,21 +2382,25 @@
           <w:lang w:val="pt-BR"/>
         </w:rPr>
       </w:pPr>
+      <w:bookmarkStart w:id="6" w:name="_Toc230267818"/>
+      <w:bookmarkStart w:id="7" w:name="_Toc230267883"/>
       <w:r>
         <w:rPr>
           <w:lang w:val="pt-BR"/>
         </w:rPr>
-        <w:t>1.1  Contexto do Trabalho</w:t>
-      </w:r>
-    </w:p>
-    <w:p>
-      <w:r>
-        <w:t>O crescimento das plataformas de ensino online transformou a forma como pessoas aprendem e desenvolvem habilidades. Plataformas como Coursera, edX e Udemy oferecem catálogos com milhares de cursos em áreas diversas e dependem de sistemas de recomendação para conectar aprendizes ao conteúdo mais adequado ao seu perfil e objetivos. Esses sistemas operam analisando o histórico de interações, avaliações e preferências dos usuários, produzindo sugestões personalizadas que aumentam o engajamento e a taxa de conclusão dos cursos.</w:t>
-      </w:r>
-    </w:p>
-    <w:p>
-      <w:r>
-        <w:t>A expansão dos MOOCs (Massive Open Online Courses) trouxe um desafio novo: a sobrecarga de informação. Com tantas opções disponíveis, o estudante frequentemente não consegue identificar qual curso atende melhor às suas necessidades e nível de conhecimento. Essa dificuldade é crítica para pessoas em situação de vulnerabilidade socioeconômica, que buscam na educação digital uma forma de requalificação e inserção no mercado de trabalho. Nesse contexto, sistemas de recomendação eficazes tornam-se ferramentas essenciais de inclusão educacional.</w:t>
+        <w:t>1.2  Motivação</w:t>
+      </w:r>
+      <w:bookmarkEnd w:id="6"/>
+      <w:bookmarkEnd w:id="7"/>
+    </w:p>
+    <w:p>
+      <w:r>
+        <w:t>A motivação central deste projeto é compreender, de forma prática, como sistemas de recomendação são construídos e aplicados em um contexto com impacto social direto. A área de educação digital despertou o interesse do grupo pela combinação entre a riqueza dos dados disponíveis e a diversidade de perfis de aprendizes que ela concentra — do estudante universitário ao profissional em busca de requalificação.</w:t>
+      </w:r>
+    </w:p>
+    <w:p>
+      <w:r>
+        <w:t>Além disso, sistemas de recomendação são uma das aplicações mais disseminadas de aprendizado de máquina na indústria. Estudar sua construção no domínio educacional permite ao grupo consolidar conhecimentos sobre pré-processamento de dados, modelagem e avaliação de desempenho, conectando teoria e prática.</w:t>
       </w:r>
     </w:p>
     <w:p>
@@ -377,36 +2410,16 @@
           <w:lang w:val="pt-BR"/>
         </w:rPr>
       </w:pPr>
+      <w:bookmarkStart w:id="8" w:name="_Toc230267819"/>
+      <w:bookmarkStart w:id="9" w:name="_Toc230267884"/>
       <w:r>
         <w:rPr>
           <w:lang w:val="pt-BR"/>
         </w:rPr>
-        <w:t>1.2  Motivação</w:t>
-      </w:r>
-    </w:p>
-    <w:p>
-      <w:r>
-        <w:t>A motivação central deste projeto é compreender, de forma prática, como sistemas de recomendação são construídos e aplicados em um contexto com impacto social direto. A área de educação digital despertou o interesse do grupo pela combinação entre a riqueza dos dados disponíveis e a diversidade de perfis de aprendizes que ela concentra — do estudante universitário ao profissional em busca de requalificação.</w:t>
-      </w:r>
-    </w:p>
-    <w:p>
-      <w:r>
-        <w:t>Além disso, sistemas de recomendação são uma das aplicações mais disseminadas de aprendizado de máquina na indústria. Estudar sua construção no domínio educacional permite ao grupo consolidar conhecimentos sobre pré-processamento de dados, modelagem e avaliação de desempenho, conectando teoria e prática.</w:t>
-      </w:r>
-    </w:p>
-    <w:p>
-      <w:pPr>
-        <w:pStyle w:val="Heading2"/>
-        <w:rPr>
-          <w:lang w:val="pt-BR"/>
-        </w:rPr>
-      </w:pPr>
-      <w:r>
-        <w:rPr>
-          <w:lang w:val="pt-BR"/>
-        </w:rPr>
         <w:t>1.3  Justificativa</w:t>
       </w:r>
+      <w:bookmarkEnd w:id="8"/>
+      <w:bookmarkEnd w:id="9"/>
     </w:p>
     <w:p>
       <w:r>
@@ -451,12 +2464,16 @@
           <w:lang w:val="pt-BR"/>
         </w:rPr>
       </w:pPr>
+      <w:bookmarkStart w:id="10" w:name="_Toc230267820"/>
+      <w:bookmarkStart w:id="11" w:name="_Toc230267885"/>
       <w:r>
         <w:rPr>
           <w:lang w:val="pt-BR"/>
         </w:rPr>
         <w:t>1.4  Objetivos</w:t>
       </w:r>
+      <w:bookmarkEnd w:id="10"/>
+      <w:bookmarkEnd w:id="11"/>
     </w:p>
     <w:p>
       <w:r>
@@ -546,7 +2563,21 @@
         <w:rPr>
           <w:lang w:val="pt-BR"/>
         </w:rPr>
-        <w:t>Avaliar o desempenho do modelo utilizando métricas adequadas a sistemas de recomendação, como RMSE, MAE e Precisão@K.</w:t>
+        <w:t xml:space="preserve">Avaliar o desempenho do modelo utilizando métricas adequadas a sistemas de recomendação, como RMSE, MAE e </w:t>
+      </w:r>
+      <w:proofErr w:type="spellStart"/>
+      <w:r>
+        <w:rPr>
+          <w:lang w:val="pt-BR"/>
+        </w:rPr>
+        <w:t>Precisão@K</w:t>
+      </w:r>
+      <w:proofErr w:type="spellEnd"/>
+      <w:r>
+        <w:rPr>
+          <w:lang w:val="pt-BR"/>
+        </w:rPr>
+        <w:t>.</w:t>
       </w:r>
     </w:p>
     <w:p>
@@ -580,6 +2611,8 @@
           <w:lang w:val="pt-BR"/>
         </w:rPr>
       </w:pPr>
+      <w:bookmarkStart w:id="12" w:name="_Toc230267821"/>
+      <w:bookmarkStart w:id="13" w:name="_Toc230267886"/>
       <w:r>
         <w:rPr>
           <w:lang w:val="pt-BR"/>
@@ -587,10 +2620,44 @@
         <w:lastRenderedPageBreak/>
         <w:t>2  REFERENCIAL TEÓRICO</w:t>
       </w:r>
-    </w:p>
-    <w:p>
-      <w:r>
-        <w:t>A fundamentação deste projeto se apoia em três estudos: Jena et al. (2023) e Suryani, Pangestu e Pradana (2024), que trabalham com filtragem colaborativa aplicada a cursos online, e Butmeh e Abu-Issa (2024), que investigam a abordagem híbrida em cenários de cold start em e-learning.</w:t>
+      <w:bookmarkEnd w:id="12"/>
+      <w:bookmarkEnd w:id="13"/>
+    </w:p>
+    <w:p>
+      <w:r>
+        <w:t xml:space="preserve">A fundamentação deste projeto se apoia em três estudos: Jena et al. (2023) e </w:t>
+      </w:r>
+      <w:proofErr w:type="spellStart"/>
+      <w:r>
+        <w:t>Suryani</w:t>
+      </w:r>
+      <w:proofErr w:type="spellEnd"/>
+      <w:r>
+        <w:t xml:space="preserve">, </w:t>
+      </w:r>
+      <w:proofErr w:type="spellStart"/>
+      <w:r>
+        <w:t>Pangestu</w:t>
+      </w:r>
+      <w:proofErr w:type="spellEnd"/>
+      <w:r>
+        <w:t xml:space="preserve"> e </w:t>
+      </w:r>
+      <w:proofErr w:type="spellStart"/>
+      <w:r>
+        <w:t>Pradana</w:t>
+      </w:r>
+      <w:proofErr w:type="spellEnd"/>
+      <w:r>
+        <w:t xml:space="preserve"> (2024), que trabalham com filtragem colaborativa aplicada a cursos online, e </w:t>
+      </w:r>
+      <w:proofErr w:type="spellStart"/>
+      <w:r>
+        <w:t>Butmeh</w:t>
+      </w:r>
+      <w:proofErr w:type="spellEnd"/>
+      <w:r>
+        <w:t xml:space="preserve"> e Abu-Issa (2024), que investigam a abordagem híbrida em cenários de cold start em e-learning.</w:t>
       </w:r>
     </w:p>
     <w:p>
@@ -610,26 +2677,186 @@
     </w:p>
     <w:p>
       <w:r>
-        <w:t>A filtragem colaborativa parte de uma premissa intuitiva: se dois usuários avaliaram os mesmos cursos de forma semelhante no passado, é provável que continuem concordando em cursos futuros. Essa ideia pode ser explorada de duas formas. Nos métodos baseados em memória, o sistema compara diretamente os vetores de avaliações — seja entre usuários (user-based) ou entre itens (item-based) — utilizando métricas de similaridade como o cosseno do ângulo entre os vetores. O resultado é uma lista de vizinhos mais próximos cujas avaliações são usadas para estimar a nota que o usuário daria a um item ainda não avaliado.</w:t>
-      </w:r>
-    </w:p>
-    <w:p>
-      <w:r>
-        <w:t>Nos métodos baseados em modelo, a abordagem é diferente: em vez de comparar vetores completos, a matriz de avaliações (usuário × item) é decomposta em fatores latentes de menor dimensão. A técnica mais conhecida é a SVD (Singular Value Decomposition), que representa cada usuário e cada item como um vetor em um espaço latente, onde a proximidade entre os vetores indica afinidade. Outra vertente utiliza redes neurais para capturar interações não lineares entre usuários e itens, como no caso do NCF (Neural Collaborative Filtering).</w:t>
-      </w:r>
-    </w:p>
-    <w:p>
-      <w:r>
-        <w:t xml:space="preserve">Um ponto relevante para este projeto é a escolha da métrica de similaridade na abordagem item-based. A similaridade por cosseno padrão calcula o ângulo entre dois vetores de avaliações, mas ignora o fato de que usuários diferentes têm escalas de </w:t>
+        <w:t>A filtragem colaborativa parte de uma premissa intuitiva: se dois usuários avaliaram os mesmos cursos de forma semelhante no passado, é provável que continuem concordando em cursos futuros. Essa ideia pode ser explorada de duas formas. Nos métodos baseados em memória, o sistema compara diretamente os vetores de avaliações — seja entre usuários (user-</w:t>
+      </w:r>
+      <w:proofErr w:type="spellStart"/>
+      <w:r>
+        <w:t>based</w:t>
+      </w:r>
+      <w:proofErr w:type="spellEnd"/>
+      <w:r>
+        <w:t>) ou entre itens (item-</w:t>
+      </w:r>
+      <w:proofErr w:type="spellStart"/>
+      <w:r>
+        <w:t>based</w:t>
+      </w:r>
+      <w:proofErr w:type="spellEnd"/>
+      <w:r>
+        <w:t>) — utilizando métricas de similaridade como o cosseno do ângulo entre os vetores. O resultado é uma lista de vizinhos mais próximos cujas avaliações são usadas para estimar a nota que o usuário daria a um item ainda não avaliado.</w:t>
+      </w:r>
+    </w:p>
+    <w:p>
+      <w:r>
+        <w:t xml:space="preserve">Nos métodos baseados em modelo, a abordagem é diferente: em vez de comparar vetores completos, a matriz de avaliações (usuário × item) é decomposta em fatores latentes de menor dimensão. A técnica mais conhecida é a SVD (Singular Value </w:t>
+      </w:r>
+      <w:proofErr w:type="spellStart"/>
+      <w:r>
+        <w:t>Decomposition</w:t>
+      </w:r>
+      <w:proofErr w:type="spellEnd"/>
+      <w:r>
+        <w:t xml:space="preserve">), que representa cada usuário e cada item como um vetor em um espaço latente, onde a proximidade entre os vetores indica afinidade. Outra vertente utiliza redes neurais para capturar interações não lineares entre usuários e itens, como no caso do NCF (Neural </w:t>
+      </w:r>
+      <w:proofErr w:type="spellStart"/>
+      <w:r>
+        <w:t>Collaborative</w:t>
+      </w:r>
+      <w:proofErr w:type="spellEnd"/>
+      <w:r>
+        <w:t xml:space="preserve"> </w:t>
+      </w:r>
+      <w:proofErr w:type="spellStart"/>
+      <w:r>
+        <w:t>Filtering</w:t>
+      </w:r>
+      <w:proofErr w:type="spellEnd"/>
+      <w:r>
+        <w:t>).</w:t>
+      </w:r>
+    </w:p>
+    <w:p>
+      <w:r>
+        <w:t>Um ponto relevante para este projeto é a escolha da métrica de similaridade na abordagem item-</w:t>
+      </w:r>
+      <w:proofErr w:type="spellStart"/>
+      <w:r>
+        <w:t>based</w:t>
+      </w:r>
+      <w:proofErr w:type="spellEnd"/>
+      <w:r>
+        <w:t xml:space="preserve">. A similaridade por cosseno padrão calcula o ângulo entre dois vetores de avaliações, mas ignora o fato de que usuários diferentes têm escalas de </w:t>
       </w:r>
       <w:r>
         <w:lastRenderedPageBreak/>
-        <w:t>avaliação diferentes — alguns tendem a dar notas altas para tudo, outros são mais rigorosos. A similaridade por cosseno ajustada (adjusted cosine similarity) corrige esse viés subtraindo a média de cada usuário antes do cálculo, produzindo uma medida mais fiel da concordância real entre os itens. Resultados na literatura indicam que essa correção melhora a estabilidade das predições, especialmente em ratings extremos (Suryani, Pangestu e Pradana, 2024).</w:t>
-      </w:r>
-    </w:p>
-    <w:p>
-      <w:r>
-        <w:t>Para a predição do rating de um item não avaliado, duas fórmulas são comuns. A weighted sum pondera as avaliações dos K vizinhos mais próximos pela sua similaridade com o item alvo. A adjusted weighted sum acrescenta a média do item à predição, o que compensa diferenças de popularidade entre cursos. Experimentos com o dataset Coursera mostram que a combinação adjusted weighted sum com adjusted cosine similarity e K entre 120 e 160 vizinhos oferece os menores erros de predição (Suryani, Pangestu e Pradana, 2024). Do lado dos métodos baseados em modelo, comparações entre KNN, SVD e NCF em cenários de recomendação de cursos indicam que o KNN, apesar de ser o método mais simples, pode oferecer desempenho competitivo frente a abordagens mais sofisticadas (Jena et al., 2023).</w:t>
+        <w:t>avaliação diferentes — alguns tendem a dar notas altas para tudo, outros são mais rigorosos. A similaridade por cosseno ajustada (</w:t>
+      </w:r>
+      <w:proofErr w:type="spellStart"/>
+      <w:r>
+        <w:t>adjusted</w:t>
+      </w:r>
+      <w:proofErr w:type="spellEnd"/>
+      <w:r>
+        <w:t xml:space="preserve"> </w:t>
+      </w:r>
+      <w:proofErr w:type="spellStart"/>
+      <w:r>
+        <w:t>cosine</w:t>
+      </w:r>
+      <w:proofErr w:type="spellEnd"/>
+      <w:r>
+        <w:t xml:space="preserve"> </w:t>
+      </w:r>
+      <w:proofErr w:type="spellStart"/>
+      <w:r>
+        <w:t>similarity</w:t>
+      </w:r>
+      <w:proofErr w:type="spellEnd"/>
+      <w:r>
+        <w:t>) corrige esse viés subtraindo a média de cada usuário antes do cálculo, produzindo uma medida mais fiel da concordância real entre os itens. Resultados na literatura indicam que essa correção melhora a estabilidade das predições, especialmente em ratings extremos (</w:t>
+      </w:r>
+      <w:proofErr w:type="spellStart"/>
+      <w:r>
+        <w:t>Suryani</w:t>
+      </w:r>
+      <w:proofErr w:type="spellEnd"/>
+      <w:r>
+        <w:t xml:space="preserve">, </w:t>
+      </w:r>
+      <w:proofErr w:type="spellStart"/>
+      <w:r>
+        <w:t>Pangestu</w:t>
+      </w:r>
+      <w:proofErr w:type="spellEnd"/>
+      <w:r>
+        <w:t xml:space="preserve"> e </w:t>
+      </w:r>
+      <w:proofErr w:type="spellStart"/>
+      <w:r>
+        <w:t>Pradana</w:t>
+      </w:r>
+      <w:proofErr w:type="spellEnd"/>
+      <w:r>
+        <w:t>, 2024).</w:t>
+      </w:r>
+    </w:p>
+    <w:p>
+      <w:r>
+        <w:t xml:space="preserve">Para a predição do rating de um item não avaliado, duas fórmulas são comuns. A weighted sum pondera as avaliações dos K vizinhos mais próximos pela sua similaridade com o item alvo. A </w:t>
+      </w:r>
+      <w:proofErr w:type="spellStart"/>
+      <w:r>
+        <w:t>adjusted</w:t>
+      </w:r>
+      <w:proofErr w:type="spellEnd"/>
+      <w:r>
+        <w:t xml:space="preserve"> weighted sum acrescenta a média do item à predição, o que compensa diferenças de popularidade entre cursos. Experimentos com o dataset Coursera mostram que a combinação </w:t>
+      </w:r>
+      <w:proofErr w:type="spellStart"/>
+      <w:r>
+        <w:t>adjusted</w:t>
+      </w:r>
+      <w:proofErr w:type="spellEnd"/>
+      <w:r>
+        <w:t xml:space="preserve"> weighted sum com </w:t>
+      </w:r>
+      <w:proofErr w:type="spellStart"/>
+      <w:r>
+        <w:t>adjusted</w:t>
+      </w:r>
+      <w:proofErr w:type="spellEnd"/>
+      <w:r>
+        <w:t xml:space="preserve"> </w:t>
+      </w:r>
+      <w:proofErr w:type="spellStart"/>
+      <w:r>
+        <w:t>cosine</w:t>
+      </w:r>
+      <w:proofErr w:type="spellEnd"/>
+      <w:r>
+        <w:t xml:space="preserve"> </w:t>
+      </w:r>
+      <w:proofErr w:type="spellStart"/>
+      <w:r>
+        <w:t>similarity</w:t>
+      </w:r>
+      <w:proofErr w:type="spellEnd"/>
+      <w:r>
+        <w:t xml:space="preserve"> e K entre 120 e 160 vizinhos oferece os menores erros de predição (</w:t>
+      </w:r>
+      <w:proofErr w:type="spellStart"/>
+      <w:r>
+        <w:t>Suryani</w:t>
+      </w:r>
+      <w:proofErr w:type="spellEnd"/>
+      <w:r>
+        <w:t xml:space="preserve">, </w:t>
+      </w:r>
+      <w:proofErr w:type="spellStart"/>
+      <w:r>
+        <w:t>Pangestu</w:t>
+      </w:r>
+      <w:proofErr w:type="spellEnd"/>
+      <w:r>
+        <w:t xml:space="preserve"> e </w:t>
+      </w:r>
+      <w:proofErr w:type="spellStart"/>
+      <w:r>
+        <w:t>Pradana</w:t>
+      </w:r>
+      <w:proofErr w:type="spellEnd"/>
+      <w:r>
+        <w:t>, 2024). Do lado dos métodos baseados em modelo, comparações entre KNN, SVD e NCF em cenários de recomendação de cursos indicam que o KNN, apesar de ser o método mais simples, pode oferecer desempenho competitivo frente a abordagens mais sofisticadas (Jena et al., 2023).</w:t>
       </w:r>
     </w:p>
     <w:p>
@@ -639,12 +2866,52 @@
     </w:p>
     <w:p>
       <w:r>
-        <w:t>A resposta mais comum ao cold start é a adoção de uma abordagem híbrida, que combina dois caminhos complementares: filtragem colaborativa para usuários que já possuem histórico e filtragem baseada em conteúdo para os demais. Na filtragem baseada em conteúdo, as recomendações são geradas a partir dos atributos dos próprios cursos — como título, área temática, nível de dificuldade e instituição — sem depender de avaliações prévias. Butmeh e Abu-Issa (2024) demonstram que essa combinação é particularmente eficaz em plataformas de e-learning, onde o cenário de cold start é frequente.</w:t>
-      </w:r>
-    </w:p>
-    <w:p>
-      <w:r>
-        <w:t>Existem diferentes estratégias para implementar a hibridização: switching alterna entre os dois métodos conforme a disponibilidade de dados; weighting atribui pesos a cada componente; cascading usa um método para filtrar candidatos e outro para ordenar. Para este projeto, a estratégia de switching é a mais adequada, pois o piloto prevê usuários sem qualquer histórico no Coursera, configurando um cenário de cold start total onde o componente de conteúdo precisa operar de forma autônoma.</w:t>
+        <w:t xml:space="preserve">A resposta mais comum ao cold start é a adoção de uma abordagem híbrida, que combina dois caminhos complementares: filtragem colaborativa para usuários que já possuem histórico e filtragem baseada em conteúdo para os demais. Na filtragem baseada em conteúdo, as recomendações são geradas a partir dos atributos dos próprios cursos — como título, área temática, nível de dificuldade e instituição — sem depender de avaliações prévias. </w:t>
+      </w:r>
+      <w:proofErr w:type="spellStart"/>
+      <w:r>
+        <w:t>Butmeh</w:t>
+      </w:r>
+      <w:proofErr w:type="spellEnd"/>
+      <w:r>
+        <w:t xml:space="preserve"> e Abu-Issa (2024) demonstram que essa combinação é particularmente eficaz em plataformas de e-learning, onde o cenário de cold start é frequente.</w:t>
+      </w:r>
+    </w:p>
+    <w:p>
+      <w:r>
+        <w:t xml:space="preserve">Existem diferentes estratégias para implementar a hibridização: </w:t>
+      </w:r>
+      <w:proofErr w:type="spellStart"/>
+      <w:r>
+        <w:t>switching</w:t>
+      </w:r>
+      <w:proofErr w:type="spellEnd"/>
+      <w:r>
+        <w:t xml:space="preserve"> alterna entre os dois métodos conforme a disponibilidade de dados; </w:t>
+      </w:r>
+      <w:proofErr w:type="spellStart"/>
+      <w:r>
+        <w:t>weighting</w:t>
+      </w:r>
+      <w:proofErr w:type="spellEnd"/>
+      <w:r>
+        <w:t xml:space="preserve"> atribui pesos a cada componente; </w:t>
+      </w:r>
+      <w:proofErr w:type="spellStart"/>
+      <w:r>
+        <w:t>cascading</w:t>
+      </w:r>
+      <w:proofErr w:type="spellEnd"/>
+      <w:r>
+        <w:t xml:space="preserve"> usa um método para filtrar candidatos e outro para ordenar. Para este projeto, a estratégia de </w:t>
+      </w:r>
+      <w:proofErr w:type="spellStart"/>
+      <w:r>
+        <w:t>switching</w:t>
+      </w:r>
+      <w:proofErr w:type="spellEnd"/>
+      <w:r>
+        <w:t xml:space="preserve"> é a mais adequada, pois o piloto prevê usuários sem qualquer histórico no Coursera, configurando um cenário de cold start total onde o componente de conteúdo precisa operar de forma autônoma.</w:t>
       </w:r>
     </w:p>
     <w:p>
@@ -655,12 +2922,84 @@
     <w:p>
       <w:r>
         <w:lastRenderedPageBreak/>
-        <w:t>O pipeline típico de pré-processamento para filtragem colaborativa segue uma sequência lógica. Primeiro, os datasets de avaliações e de metadados dos cursos são integrados por meio de uma chave comum (course_id). Em seguida, valores ausentes e registros duplicados são removidos ou tratados. A etapa seguinte é a construção da matriz pivô, onde cada linha representa um usuário, cada coluna um curso, e cada célula contém a avaliação correspondente — ou zero quando não há interação. Dependendo do algoritmo, essa matriz pode ser convertida para formato esparso (como CSR — Compressed Sparse Row) para otimizar o uso de memória, ou normalizada para compatibilidade com o modelo.</w:t>
-      </w:r>
-    </w:p>
-    <w:p>
-      <w:r>
-        <w:t>Uma decisão de projeto importante é a filtragem de esparsidade: definir limiares mínimos de atividade para manter um usuário ou curso na base. A literatura utiliza indicadores como o User Specific Sparsity (USS) e o Item Specific Sparsity (ISS), que medem a proporção de células vazias por linha e por coluna, respectivamente. Ao definir um limiar máximo de esparsidade (por exemplo, 0,96), descartam-se usuários com poucas avaliações e cursos com pouca visibilidade, concentrando a modelagem nos pares com informação suficiente para produzir recomendações confiáveis. Essa estratégia pode reduzir drasticamente o tamanho da base — no caso do dataset Coursera, de 623 cursos para 233 e de 1,45 milhão de registros para cerca de 39 mil (Suryani, Pangestu e Pradana, 2024) — mas aumenta a qualidade do sinal disponível para o modelo.</w:t>
+        <w:t xml:space="preserve">O pipeline típico de pré-processamento para filtragem colaborativa segue uma sequência lógica. Primeiro, os datasets de avaliações e de metadados dos cursos são integrados por meio de uma chave comum (course_id). Em seguida, valores ausentes e registros duplicados são removidos ou tratados. A etapa seguinte é a construção da matriz pivô, onde cada linha representa um usuário, cada coluna um curso, e cada célula contém a avaliação correspondente — ou zero quando não há interação. Dependendo do algoritmo, essa matriz pode ser convertida para formato esparso (como CSR — </w:t>
+      </w:r>
+      <w:proofErr w:type="spellStart"/>
+      <w:r>
+        <w:t>Compressed</w:t>
+      </w:r>
+      <w:proofErr w:type="spellEnd"/>
+      <w:r>
+        <w:t xml:space="preserve"> </w:t>
+      </w:r>
+      <w:proofErr w:type="spellStart"/>
+      <w:r>
+        <w:t>Sparse</w:t>
+      </w:r>
+      <w:proofErr w:type="spellEnd"/>
+      <w:r>
+        <w:t xml:space="preserve"> Row) para otimizar o uso de memória, ou normalizada para compatibilidade com o modelo.</w:t>
+      </w:r>
+    </w:p>
+    <w:p>
+      <w:r>
+        <w:t xml:space="preserve">Uma decisão de projeto importante é a filtragem de esparsidade: definir limiares mínimos de atividade para manter um usuário ou curso na base. A literatura utiliza indicadores como o User </w:t>
+      </w:r>
+      <w:proofErr w:type="spellStart"/>
+      <w:r>
+        <w:t>Specific</w:t>
+      </w:r>
+      <w:proofErr w:type="spellEnd"/>
+      <w:r>
+        <w:t xml:space="preserve"> </w:t>
+      </w:r>
+      <w:proofErr w:type="spellStart"/>
+      <w:r>
+        <w:t>Sparsity</w:t>
+      </w:r>
+      <w:proofErr w:type="spellEnd"/>
+      <w:r>
+        <w:t xml:space="preserve"> (USS) e o Item </w:t>
+      </w:r>
+      <w:proofErr w:type="spellStart"/>
+      <w:r>
+        <w:t>Specific</w:t>
+      </w:r>
+      <w:proofErr w:type="spellEnd"/>
+      <w:r>
+        <w:t xml:space="preserve"> </w:t>
+      </w:r>
+      <w:proofErr w:type="spellStart"/>
+      <w:r>
+        <w:t>Sparsity</w:t>
+      </w:r>
+      <w:proofErr w:type="spellEnd"/>
+      <w:r>
+        <w:t xml:space="preserve"> (ISS), que medem a proporção de células vazias por linha e por coluna, respectivamente. Ao definir um limiar máximo de esparsidade (por exemplo, 0,96), descartam-se usuários com poucas avaliações e cursos com pouca visibilidade, concentrando a modelagem nos pares com informação suficiente para produzir recomendações confiáveis. Essa estratégia pode reduzir drasticamente o tamanho da base — no caso do dataset Coursera, de 623 cursos para 233 e de 1,45 milhão de registros para cerca de 39 mil (</w:t>
+      </w:r>
+      <w:proofErr w:type="spellStart"/>
+      <w:r>
+        <w:t>Suryani</w:t>
+      </w:r>
+      <w:proofErr w:type="spellEnd"/>
+      <w:r>
+        <w:t xml:space="preserve">, </w:t>
+      </w:r>
+      <w:proofErr w:type="spellStart"/>
+      <w:r>
+        <w:t>Pangestu</w:t>
+      </w:r>
+      <w:proofErr w:type="spellEnd"/>
+      <w:r>
+        <w:t xml:space="preserve"> e </w:t>
+      </w:r>
+      <w:proofErr w:type="spellStart"/>
+      <w:r>
+        <w:t>Pradana</w:t>
+      </w:r>
+      <w:proofErr w:type="spellEnd"/>
+      <w:r>
+        <w:t>, 2024) — mas aumenta a qualidade do sinal disponível para o modelo.</w:t>
       </w:r>
     </w:p>
     <w:p>
@@ -670,31 +3009,191 @@
     </w:p>
     <w:p>
       <w:r>
-        <w:t>A avaliação de um sistema de recomendação requer métricas que capturem dois aspectos distintos: a precisão das predições de rating e a qualidade do ranking das recomendações. Para o primeiro aspecto, as métricas mais utilizadas são o MAE (Mean Absolute Error) e o RMSE (Root Mean Square Error). O MAE calcula a média dos erros absolutos entre os ratings preditos e os reais, oferecendo uma medida direta e interpretável do erro típico do modelo. O RMSE segue a mesma lógica, mas eleva os erros ao quadrado antes de calcular a média, o que penaliza com mais intensidade predições muito distantes do valor real. Essa propriedade torna o RMSE mais sensível a erros grandes, sendo particularmente útil em bases com ratings extremos.</w:t>
-      </w:r>
-    </w:p>
-    <w:p>
-      <w:r>
-        <w:t>Para avaliar a qualidade do ranking — isto é, se os cursos mais relevantes aparecem nas primeiras posições da lista de recomendações — utilizam-se métricas como Hit Rate (proporção de usuários para os quais pelo menos um item relevante aparece no top-K) e Precisão@K (proporção de itens relevantes entre os K recomendados). A Precisão@K é especialmente útil porque reflete a experiência real do usuário: na prática, o aprendiz visualiza apenas as primeiras sugestões, e a qualidade dessas posições iniciais define a utilidade percebida do sistema.</w:t>
-      </w:r>
-    </w:p>
-    <w:p>
-      <w:r>
-        <w:t xml:space="preserve">Para este projeto, as métricas escolhidas são RMSE, MAE e Precisão@K. Essa combinação permite avaliar tanto a acurácia das predições quanto a utilidade prática </w:t>
+        <w:t>A avaliação de um sistema de recomendação requer métricas que capturem dois aspectos distintos: a precisão das predições de rating e a qualidade do ranking das recomendações. Para o primeiro aspecto, as métricas mais utilizadas são o MAE (</w:t>
+      </w:r>
+      <w:proofErr w:type="spellStart"/>
+      <w:r>
+        <w:t>Mean</w:t>
+      </w:r>
+      <w:proofErr w:type="spellEnd"/>
+      <w:r>
+        <w:t xml:space="preserve"> Absolute Error) e o RMSE (Root </w:t>
+      </w:r>
+      <w:proofErr w:type="spellStart"/>
+      <w:r>
+        <w:t>Mean</w:t>
+      </w:r>
+      <w:proofErr w:type="spellEnd"/>
+      <w:r>
+        <w:t xml:space="preserve"> Square Error). O MAE calcula a média dos erros absolutos entre os ratings preditos e os reais, oferecendo uma medida direta e interpretável do erro típico do modelo. O RMSE segue a mesma lógica, mas eleva os erros ao quadrado antes de calcular a média, o que penaliza com mais intensidade predições muito distantes do valor real. Essa propriedade torna o RMSE mais sensível a erros grandes, sendo particularmente útil em bases com ratings extremos.</w:t>
+      </w:r>
+    </w:p>
+    <w:p>
+      <w:r>
+        <w:t xml:space="preserve">Para avaliar a qualidade do ranking — isto é, se os cursos mais relevantes aparecem nas primeiras posições da lista de recomendações — utilizam-se métricas como Hit Rate (proporção de usuários para os quais pelo menos um item relevante aparece no top-K) e </w:t>
+      </w:r>
+      <w:proofErr w:type="spellStart"/>
+      <w:r>
+        <w:t>Precisão@K</w:t>
+      </w:r>
+      <w:proofErr w:type="spellEnd"/>
+      <w:r>
+        <w:t xml:space="preserve"> (proporção de itens relevantes entre os K recomendados). A </w:t>
+      </w:r>
+      <w:proofErr w:type="spellStart"/>
+      <w:r>
+        <w:t>Precisão@K</w:t>
+      </w:r>
+      <w:proofErr w:type="spellEnd"/>
+      <w:r>
+        <w:t xml:space="preserve"> é especialmente útil porque reflete a experiência real do usuário: na prática, o aprendiz visualiza apenas as primeiras sugestões, e a qualidade dessas posições iniciais define a utilidade percebida do sistema.</w:t>
+      </w:r>
+    </w:p>
+    <w:p>
+      <w:r>
+        <w:t xml:space="preserve">Para este projeto, as métricas escolhidas são RMSE, MAE e </w:t>
+      </w:r>
+      <w:proofErr w:type="spellStart"/>
+      <w:r>
+        <w:t>Precisão@K</w:t>
+      </w:r>
+      <w:proofErr w:type="spellEnd"/>
+      <w:r>
+        <w:t xml:space="preserve">. Essa combinação permite avaliar tanto a acurácia das predições quanto a utilidade prática </w:t>
       </w:r>
       <w:r>
         <w:lastRenderedPageBreak/>
-        <w:t>das recomendações. Os valores de referência disponíveis na literatura para o mesmo dataset Coursera — MAE de aproximadamente 0,48 e RMSE de aproximadamente 0,76 para filtragem colaborativa item-based (Suryani, Pangestu e Pradana, 2024) — servem como baseline para comparação direta com os resultados do sistema proposto.</w:t>
-      </w:r>
-    </w:p>
-    <w:p>
-      <w:r>
-        <w:t>Os conceitos e técnicas descritos nas seções anteriores fornecem a base para as decisões de projeto. A escolha de SVD e KNN como algoritmos principais de filtragem colaborativa é sustentada por evidências de que esses métodos oferecem desempenho competitivo em cenários de recomendação de cursos, inclusive frente a abordagens mais complexas como redes neurais (Jena et al., 2023). O dataset Coursera/Kaggle adotado pelo grupo é o mesmo utilizado por Suryani, Pangestu e Pradana (2024), o que permite comparação direta dos resultados com os baselines reportados na literatura (MAE ≈ 0,48 e RMSE ≈ 0,76 para filtragem colaborativa item-based).</w:t>
-      </w:r>
-    </w:p>
-    <w:p>
-      <w:r>
-        <w:t>A principal diferença entre este projeto e os estudos de referência está na adoção de uma abordagem híbrida. Enquanto Jena et al. (2023) trabalham exclusivamente com filtragem colaborativa e Suryani, Pangestu e Pradana (2024) focam na otimização de uma única técnica item-based, este projeto combina filtragem colaborativa como componente principal com filtragem baseada em conteúdo (TF-IDF sobre metadados textuais dos cursos) como componente complementar. Essa estratégia é respaldada por Butmeh e Abu-Issa (2024), que demonstram a eficácia de sistemas híbridos com switching em plataformas de e-learning, especialmente em cenários de cold start. A decisão não é arbitrária: ela decorre diretamente das condições previstas para a validação do sistema.</w:t>
+        <w:t xml:space="preserve">das recomendações. Os valores de referência disponíveis na literatura para </w:t>
+      </w:r>
+      <w:proofErr w:type="gramStart"/>
+      <w:r>
+        <w:t>o mesmo</w:t>
+      </w:r>
+      <w:proofErr w:type="gramEnd"/>
+      <w:r>
+        <w:t xml:space="preserve"> dataset Coursera — MAE de aproximadamente 0,48 e RMSE de aproximadamente 0,76 para filtragem colaborativa item-</w:t>
+      </w:r>
+      <w:proofErr w:type="spellStart"/>
+      <w:r>
+        <w:t>based</w:t>
+      </w:r>
+      <w:proofErr w:type="spellEnd"/>
+      <w:r>
+        <w:t xml:space="preserve"> (</w:t>
+      </w:r>
+      <w:proofErr w:type="spellStart"/>
+      <w:r>
+        <w:t>Suryani</w:t>
+      </w:r>
+      <w:proofErr w:type="spellEnd"/>
+      <w:r>
+        <w:t xml:space="preserve">, </w:t>
+      </w:r>
+      <w:proofErr w:type="spellStart"/>
+      <w:r>
+        <w:t>Pangestu</w:t>
+      </w:r>
+      <w:proofErr w:type="spellEnd"/>
+      <w:r>
+        <w:t xml:space="preserve"> e </w:t>
+      </w:r>
+      <w:proofErr w:type="spellStart"/>
+      <w:r>
+        <w:t>Pradana</w:t>
+      </w:r>
+      <w:proofErr w:type="spellEnd"/>
+      <w:r>
+        <w:t>, 2024) — servem como baseline para comparação direta com os resultados do sistema proposto.</w:t>
+      </w:r>
+    </w:p>
+    <w:p>
+      <w:r>
+        <w:t xml:space="preserve">Os conceitos e técnicas descritos nas seções anteriores fornecem a base para as decisões de projeto. A escolha de SVD e KNN como algoritmos principais de filtragem colaborativa é sustentada por evidências de que esses métodos oferecem desempenho competitivo em cenários de recomendação de cursos, inclusive frente a abordagens mais complexas como redes neurais (Jena et al., 2023). O dataset Coursera/Kaggle adotado pelo grupo é o mesmo utilizado por </w:t>
+      </w:r>
+      <w:proofErr w:type="spellStart"/>
+      <w:r>
+        <w:t>Suryani</w:t>
+      </w:r>
+      <w:proofErr w:type="spellEnd"/>
+      <w:r>
+        <w:t xml:space="preserve">, </w:t>
+      </w:r>
+      <w:proofErr w:type="spellStart"/>
+      <w:r>
+        <w:t>Pangestu</w:t>
+      </w:r>
+      <w:proofErr w:type="spellEnd"/>
+      <w:r>
+        <w:t xml:space="preserve"> e </w:t>
+      </w:r>
+      <w:proofErr w:type="spellStart"/>
+      <w:r>
+        <w:t>Pradana</w:t>
+      </w:r>
+      <w:proofErr w:type="spellEnd"/>
+      <w:r>
+        <w:t xml:space="preserve"> (2024), o que permite comparação direta dos resultados com os baselines reportados na literatura (MAE ≈ 0,48 e RMSE ≈ 0,76 para filtragem colaborativa item-</w:t>
+      </w:r>
+      <w:proofErr w:type="spellStart"/>
+      <w:r>
+        <w:t>based</w:t>
+      </w:r>
+      <w:proofErr w:type="spellEnd"/>
+      <w:r>
+        <w:t>).</w:t>
+      </w:r>
+    </w:p>
+    <w:p>
+      <w:r>
+        <w:t xml:space="preserve">A principal diferença entre este projeto e os estudos de referência está na adoção de uma abordagem híbrida. Enquanto Jena et al. (2023) trabalham exclusivamente com filtragem colaborativa e </w:t>
+      </w:r>
+      <w:proofErr w:type="spellStart"/>
+      <w:r>
+        <w:t>Suryani</w:t>
+      </w:r>
+      <w:proofErr w:type="spellEnd"/>
+      <w:r>
+        <w:t xml:space="preserve">, </w:t>
+      </w:r>
+      <w:proofErr w:type="spellStart"/>
+      <w:r>
+        <w:t>Pangestu</w:t>
+      </w:r>
+      <w:proofErr w:type="spellEnd"/>
+      <w:r>
+        <w:t xml:space="preserve"> e </w:t>
+      </w:r>
+      <w:proofErr w:type="spellStart"/>
+      <w:r>
+        <w:t>Pradana</w:t>
+      </w:r>
+      <w:proofErr w:type="spellEnd"/>
+      <w:r>
+        <w:t xml:space="preserve"> (2024) focam na otimização de uma única técnica item-</w:t>
+      </w:r>
+      <w:proofErr w:type="spellStart"/>
+      <w:r>
+        <w:t>based</w:t>
+      </w:r>
+      <w:proofErr w:type="spellEnd"/>
+      <w:r>
+        <w:t xml:space="preserve">, este projeto combina filtragem colaborativa como componente principal com filtragem baseada em conteúdo (TF-IDF sobre metadados textuais dos cursos) como componente complementar. Essa estratégia é respaldada por </w:t>
+      </w:r>
+      <w:proofErr w:type="spellStart"/>
+      <w:r>
+        <w:t>Butmeh</w:t>
+      </w:r>
+      <w:proofErr w:type="spellEnd"/>
+      <w:r>
+        <w:t xml:space="preserve"> e Abu-Issa (2024), que demonstram a eficácia de sistemas híbridos com </w:t>
+      </w:r>
+      <w:proofErr w:type="spellStart"/>
+      <w:r>
+        <w:t>switching</w:t>
+      </w:r>
+      <w:proofErr w:type="spellEnd"/>
+      <w:r>
+        <w:t xml:space="preserve"> em plataformas de e-learning, especialmente em cenários de cold start. A decisão não é arbitrária: ela decorre diretamente das condições previstas para a validação do sistema.</w:t>
       </w:r>
     </w:p>
     <w:p>
@@ -704,7 +3203,15 @@
     </w:p>
     <w:p>
       <w:r>
-        <w:t>Essa condição impõe requisitos concretos ao pipeline: o componente de TF-IDF precisa funcionar de forma autônoma, produzindo recomendações úteis mesmo na ausência total de ratings. A avaliação do piloto deverá priorizar métricas de ranking como Precisão@K, já que não haverá ratings reais para comparar com predições. Os resultados desse teste fornecerão os primeiros dados de interação que permitirão ativar o componente colaborativo em iterações futuras.</w:t>
+        <w:t xml:space="preserve">Essa condição impõe requisitos concretos ao pipeline: o componente de TF-IDF precisa funcionar de forma autônoma, produzindo recomendações úteis mesmo na ausência total de ratings. A avaliação do piloto deverá priorizar métricas de ranking como </w:t>
+      </w:r>
+      <w:proofErr w:type="spellStart"/>
+      <w:r>
+        <w:t>Precisão@K</w:t>
+      </w:r>
+      <w:proofErr w:type="spellEnd"/>
+      <w:r>
+        <w:t>, já que não haverá ratings reais para comparar com predições. Os resultados desse teste fornecerão os primeiros dados de interação que permitirão ativar o componente colaborativo em iterações futuras.</w:t>
       </w:r>
     </w:p>
     <w:p>
@@ -719,6 +3226,8 @@
           <w:lang w:val="pt-BR"/>
         </w:rPr>
       </w:pPr>
+      <w:bookmarkStart w:id="14" w:name="_Toc230267822"/>
+      <w:bookmarkStart w:id="15" w:name="_Toc230267887"/>
       <w:r>
         <w:rPr>
           <w:lang w:val="pt-BR"/>
@@ -726,6 +3235,8 @@
         <w:lastRenderedPageBreak/>
         <w:t>3  METODOLOGIA</w:t>
       </w:r>
+      <w:bookmarkEnd w:id="14"/>
+      <w:bookmarkEnd w:id="15"/>
     </w:p>
     <w:p>
       <w:r>
@@ -807,12 +3318,16 @@
           <w:lang w:val="pt-BR"/>
         </w:rPr>
       </w:pPr>
+      <w:bookmarkStart w:id="16" w:name="_Toc230267823"/>
+      <w:bookmarkStart w:id="17" w:name="_Toc230267888"/>
       <w:r>
         <w:rPr>
           <w:lang w:val="pt-BR"/>
         </w:rPr>
         <w:t>3.1  Definição do Problema e Objetivos</w:t>
       </w:r>
+      <w:bookmarkEnd w:id="16"/>
+      <w:bookmarkEnd w:id="17"/>
     </w:p>
     <w:p>
       <w:r>
@@ -826,12 +3341,16 @@
           <w:lang w:val="pt-BR"/>
         </w:rPr>
       </w:pPr>
+      <w:bookmarkStart w:id="18" w:name="_Toc230267824"/>
+      <w:bookmarkStart w:id="19" w:name="_Toc230267889"/>
       <w:r>
         <w:rPr>
           <w:lang w:val="pt-BR"/>
         </w:rPr>
         <w:t>3.2  Coleta de Dados</w:t>
       </w:r>
+      <w:bookmarkEnd w:id="18"/>
+      <w:bookmarkEnd w:id="19"/>
     </w:p>
     <w:p>
       <w:r>
@@ -839,7 +3358,31 @@
       </w:r>
       <w:r>
         <w:lastRenderedPageBreak/>
-        <w:t>com nome, instituição e URL, e um arquivo com 1.454.711 avaliações contendo texto da review, nome do avaliador, data e nota de 1 a 5 estrelas. As avaliações cobrem o período de agosto de 2015 a outubro de 2020. A base foi escolhida por ser a mesma utilizada por Suryani, Pangestu e Pradana (2024), o que permite comparação direta de resultados.</w:t>
+        <w:t xml:space="preserve">com nome, instituição e URL, e um arquivo com 1.454.711 avaliações contendo texto da review, nome do avaliador, data e nota de 1 a 5 estrelas. As avaliações cobrem o período de agosto de 2015 a outubro de 2020. A base foi escolhida por ser a mesma utilizada por </w:t>
+      </w:r>
+      <w:proofErr w:type="spellStart"/>
+      <w:r>
+        <w:t>Suryani</w:t>
+      </w:r>
+      <w:proofErr w:type="spellEnd"/>
+      <w:r>
+        <w:t xml:space="preserve">, </w:t>
+      </w:r>
+      <w:proofErr w:type="spellStart"/>
+      <w:r>
+        <w:t>Pangestu</w:t>
+      </w:r>
+      <w:proofErr w:type="spellEnd"/>
+      <w:r>
+        <w:t xml:space="preserve"> e </w:t>
+      </w:r>
+      <w:proofErr w:type="spellStart"/>
+      <w:r>
+        <w:t>Pradana</w:t>
+      </w:r>
+      <w:proofErr w:type="spellEnd"/>
+      <w:r>
+        <w:t xml:space="preserve"> (2024), o que permite comparação direta de resultados.</w:t>
       </w:r>
     </w:p>
     <w:p>
@@ -849,16 +3392,36 @@
           <w:lang w:val="pt-BR"/>
         </w:rPr>
       </w:pPr>
+      <w:bookmarkStart w:id="20" w:name="_Toc230267825"/>
+      <w:bookmarkStart w:id="21" w:name="_Toc230267890"/>
       <w:r>
         <w:rPr>
           <w:lang w:val="pt-BR"/>
         </w:rPr>
         <w:t>3.3  Pré-processamento e Limpeza dos Dados</w:t>
       </w:r>
-    </w:p>
-    <w:p>
-      <w:r>
-        <w:t>O pré-processamento seguiu três etapas sequenciais. A primeira foi a sanitização: conversão das datas para formato padronizado, remoção do prefixo “By” dos nomes de avaliadores e tratamento de caracteres especiais (espaços não-quebráveis). A segunda etapa foi a deduplicação: remoção de todas as avaliações vinculadas ao perfil genérico “Deleted A”, que agrega contas apagadas da plataforma e distorce o perfil de atividade, seguida da eliminação de pares duplicados (avaliador, curso), mantendo apenas a avaliação mais recente de cada par. Essa etapa reduziu a base de 1,45 milhão para 505.733 registros.</w:t>
+      <w:bookmarkEnd w:id="20"/>
+      <w:bookmarkEnd w:id="21"/>
+    </w:p>
+    <w:p>
+      <w:r>
+        <w:t>O pré-processamento seguiu três etapas sequenciais. A primeira foi a sanitização: conversão das datas para formato padronizado, remoção do prefixo “</w:t>
+      </w:r>
+      <w:proofErr w:type="spellStart"/>
+      <w:r>
+        <w:t>By</w:t>
+      </w:r>
+      <w:proofErr w:type="spellEnd"/>
+      <w:r>
+        <w:t>” dos nomes de avaliadores e tratamento de caracteres especiais (espaços não-quebráveis). A segunda etapa foi a deduplicação: remoção de todas as avaliações vinculadas ao perfil genérico “</w:t>
+      </w:r>
+      <w:proofErr w:type="spellStart"/>
+      <w:r>
+        <w:t>Deleted</w:t>
+      </w:r>
+      <w:proofErr w:type="spellEnd"/>
+      <w:r>
+        <w:t xml:space="preserve"> A”, que agrega contas apagadas da plataforma e distorce o perfil de atividade, seguida da eliminação de pares duplicados (avaliador, curso), mantendo apenas a avaliação mais recente de cada par. Essa etapa reduziu a base de 1,45 milhão para 505.733 registros.</w:t>
       </w:r>
     </w:p>
     <w:p>
@@ -873,12 +3436,16 @@
           <w:lang w:val="pt-BR"/>
         </w:rPr>
       </w:pPr>
+      <w:bookmarkStart w:id="22" w:name="_Toc230267826"/>
+      <w:bookmarkStart w:id="23" w:name="_Toc230267891"/>
       <w:r>
         <w:rPr>
           <w:lang w:val="pt-BR"/>
         </w:rPr>
         <w:t>3.4  Divisão dos Dados</w:t>
       </w:r>
+      <w:bookmarkEnd w:id="22"/>
+      <w:bookmarkEnd w:id="23"/>
     </w:p>
     <w:p>
       <w:r>
@@ -887,7 +3454,71 @@
     </w:p>
     <w:p>
       <w:r>
-        <w:t>O Ramo A (filtragem colaborativa) partiu da base deduplicada e filtrada por percentil (493 mil registros). Sobre ela foram aplicados filtros de esparsidade baseados nos indicadores USS (User Specific Sparsity) e ISS (Item Specific Sparsity), com limiar de 0,96, conforme a abordagem de Suryani, Pangestu e Pradana (2024). Usuários com esparsidade acima do limiar (poucas avaliações em relação ao máximo observado) e cursos com pouca visibilidade foram descartados. O filtro reteve 75.222 usuários e 228 cursos, totalizando 236.451 avaliações. A matriz pivô resultante (usuário × curso) possui densidade de 1,38%.</w:t>
+        <w:t xml:space="preserve">O Ramo A (filtragem colaborativa) partiu da base </w:t>
+      </w:r>
+      <w:proofErr w:type="spellStart"/>
+      <w:r>
+        <w:t>deduplicada</w:t>
+      </w:r>
+      <w:proofErr w:type="spellEnd"/>
+      <w:r>
+        <w:t xml:space="preserve"> e filtrada por percentil (493 mil registros). Sobre ela foram aplicados filtros de esparsidade baseados nos indicadores USS (User </w:t>
+      </w:r>
+      <w:proofErr w:type="spellStart"/>
+      <w:r>
+        <w:t>Specific</w:t>
+      </w:r>
+      <w:proofErr w:type="spellEnd"/>
+      <w:r>
+        <w:t xml:space="preserve"> </w:t>
+      </w:r>
+      <w:proofErr w:type="spellStart"/>
+      <w:r>
+        <w:t>Sparsity</w:t>
+      </w:r>
+      <w:proofErr w:type="spellEnd"/>
+      <w:r>
+        <w:t xml:space="preserve">) e ISS (Item </w:t>
+      </w:r>
+      <w:proofErr w:type="spellStart"/>
+      <w:r>
+        <w:t>Specific</w:t>
+      </w:r>
+      <w:proofErr w:type="spellEnd"/>
+      <w:r>
+        <w:t xml:space="preserve"> </w:t>
+      </w:r>
+      <w:proofErr w:type="spellStart"/>
+      <w:r>
+        <w:t>Sparsity</w:t>
+      </w:r>
+      <w:proofErr w:type="spellEnd"/>
+      <w:r>
+        <w:t xml:space="preserve">), com limiar de 0,96, conforme a abordagem de </w:t>
+      </w:r>
+      <w:proofErr w:type="spellStart"/>
+      <w:r>
+        <w:t>Suryani</w:t>
+      </w:r>
+      <w:proofErr w:type="spellEnd"/>
+      <w:r>
+        <w:t xml:space="preserve">, </w:t>
+      </w:r>
+      <w:proofErr w:type="spellStart"/>
+      <w:r>
+        <w:t>Pangestu</w:t>
+      </w:r>
+      <w:proofErr w:type="spellEnd"/>
+      <w:r>
+        <w:t xml:space="preserve"> e </w:t>
+      </w:r>
+      <w:proofErr w:type="spellStart"/>
+      <w:r>
+        <w:t>Pradana</w:t>
+      </w:r>
+      <w:proofErr w:type="spellEnd"/>
+      <w:r>
+        <w:t xml:space="preserve"> (2024). Usuários com esparsidade acima do limiar (poucas avaliações em relação ao máximo observado) e cursos com pouca visibilidade foram descartados. O filtro reteve 75.222 usuários e 228 cursos, totalizando 236.451 avaliações. A matriz pivô resultante (usuário × curso) possui densidade de 1,38%.</w:t>
       </w:r>
     </w:p>
     <w:p>
@@ -901,7 +3532,31 @@
       </w:r>
       <w:r>
         <w:lastRenderedPageBreak/>
-        <w:t>Frequency–Inverse Document Frequency) com limite de 5.000 features e bigramas (ngram 1-2), gerando uma matriz esparsa de 623 cursos × 5.000 dimensões.</w:t>
+        <w:t>Frequency–</w:t>
+      </w:r>
+      <w:proofErr w:type="spellStart"/>
+      <w:r>
+        <w:t>Inverse</w:t>
+      </w:r>
+      <w:proofErr w:type="spellEnd"/>
+      <w:r>
+        <w:t xml:space="preserve"> </w:t>
+      </w:r>
+      <w:proofErr w:type="spellStart"/>
+      <w:r>
+        <w:t>Document</w:t>
+      </w:r>
+      <w:proofErr w:type="spellEnd"/>
+      <w:r>
+        <w:t xml:space="preserve"> Frequency) com limite de 5.000 features e bigramas (</w:t>
+      </w:r>
+      <w:proofErr w:type="spellStart"/>
+      <w:r>
+        <w:t>ngram</w:t>
+      </w:r>
+      <w:proofErr w:type="spellEnd"/>
+      <w:r>
+        <w:t xml:space="preserve"> 1-2), gerando uma matriz esparsa de 623 cursos × 5.000 dimensões.</w:t>
       </w:r>
     </w:p>
     <w:p>
@@ -911,16 +3566,28 @@
           <w:lang w:val="pt-BR"/>
         </w:rPr>
       </w:pPr>
+      <w:bookmarkStart w:id="24" w:name="_Toc230267827"/>
+      <w:bookmarkStart w:id="25" w:name="_Toc230267892"/>
       <w:r>
         <w:rPr>
           <w:lang w:val="pt-BR"/>
         </w:rPr>
         <w:t>3.5  Seleção e Implementação do Algoritmo</w:t>
       </w:r>
-    </w:p>
-    <w:p>
-      <w:r>
-        <w:t>Foram implementados três algoritmos de filtragem colaborativa utilizando a biblioteca Surprise (Python):</w:t>
+      <w:bookmarkEnd w:id="24"/>
+      <w:bookmarkEnd w:id="25"/>
+    </w:p>
+    <w:p>
+      <w:r>
+        <w:t xml:space="preserve">Foram implementados três algoritmos de filtragem colaborativa utilizando a biblioteca </w:t>
+      </w:r>
+      <w:proofErr w:type="spellStart"/>
+      <w:r>
+        <w:t>Surprise</w:t>
+      </w:r>
+      <w:proofErr w:type="spellEnd"/>
+      <w:r>
+        <w:t xml:space="preserve"> (Python):</w:t>
       </w:r>
     </w:p>
     <w:p>
@@ -929,22 +3596,35 @@
           <w:b/>
           <w:bCs/>
         </w:rPr>
-        <w:t>KNN Item-Based</w:t>
-      </w:r>
-      <w:r>
-        <w:t xml:space="preserve"> (KNNWithMeans): calcula a similaridade por cosseno entre pares de cursos e prediz ratings com base nos K=40 vizinhos mais próximos. O algoritmo aplica mean-centering automaticamente, subtraindo a média de cada item antes do cálculo de similaridade.</w:t>
-      </w:r>
-    </w:p>
-    <w:p>
+        <w:t>KNN Item-</w:t>
+      </w:r>
+      <w:proofErr w:type="spellStart"/>
       <w:r>
         <w:rPr>
           <w:b/>
           <w:bCs/>
         </w:rPr>
-        <w:t>KNN User-Based</w:t>
-      </w:r>
-      <w:r>
-        <w:t xml:space="preserve"> (KNNWithMeans): calcula a similaridade por cosseno entre pares de usuários, com K=40 e suporte mínimo de 5 itens em comum para o cálculo de similaridade. A restrição de suporte mínimo é necessária para viabilizar a matriz de similaridade entre 49.066 usuários.</w:t>
+        <w:t>Based</w:t>
+      </w:r>
+      <w:proofErr w:type="spellEnd"/>
+      <w:r>
+        <w:t xml:space="preserve"> (</w:t>
+      </w:r>
+      <w:proofErr w:type="spellStart"/>
+      <w:r>
+        <w:t>KNNWithMeans</w:t>
+      </w:r>
+      <w:proofErr w:type="spellEnd"/>
+      <w:r>
+        <w:t xml:space="preserve">): calcula a similaridade por cosseno entre pares de cursos e prediz ratings com base nos K=40 vizinhos mais próximos. O algoritmo aplica </w:t>
+      </w:r>
+      <w:proofErr w:type="spellStart"/>
+      <w:r>
+        <w:t>mean-centering</w:t>
+      </w:r>
+      <w:proofErr w:type="spellEnd"/>
+      <w:r>
+        <w:t xml:space="preserve"> automaticamente, subtraindo a média de cada item antes do cálculo de similaridade.</w:t>
       </w:r>
     </w:p>
     <w:p>
@@ -953,15 +3633,68 @@
           <w:b/>
           <w:bCs/>
         </w:rPr>
+        <w:t>KNN User-</w:t>
+      </w:r>
+      <w:proofErr w:type="spellStart"/>
+      <w:r>
+        <w:rPr>
+          <w:b/>
+          <w:bCs/>
+        </w:rPr>
+        <w:t>Based</w:t>
+      </w:r>
+      <w:proofErr w:type="spellEnd"/>
+      <w:r>
+        <w:t xml:space="preserve"> (</w:t>
+      </w:r>
+      <w:proofErr w:type="spellStart"/>
+      <w:r>
+        <w:t>KNNWithMeans</w:t>
+      </w:r>
+      <w:proofErr w:type="spellEnd"/>
+      <w:r>
+        <w:t>): calcula a similaridade por cosseno entre pares de usuários, com K=40 e suporte mínimo de 5 itens em comum para o cálculo de similaridade. A restrição de suporte mínimo é necessária para viabilizar a matriz de similaridade entre 49.066 usuários.</w:t>
+      </w:r>
+    </w:p>
+    <w:p>
+      <w:r>
+        <w:rPr>
+          <w:b/>
+          <w:bCs/>
+        </w:rPr>
         <w:t>SVD</w:t>
       </w:r>
       <w:r>
-        <w:t xml:space="preserve"> (Singular Value Decomposition): decompõe a matriz de avaliações em 50 fatores latentes, treinado por 20 épocas com os parâmetros padrão da biblioteca Surprise.</w:t>
-      </w:r>
-    </w:p>
-    <w:p>
-      <w:r>
-        <w:t>Para o componente content-based (Ramo B), a similaridade entre cursos é calculada pelo cosseno entre os vetores TF-IDF correspondentes. Quando um usuário sem histórico informa preferências ou palavras-chave, o sistema converte essa entrada em um vetor TF-IDF e retorna os cursos mais similares.</w:t>
+        <w:t xml:space="preserve"> (Singular Value </w:t>
+      </w:r>
+      <w:proofErr w:type="spellStart"/>
+      <w:r>
+        <w:t>Decomposition</w:t>
+      </w:r>
+      <w:proofErr w:type="spellEnd"/>
+      <w:r>
+        <w:t xml:space="preserve">): decompõe a matriz de avaliações em 50 fatores latentes, treinado por 20 épocas com os parâmetros padrão da biblioteca </w:t>
+      </w:r>
+      <w:proofErr w:type="spellStart"/>
+      <w:r>
+        <w:t>Surprise</w:t>
+      </w:r>
+      <w:proofErr w:type="spellEnd"/>
+      <w:r>
+        <w:t>.</w:t>
+      </w:r>
+    </w:p>
+    <w:p>
+      <w:r>
+        <w:t xml:space="preserve">Para o componente </w:t>
+      </w:r>
+      <w:proofErr w:type="spellStart"/>
+      <w:r>
+        <w:t>content-based</w:t>
+      </w:r>
+      <w:proofErr w:type="spellEnd"/>
+      <w:r>
+        <w:t xml:space="preserve"> (Ramo B), a similaridade entre cursos é calculada pelo cosseno entre os vetores TF-IDF correspondentes. Quando um usuário sem histórico informa preferências ou palavras-chave, o sistema converte essa entrada em um vetor TF-IDF e retorna os cursos mais similares.</w:t>
       </w:r>
     </w:p>
     <w:p>
@@ -971,21 +3704,49 @@
           <w:lang w:val="pt-BR"/>
         </w:rPr>
       </w:pPr>
+      <w:bookmarkStart w:id="26" w:name="_Toc230267828"/>
+      <w:bookmarkStart w:id="27" w:name="_Toc230267893"/>
       <w:r>
         <w:rPr>
           <w:lang w:val="pt-BR"/>
         </w:rPr>
         <w:t>3.6  Treinamento do Modelo</w:t>
       </w:r>
-    </w:p>
-    <w:p>
-      <w:r>
-        <w:t>O treinamento dos modelos de filtragem colaborativa utilizou o conjunto de treino do Ramo A: 121.009 triplas no formato (usuário, curso, nota). O KNN Item-Based treinou em menos de 1 segundo, correspondendo ao cálculo da matriz de similaridade entre 223 cursos. O KNN User-Based levou 55 segundos, refletindo o custo computacional de calcular similaridades entre 49.066 usuários. O SVD treinou em 0,2 segundos.</w:t>
-      </w:r>
-    </w:p>
-    <w:p>
-      <w:r>
-        <w:t>A avaliação foi conduzida sobre o subconjunto do teste contendo apenas usuários e cursos presentes no treino (55.472 triplas), isolando o desempenho puro da filtragem colaborativa. As 59.970 triplas restantes do teste envolvem usuários ou cursos ausentes do treino (cenários de cold start) e serão tratadas pelo componente content-based na Etapa 4.</w:t>
+      <w:bookmarkEnd w:id="26"/>
+      <w:bookmarkEnd w:id="27"/>
+    </w:p>
+    <w:p>
+      <w:r>
+        <w:t>O treinamento dos modelos de filtragem colaborativa utilizou o conjunto de treino do Ramo A: 121.009 triplas no formato (usuário, curso, nota). O KNN Item-</w:t>
+      </w:r>
+      <w:proofErr w:type="spellStart"/>
+      <w:r>
+        <w:t>Based</w:t>
+      </w:r>
+      <w:proofErr w:type="spellEnd"/>
+      <w:r>
+        <w:t xml:space="preserve"> treinou em menos de 1 segundo, correspondendo ao cálculo da matriz de similaridade entre 223 cursos. O KNN User-</w:t>
+      </w:r>
+      <w:proofErr w:type="spellStart"/>
+      <w:r>
+        <w:t>Based</w:t>
+      </w:r>
+      <w:proofErr w:type="spellEnd"/>
+      <w:r>
+        <w:t xml:space="preserve"> levou 55 segundos, refletindo o custo computacional de calcular similaridades entre 49.066 usuários. O SVD treinou em 0,2 segundos.</w:t>
+      </w:r>
+    </w:p>
+    <w:p>
+      <w:r>
+        <w:t xml:space="preserve">A avaliação foi conduzida sobre o subconjunto do teste contendo apenas usuários e cursos presentes no treino (55.472 triplas), isolando o desempenho puro da filtragem colaborativa. As 59.970 triplas restantes do teste envolvem usuários ou cursos ausentes do treino (cenários de cold start) e serão tratadas pelo componente </w:t>
+      </w:r>
+      <w:proofErr w:type="spellStart"/>
+      <w:r>
+        <w:t>content-based</w:t>
+      </w:r>
+      <w:proofErr w:type="spellEnd"/>
+      <w:r>
+        <w:t xml:space="preserve"> na Etapa 4.</w:t>
       </w:r>
     </w:p>
     <w:p>
@@ -995,16 +3756,84 @@
           <w:lang w:val="pt-BR"/>
         </w:rPr>
       </w:pPr>
+      <w:bookmarkStart w:id="28" w:name="_Toc230267829"/>
+      <w:bookmarkStart w:id="29" w:name="_Toc230267894"/>
       <w:r>
         <w:rPr>
           <w:lang w:val="pt-BR"/>
         </w:rPr>
         <w:t>3.7  Avaliação do Desempenho</w:t>
       </w:r>
-    </w:p>
-    <w:p>
-      <w:r>
-        <w:t>Os modelos foram avaliados por três métricas: RMSE (Root Mean Square Error), MAE (Mean Absolute Error) e Precisão@K, com limiar de relevância fixado em 4 estrelas. Os valores de referência na literatura para o mesmo dataset Coursera — MAE ≈ 0,48 e RMSE ≈ 0,76 para filtragem colaborativa item-based (Suryani, Pangestu e Pradana, 2024) — servem como baseline para comparação. Os resultados são apresentados na Seção 4.</w:t>
+      <w:bookmarkEnd w:id="28"/>
+      <w:bookmarkEnd w:id="29"/>
+    </w:p>
+    <w:p>
+      <w:r>
+        <w:t xml:space="preserve">Os modelos foram avaliados por três métricas: RMSE (Root </w:t>
+      </w:r>
+      <w:proofErr w:type="spellStart"/>
+      <w:r>
+        <w:t>Mean</w:t>
+      </w:r>
+      <w:proofErr w:type="spellEnd"/>
+      <w:r>
+        <w:t xml:space="preserve"> Square Error), MAE (</w:t>
+      </w:r>
+      <w:proofErr w:type="spellStart"/>
+      <w:r>
+        <w:t>Mean</w:t>
+      </w:r>
+      <w:proofErr w:type="spellEnd"/>
+      <w:r>
+        <w:t xml:space="preserve"> Absolute Error) e </w:t>
+      </w:r>
+      <w:proofErr w:type="spellStart"/>
+      <w:r>
+        <w:t>Precisão@K</w:t>
+      </w:r>
+      <w:proofErr w:type="spellEnd"/>
+      <w:r>
+        <w:t xml:space="preserve">, com limiar de relevância fixado em 4 estrelas. Os valores de referência na literatura para </w:t>
+      </w:r>
+      <w:proofErr w:type="gramStart"/>
+      <w:r>
+        <w:t>o mesmo</w:t>
+      </w:r>
+      <w:proofErr w:type="gramEnd"/>
+      <w:r>
+        <w:t xml:space="preserve"> dataset Coursera — MAE ≈ 0,48 e RMSE ≈ 0,76 para filtragem colaborativa item-</w:t>
+      </w:r>
+      <w:proofErr w:type="spellStart"/>
+      <w:r>
+        <w:t>based</w:t>
+      </w:r>
+      <w:proofErr w:type="spellEnd"/>
+      <w:r>
+        <w:t xml:space="preserve"> (</w:t>
+      </w:r>
+      <w:proofErr w:type="spellStart"/>
+      <w:r>
+        <w:t>Suryani</w:t>
+      </w:r>
+      <w:proofErr w:type="spellEnd"/>
+      <w:r>
+        <w:t xml:space="preserve">, </w:t>
+      </w:r>
+      <w:proofErr w:type="spellStart"/>
+      <w:r>
+        <w:t>Pangestu</w:t>
+      </w:r>
+      <w:proofErr w:type="spellEnd"/>
+      <w:r>
+        <w:t xml:space="preserve"> e </w:t>
+      </w:r>
+      <w:proofErr w:type="spellStart"/>
+      <w:r>
+        <w:t>Pradana</w:t>
+      </w:r>
+      <w:proofErr w:type="spellEnd"/>
+      <w:r>
+        <w:t>, 2024) — servem como baseline para comparação. Os resultados são apresentados na Seção 4.</w:t>
       </w:r>
     </w:p>
     <w:p>
@@ -1014,16 +3843,36 @@
           <w:lang w:val="pt-BR"/>
         </w:rPr>
       </w:pPr>
+      <w:bookmarkStart w:id="30" w:name="_Toc230267830"/>
+      <w:bookmarkStart w:id="31" w:name="_Toc230267895"/>
       <w:r>
         <w:rPr>
           <w:lang w:val="pt-BR"/>
         </w:rPr>
         <w:t>3.8  Otimização e Ajustes</w:t>
       </w:r>
-    </w:p>
-    <w:p>
-      <w:r>
-        <w:t xml:space="preserve">Para avaliar o impacto do corte de percentil no pipeline, foi conduzido um teste comparativo. O SVD foi treinado com os mesmos hiperparâmetros sobre uma base </w:t>
+      <w:bookmarkEnd w:id="30"/>
+      <w:bookmarkEnd w:id="31"/>
+    </w:p>
+    <w:p>
+      <w:r>
+        <w:t xml:space="preserve">Para avaliar o impacto do corte de percentil no pipeline, foi conduzido um teste comparativo. O SVD foi treinado com </w:t>
+      </w:r>
+      <w:proofErr w:type="gramStart"/>
+      <w:r>
+        <w:t>os mesmos</w:t>
+      </w:r>
+      <w:proofErr w:type="gramEnd"/>
+      <w:r>
+        <w:t xml:space="preserve"> </w:t>
+      </w:r>
+      <w:proofErr w:type="spellStart"/>
+      <w:r>
+        <w:t>hiperparâmetros</w:t>
+      </w:r>
+      <w:proofErr w:type="spellEnd"/>
+      <w:r>
+        <w:t xml:space="preserve"> sobre uma base </w:t>
       </w:r>
       <w:r>
         <w:lastRenderedPageBreak/>
@@ -1032,12 +3881,76 @@
     </w:p>
     <w:p>
       <w:r>
-        <w:t>Além do corte de percentil, foi realizada a otimização do parâmetro K (número de vizinhos) para o modelo KNNWithMeans, tanto na variante item-based quanto na user-based. A faixa testada incluiu dez valores: 10, 20, 40, 60, 80, 100, 120, 150, 180 e 220. A escolha dessa faixa cobre o valor padrão usado na etapa anterior (K = 40) e o valor sugerido por Suryani, Pangestu e Pradana (2024), que indicam K ótimo entre 120 e 160.</w:t>
-      </w:r>
-    </w:p>
-    <w:p>
-      <w:r>
-        <w:t>O procedimento aproveitou uma propriedade do KNNWithMeans na biblioteca Surprise: a matriz de similaridade é calculada uma única vez durante o treinamento, e o parâmetro K é aplicado apenas na etapa de predição, quando se seleciona quantos vizinhos contribuem para a estimativa. Isso permitiu computar a similaridade uma vez por modo (item e user) e repetir a avaliação para cada valor de K sem retreinar o modelo.</w:t>
+        <w:t xml:space="preserve">Além do corte de percentil, foi realizada a otimização do parâmetro K (número de vizinhos) para o modelo </w:t>
+      </w:r>
+      <w:proofErr w:type="spellStart"/>
+      <w:r>
+        <w:t>KNNWithMeans</w:t>
+      </w:r>
+      <w:proofErr w:type="spellEnd"/>
+      <w:r>
+        <w:t>, tanto na variante item-</w:t>
+      </w:r>
+      <w:proofErr w:type="spellStart"/>
+      <w:r>
+        <w:t>based</w:t>
+      </w:r>
+      <w:proofErr w:type="spellEnd"/>
+      <w:r>
+        <w:t xml:space="preserve"> quanto na user-</w:t>
+      </w:r>
+      <w:proofErr w:type="spellStart"/>
+      <w:r>
+        <w:t>based</w:t>
+      </w:r>
+      <w:proofErr w:type="spellEnd"/>
+      <w:r>
+        <w:t xml:space="preserve">. A faixa testada incluiu dez valores: 10, 20, 40, 60, 80, 100, 120, 150, 180 e 220. A escolha dessa faixa cobre o valor padrão usado na etapa anterior (K = 40) e o valor sugerido por </w:t>
+      </w:r>
+      <w:proofErr w:type="spellStart"/>
+      <w:r>
+        <w:t>Suryani</w:t>
+      </w:r>
+      <w:proofErr w:type="spellEnd"/>
+      <w:r>
+        <w:t xml:space="preserve">, </w:t>
+      </w:r>
+      <w:proofErr w:type="spellStart"/>
+      <w:r>
+        <w:t>Pangestu</w:t>
+      </w:r>
+      <w:proofErr w:type="spellEnd"/>
+      <w:r>
+        <w:t xml:space="preserve"> e </w:t>
+      </w:r>
+      <w:proofErr w:type="spellStart"/>
+      <w:r>
+        <w:t>Pradana</w:t>
+      </w:r>
+      <w:proofErr w:type="spellEnd"/>
+      <w:r>
+        <w:t xml:space="preserve"> (2024), que indicam K ótimo entre 120 e 160.</w:t>
+      </w:r>
+    </w:p>
+    <w:p>
+      <w:r>
+        <w:t xml:space="preserve">O procedimento aproveitou uma propriedade do </w:t>
+      </w:r>
+      <w:proofErr w:type="spellStart"/>
+      <w:r>
+        <w:t>KNNWithMeans</w:t>
+      </w:r>
+      <w:proofErr w:type="spellEnd"/>
+      <w:r>
+        <w:t xml:space="preserve"> na biblioteca </w:t>
+      </w:r>
+      <w:proofErr w:type="spellStart"/>
+      <w:r>
+        <w:t>Surprise</w:t>
+      </w:r>
+      <w:proofErr w:type="spellEnd"/>
+      <w:r>
+        <w:t>: a matriz de similaridade é calculada uma única vez durante o treinamento, e o parâmetro K é aplicado apenas na etapa de predição, quando se seleciona quantos vizinhos contribuem para a estimativa. Isso permitiu computar a similaridade uma vez por modo (item e user) e repetir a avaliação para cada valor de K sem retreinar o modelo.</w:t>
       </w:r>
     </w:p>
     <w:p>
@@ -1047,16 +3960,44 @@
           <w:lang w:val="pt-BR"/>
         </w:rPr>
       </w:pPr>
+      <w:bookmarkStart w:id="32" w:name="_Toc230267831"/>
+      <w:bookmarkStart w:id="33" w:name="_Toc230267896"/>
       <w:r>
         <w:rPr>
           <w:lang w:val="pt-BR"/>
         </w:rPr>
         <w:t>3.9  Implantação e Monitoramento</w:t>
       </w:r>
-    </w:p>
-    <w:p>
-      <w:r>
-        <w:t>O sistema foi implantado como aplicação web utilizando Streamlit, com autenticação via Supabase (OTP por email). A arquitetura implementa switching: usuários com 3 ou mais avaliações recebem recomendações baseadas no perfil TF-IDF de seus cursos bem avaliados; usuários novos informam interesses em texto livre, que são vetorizados e comparados com o catálogo por similaridade de cosseno.</w:t>
+      <w:bookmarkEnd w:id="32"/>
+      <w:bookmarkEnd w:id="33"/>
+    </w:p>
+    <w:p>
+      <w:r>
+        <w:t xml:space="preserve">O sistema foi implantado como aplicação web utilizando </w:t>
+      </w:r>
+      <w:proofErr w:type="spellStart"/>
+      <w:r>
+        <w:t>Streamlit</w:t>
+      </w:r>
+      <w:proofErr w:type="spellEnd"/>
+      <w:r>
+        <w:t xml:space="preserve">, com autenticação via </w:t>
+      </w:r>
+      <w:proofErr w:type="spellStart"/>
+      <w:r>
+        <w:t>Supabase</w:t>
+      </w:r>
+      <w:proofErr w:type="spellEnd"/>
+      <w:r>
+        <w:t xml:space="preserve"> (OTP por email). A arquitetura implementa </w:t>
+      </w:r>
+      <w:proofErr w:type="spellStart"/>
+      <w:r>
+        <w:t>switching</w:t>
+      </w:r>
+      <w:proofErr w:type="spellEnd"/>
+      <w:r>
+        <w:t>: usuários com 3 ou mais avaliações recebem recomendações baseadas no perfil TF-IDF de seus cursos bem avaliados; usuários novos informam interesses em texto livre, que são vetorizados e comparados com o catálogo por similaridade de cosseno.</w:t>
       </w:r>
     </w:p>
     <w:p>
@@ -1067,7 +4008,31 @@
     <w:p>
       <w:r>
         <w:lastRenderedPageBreak/>
-        <w:t>O feedback dos usuários é armazenado em duas tabelas no Supabase (interações e feedback), com Row Level Security ativado. Os artefatos de modelo (SVD e TF-IDF) são carregados uma vez por sessão via cache do Streamlit. Um piloto controlado foi conduzido com usuários reais para validação do sistema em ambiente de produção.</w:t>
+        <w:t xml:space="preserve">O feedback dos usuários é armazenado em duas tabelas no </w:t>
+      </w:r>
+      <w:proofErr w:type="spellStart"/>
+      <w:r>
+        <w:t>Supabase</w:t>
+      </w:r>
+      <w:proofErr w:type="spellEnd"/>
+      <w:r>
+        <w:t xml:space="preserve"> (interações e feedback), com Row </w:t>
+      </w:r>
+      <w:proofErr w:type="spellStart"/>
+      <w:r>
+        <w:t>Level</w:t>
+      </w:r>
+      <w:proofErr w:type="spellEnd"/>
+      <w:r>
+        <w:t xml:space="preserve"> Security ativado. Os artefatos de modelo (SVD e TF-IDF) são carregados uma vez por sessão via cache do </w:t>
+      </w:r>
+      <w:proofErr w:type="spellStart"/>
+      <w:r>
+        <w:t>Streamlit</w:t>
+      </w:r>
+      <w:proofErr w:type="spellEnd"/>
+      <w:r>
+        <w:t>. Um piloto controlado foi conduzido com usuários reais para validação do sistema em ambiente de produção.</w:t>
       </w:r>
     </w:p>
     <w:p>
@@ -1077,12 +4042,16 @@
           <w:lang w:val="pt-BR"/>
         </w:rPr>
       </w:pPr>
+      <w:bookmarkStart w:id="34" w:name="_Toc230267832"/>
+      <w:bookmarkStart w:id="35" w:name="_Toc230267897"/>
       <w:r>
         <w:rPr>
           <w:lang w:val="pt-BR"/>
         </w:rPr>
         <w:t>4  RESULTADOS</w:t>
       </w:r>
+      <w:bookmarkEnd w:id="34"/>
+      <w:bookmarkEnd w:id="35"/>
     </w:p>
     <w:p>
       <w:r>
@@ -1096,16 +4065,84 @@
           <w:lang w:val="pt-BR"/>
         </w:rPr>
       </w:pPr>
+      <w:bookmarkStart w:id="36" w:name="_Toc230267833"/>
+      <w:bookmarkStart w:id="37" w:name="_Toc230267898"/>
       <w:r>
         <w:rPr>
           <w:lang w:val="pt-BR"/>
         </w:rPr>
         <w:t>4.1  Métricas de Avaliação</w:t>
       </w:r>
-    </w:p>
-    <w:p>
-      <w:r>
-        <w:t>As métricas utilizadas se dividem em dois grupos. O primeiro mede a acurácia das predições de rating: RMSE (Root Mean Square Error) penaliza erros grandes e MAE (Mean Absolute Error) mede o desvio médio absoluto. O segundo grupo avalia a qualidade do ranking: Precisão@K indica a fração de itens recomendados no top-K que são relevantes (rating ≥ 4); Recall@K indica a fração de itens relevantes que foram recuperados; F1@K é a média harmônica entre precisão e recall; NDCG@K (Normalized Discounted Cumulative Gain) pondera a posição dos itens relevantes na lista; e AUC-ROC mede a capacidade do modelo de distinguir itens relevantes de irrelevantes independentemente de um corte de K.</w:t>
+      <w:bookmarkEnd w:id="36"/>
+      <w:bookmarkEnd w:id="37"/>
+    </w:p>
+    <w:p>
+      <w:r>
+        <w:t xml:space="preserve">As métricas utilizadas se dividem em dois grupos. O primeiro mede a acurácia das predições de rating: RMSE (Root </w:t>
+      </w:r>
+      <w:proofErr w:type="spellStart"/>
+      <w:r>
+        <w:t>Mean</w:t>
+      </w:r>
+      <w:proofErr w:type="spellEnd"/>
+      <w:r>
+        <w:t xml:space="preserve"> Square Error) penaliza erros grandes e MAE (</w:t>
+      </w:r>
+      <w:proofErr w:type="spellStart"/>
+      <w:r>
+        <w:t>Mean</w:t>
+      </w:r>
+      <w:proofErr w:type="spellEnd"/>
+      <w:r>
+        <w:t xml:space="preserve"> Absolute Error) mede o desvio médio absoluto. O segundo grupo avalia a qualidade do ranking: </w:t>
+      </w:r>
+      <w:proofErr w:type="spellStart"/>
+      <w:r>
+        <w:t>Precisão@K</w:t>
+      </w:r>
+      <w:proofErr w:type="spellEnd"/>
+      <w:r>
+        <w:t xml:space="preserve"> indica a fração de itens recomendados no top-K que são relevantes (rating ≥ 4); </w:t>
+      </w:r>
+      <w:proofErr w:type="spellStart"/>
+      <w:r>
+        <w:t>Recall@K</w:t>
+      </w:r>
+      <w:proofErr w:type="spellEnd"/>
+      <w:r>
+        <w:t xml:space="preserve"> indica a fração de itens relevantes que foram recuperados; F1@K é a média harmônica entre precisão e recall; NDCG@K (</w:t>
+      </w:r>
+      <w:proofErr w:type="spellStart"/>
+      <w:r>
+        <w:t>Normalized</w:t>
+      </w:r>
+      <w:proofErr w:type="spellEnd"/>
+      <w:r>
+        <w:t xml:space="preserve"> </w:t>
+      </w:r>
+      <w:proofErr w:type="spellStart"/>
+      <w:r>
+        <w:t>Discounted</w:t>
+      </w:r>
+      <w:proofErr w:type="spellEnd"/>
+      <w:r>
+        <w:t xml:space="preserve"> </w:t>
+      </w:r>
+      <w:proofErr w:type="spellStart"/>
+      <w:r>
+        <w:t>Cumulative</w:t>
+      </w:r>
+      <w:proofErr w:type="spellEnd"/>
+      <w:r>
+        <w:t xml:space="preserve"> </w:t>
+      </w:r>
+      <w:proofErr w:type="spellStart"/>
+      <w:r>
+        <w:t>Gain</w:t>
+      </w:r>
+      <w:proofErr w:type="spellEnd"/>
+      <w:r>
+        <w:t>) pondera a posição dos itens relevantes na lista; e AUC-ROC mede a capacidade do modelo de distinguir itens relevantes de irrelevantes independentemente de um corte de K.</w:t>
       </w:r>
     </w:p>
     <w:p>
@@ -1115,12 +4152,16 @@
           <w:lang w:val="pt-BR"/>
         </w:rPr>
       </w:pPr>
+      <w:bookmarkStart w:id="38" w:name="_Toc230267834"/>
+      <w:bookmarkStart w:id="39" w:name="_Toc230267899"/>
       <w:r>
         <w:rPr>
           <w:lang w:val="pt-BR"/>
         </w:rPr>
         <w:t>4.2  Resultados da Filtragem Colaborativa</w:t>
       </w:r>
+      <w:bookmarkEnd w:id="38"/>
+      <w:bookmarkEnd w:id="39"/>
     </w:p>
     <w:p>
       <w:r>
@@ -1270,7 +4311,23 @@
                 <w:sz w:val="20"/>
                 <w:szCs w:val="20"/>
               </w:rPr>
-              <w:t>KNN Item-Based (K=40)</w:t>
+              <w:t>KNN Item-</w:t>
+            </w:r>
+            <w:proofErr w:type="spellStart"/>
+            <w:r>
+              <w:rPr>
+                <w:sz w:val="20"/>
+                <w:szCs w:val="20"/>
+              </w:rPr>
+              <w:t>Based</w:t>
+            </w:r>
+            <w:proofErr w:type="spellEnd"/>
+            <w:r>
+              <w:rPr>
+                <w:sz w:val="20"/>
+                <w:szCs w:val="20"/>
+              </w:rPr>
+              <w:t xml:space="preserve"> (K=40)</w:t>
             </w:r>
           </w:p>
         </w:tc>
@@ -1357,7 +4414,23 @@
                 <w:sz w:val="20"/>
                 <w:szCs w:val="20"/>
               </w:rPr>
-              <w:t>KNN User-Based (K=40)</w:t>
+              <w:t>KNN User-</w:t>
+            </w:r>
+            <w:proofErr w:type="spellStart"/>
+            <w:r>
+              <w:rPr>
+                <w:sz w:val="20"/>
+                <w:szCs w:val="20"/>
+              </w:rPr>
+              <w:t>Based</w:t>
+            </w:r>
+            <w:proofErr w:type="spellEnd"/>
+            <w:r>
+              <w:rPr>
+                <w:sz w:val="20"/>
+                <w:szCs w:val="20"/>
+              </w:rPr>
+              <w:t xml:space="preserve"> (K=40)</w:t>
             </w:r>
           </w:p>
         </w:tc>
@@ -1535,7 +4608,25 @@
                 <w:sz w:val="20"/>
                 <w:szCs w:val="20"/>
               </w:rPr>
-              <w:t>Ref. Suryani (K=150)</w:t>
+              <w:t xml:space="preserve">Ref. </w:t>
+            </w:r>
+            <w:proofErr w:type="spellStart"/>
+            <w:r>
+              <w:rPr>
+                <w:i/>
+                <w:sz w:val="20"/>
+                <w:szCs w:val="20"/>
+              </w:rPr>
+              <w:t>Suryani</w:t>
+            </w:r>
+            <w:proofErr w:type="spellEnd"/>
+            <w:r>
+              <w:rPr>
+                <w:i/>
+                <w:sz w:val="20"/>
+                <w:szCs w:val="20"/>
+              </w:rPr>
+              <w:t xml:space="preserve"> (K=150)</w:t>
             </w:r>
           </w:p>
         </w:tc>
@@ -1644,12 +4735,68 @@
     </w:p>
     <w:p>
       <w:r>
-        <w:t>O SVD obteve o menor erro de predição, superando o baseline reportado por Suryani, Pangestu e Pradana (2024) para KNN item-based com K=150 vizinhos. O KNN Item-Based e o KNN User-Based ficaram acima do baseline em RMSE e MAE, o que pode ser atribuído ao valor de K=40 utilizado (menor que o ótimo de 120-160 reportado na referência). A Precisão@5 foi equivalente entre os três modelos (~0,386), indicando que a qualidade do ranking dos cursos recomendados não se diferencia de forma significativa entre os algoritmos testados.</w:t>
-      </w:r>
-    </w:p>
-    <w:p>
-      <w:r>
-        <w:t>A análise de erros do KNN Item-Based revelou viés sistemático: o modelo superestima notas baixas (viés positivo para ratings 1 e 2) e subestima notas altas (viés negativo para rating 5). Esse padrão reflete a concentração de 79,5% das notas do teste em 5 estrelas, que empurra as predições em direção à moda da distribuição e dificulta a captura de avaliações fora do padrão.</w:t>
+        <w:t xml:space="preserve">O SVD obteve o menor erro de predição, superando o baseline reportado por </w:t>
+      </w:r>
+      <w:proofErr w:type="spellStart"/>
+      <w:r>
+        <w:t>Suryani</w:t>
+      </w:r>
+      <w:proofErr w:type="spellEnd"/>
+      <w:r>
+        <w:t xml:space="preserve">, </w:t>
+      </w:r>
+      <w:proofErr w:type="spellStart"/>
+      <w:r>
+        <w:t>Pangestu</w:t>
+      </w:r>
+      <w:proofErr w:type="spellEnd"/>
+      <w:r>
+        <w:t xml:space="preserve"> e </w:t>
+      </w:r>
+      <w:proofErr w:type="spellStart"/>
+      <w:r>
+        <w:t>Pradana</w:t>
+      </w:r>
+      <w:proofErr w:type="spellEnd"/>
+      <w:r>
+        <w:t xml:space="preserve"> (2024) para KNN item-</w:t>
+      </w:r>
+      <w:proofErr w:type="spellStart"/>
+      <w:r>
+        <w:t>based</w:t>
+      </w:r>
+      <w:proofErr w:type="spellEnd"/>
+      <w:r>
+        <w:t xml:space="preserve"> com K=150 vizinhos. O KNN Item-</w:t>
+      </w:r>
+      <w:proofErr w:type="spellStart"/>
+      <w:r>
+        <w:t>Based</w:t>
+      </w:r>
+      <w:proofErr w:type="spellEnd"/>
+      <w:r>
+        <w:t xml:space="preserve"> e o KNN User-</w:t>
+      </w:r>
+      <w:proofErr w:type="spellStart"/>
+      <w:r>
+        <w:t>Based</w:t>
+      </w:r>
+      <w:proofErr w:type="spellEnd"/>
+      <w:r>
+        <w:t xml:space="preserve"> ficaram acima do baseline em RMSE e MAE, o que pode ser atribuído ao valor de K=40 utilizado (menor que o ótimo de 120-160 reportado na referência). A Precisão@5 foi equivalente entre os três modelos (~0,386), indicando que a qualidade do ranking dos cursos recomendados não se diferencia de forma significativa entre os algoritmos testados.</w:t>
+      </w:r>
+    </w:p>
+    <w:p>
+      <w:r>
+        <w:t>A análise de erros do KNN Item-</w:t>
+      </w:r>
+      <w:proofErr w:type="spellStart"/>
+      <w:r>
+        <w:t>Based</w:t>
+      </w:r>
+      <w:proofErr w:type="spellEnd"/>
+      <w:r>
+        <w:t xml:space="preserve"> revelou viés sistemático: o modelo superestima notas baixas (viés positivo para ratings 1 e 2) e subestima notas altas (viés negativo para rating 5). Esse padrão reflete a concentração de 79,5% das notas do teste em 5 estrelas, que empurra as predições em direção à moda da distribuição e dificulta a captura de avaliações fora do padrão.</w:t>
       </w:r>
     </w:p>
     <w:p>
@@ -1659,13 +4806,25 @@
           <w:lang w:val="pt-BR"/>
         </w:rPr>
       </w:pPr>
+      <w:bookmarkStart w:id="40" w:name="_Toc230267835"/>
+      <w:bookmarkStart w:id="41" w:name="_Toc230267900"/>
       <w:r>
         <w:rPr>
           <w:lang w:val="pt-BR"/>
         </w:rPr>
         <w:lastRenderedPageBreak/>
-        <w:t>4.3  Otimização de Hiperparâmetros</w:t>
-      </w:r>
+        <w:t xml:space="preserve">4.3  Otimização de </w:t>
+      </w:r>
+      <w:proofErr w:type="spellStart"/>
+      <w:r>
+        <w:rPr>
+          <w:lang w:val="pt-BR"/>
+        </w:rPr>
+        <w:t>Hiperparâmetros</w:t>
+      </w:r>
+      <w:bookmarkEnd w:id="40"/>
+      <w:bookmarkEnd w:id="41"/>
+      <w:proofErr w:type="spellEnd"/>
     </w:p>
     <w:p>
       <w:r>
@@ -1674,17 +4833,57 @@
     </w:p>
     <w:p>
       <w:r>
-        <w:t>Na variante item-based, as métricas se mostraram praticamente insensíveis ao valor de K. Com K = 10, o RMSE foi 0,8370; a partir de K = 20, estabilizou em 0,8369 e permaneceu nesse patamar até K = 220. MAE e Precision@10 seguiram o mesmo padrão: 0,5058 e 0,2129, respectivamente, sem variação perceptível. Esse comportamento se explica pelo catálogo reduzido (223 cursos): o número efetivo de vizinhos com similaridade não nula satura rapidamente, e vizinhos adicionais não alteram a predição.</w:t>
-      </w:r>
-    </w:p>
-    <w:p>
-      <w:r>
-        <w:t>Na variante user-based, a sensibilidade foi igualmente baixa, porém por razão distinta. A matriz user–user envolve 49.066 usuários, mas a esparsidade extrema (cada usuário avaliou poucos cursos) faz com que a maioria dos pares não atinja o min_support = 5 exigido. O melhor RMSE (0,8907) foi obtido com K = 150, contra 0,8908 com K = 10 — uma diferença de 0,0001. O MAE variou entre 0,5201 (K = 10) e 0,5199 (K ≥ 150).</w:t>
-      </w:r>
-    </w:p>
-    <w:p>
-      <w:r>
-        <w:t>Com base nesses resultados, os valores ótimos selecionados foram K = 40 para item-based e K = 150 para user-based, ambos por critério de menor RMSE. Esses parâmetros serão usados na comparação final entre modelos, substituindo o K = 40 usado por padrão na etapa anterior.</w:t>
+        <w:t>Na variante item-</w:t>
+      </w:r>
+      <w:proofErr w:type="spellStart"/>
+      <w:r>
+        <w:t>based</w:t>
+      </w:r>
+      <w:proofErr w:type="spellEnd"/>
+      <w:r>
+        <w:t>, as métricas se mostraram praticamente insensíveis ao valor de K. Com K = 10, o RMSE foi 0,8370; a partir de K = 20, estabilizou em 0,8369 e permaneceu nesse patamar até K = 220. MAE e Precision@10 seguiram o mesmo padrão: 0,5058 e 0,2129, respectivamente, sem variação perceptível. Esse comportamento se explica pelo catálogo reduzido (223 cursos): o número efetivo de vizinhos com similaridade não nula satura rapidamente, e vizinhos adicionais não alteram a predição.</w:t>
+      </w:r>
+    </w:p>
+    <w:p>
+      <w:r>
+        <w:t>Na variante user-</w:t>
+      </w:r>
+      <w:proofErr w:type="spellStart"/>
+      <w:r>
+        <w:t>based</w:t>
+      </w:r>
+      <w:proofErr w:type="spellEnd"/>
+      <w:r>
+        <w:t xml:space="preserve">, a sensibilidade foi igualmente baixa, porém por razão distinta. A matriz user–user envolve 49.066 usuários, mas a esparsidade extrema (cada usuário avaliou poucos cursos) faz com que a maioria dos pares não atinja o </w:t>
+      </w:r>
+      <w:proofErr w:type="spellStart"/>
+      <w:r>
+        <w:t>min_support</w:t>
+      </w:r>
+      <w:proofErr w:type="spellEnd"/>
+      <w:r>
+        <w:t xml:space="preserve"> = 5 exigido. O melhor RMSE (0,8907) foi obtido com K = 150, contra 0,8908 com K = 10 — uma diferença de 0,0001. O MAE variou entre 0,5201 (K = 10) e 0,5199 (K ≥ 150).</w:t>
+      </w:r>
+    </w:p>
+    <w:p>
+      <w:r>
+        <w:t>Com base nesses resultados, os valores ótimos selecionados foram K = 40 para item-</w:t>
+      </w:r>
+      <w:proofErr w:type="spellStart"/>
+      <w:r>
+        <w:t>based</w:t>
+      </w:r>
+      <w:proofErr w:type="spellEnd"/>
+      <w:r>
+        <w:t xml:space="preserve"> e K = 150 para user-</w:t>
+      </w:r>
+      <w:proofErr w:type="spellStart"/>
+      <w:r>
+        <w:t>based</w:t>
+      </w:r>
+      <w:proofErr w:type="spellEnd"/>
+      <w:r>
+        <w:t>, ambos por critério de menor RMSE. Esses parâmetros serão usados na comparação final entre modelos, substituindo o K = 40 usado por padrão na etapa anterior.</w:t>
       </w:r>
     </w:p>
     <w:p>
@@ -1694,16 +4893,36 @@
           <w:lang w:val="pt-BR"/>
         </w:rPr>
       </w:pPr>
+      <w:bookmarkStart w:id="42" w:name="_Toc230267836"/>
+      <w:bookmarkStart w:id="43" w:name="_Toc230267901"/>
       <w:r>
         <w:rPr>
           <w:lang w:val="pt-BR"/>
         </w:rPr>
         <w:t>4.4  Comparação com Baselines</w:t>
       </w:r>
-    </w:p>
-    <w:p>
-      <w:r>
-        <w:t>A Tabela 2 apresenta os resultados consolidados dos sete modelos. Os modelos de filtragem colaborativa e o content-based foram avaliados no subconjunto known do teste (55.472 triplas onde usuário e curso existem no treino). O modelo híbrido foi avaliado no teste completo (115.442 triplas, incluindo cold-start).</w:t>
+      <w:bookmarkEnd w:id="42"/>
+      <w:bookmarkEnd w:id="43"/>
+    </w:p>
+    <w:p>
+      <w:r>
+        <w:t xml:space="preserve">A Tabela 2 apresenta os resultados consolidados dos sete modelos. Os modelos de filtragem colaborativa e o </w:t>
+      </w:r>
+      <w:proofErr w:type="spellStart"/>
+      <w:r>
+        <w:t>content-based</w:t>
+      </w:r>
+      <w:proofErr w:type="spellEnd"/>
+      <w:r>
+        <w:t xml:space="preserve"> foram avaliados no subconjunto </w:t>
+      </w:r>
+      <w:proofErr w:type="spellStart"/>
+      <w:r>
+        <w:t>known</w:t>
+      </w:r>
+      <w:proofErr w:type="spellEnd"/>
+      <w:r>
+        <w:t xml:space="preserve"> do teste (55.472 triplas onde usuário e curso existem no treino). O modelo híbrido foi avaliado no teste completo (115.442 triplas, incluindo cold-start).</w:t>
       </w:r>
     </w:p>
     <w:tbl>
@@ -2413,9 +5632,14 @@
             <w:pPr>
               <w:jc w:val="left"/>
             </w:pPr>
+            <w:proofErr w:type="spellStart"/>
             <w:r>
               <w:lastRenderedPageBreak/>
-              <w:t>Content TF-IDF</w:t>
+              <w:t>Content</w:t>
+            </w:r>
+            <w:proofErr w:type="spellEnd"/>
+            <w:r>
+              <w:t xml:space="preserve"> TF-IDF</w:t>
             </w:r>
           </w:p>
         </w:tc>
@@ -2524,8 +5748,13 @@
               <w:jc w:val="left"/>
             </w:pPr>
             <w:r>
-              <w:t>Híbrido SVD+Content</w:t>
-            </w:r>
+              <w:t xml:space="preserve">Híbrido </w:t>
+            </w:r>
+            <w:proofErr w:type="spellStart"/>
+            <w:r>
+              <w:t>SVD+Content</w:t>
+            </w:r>
+            <w:proofErr w:type="spellEnd"/>
           </w:p>
         </w:tc>
         <w:tc>
@@ -2634,12 +5863,68 @@
     </w:p>
     <w:p>
       <w:r>
-        <w:t>O SVD obteve o menor RMSE entre os modelos puros (0,716), seguido pelo baseline de popularidade (0,708 — que se beneficia da concentração de ratings em 5 estrelas). O KNN item-based ficou em terceiro lugar (0,837) e o KNN user-based em quarto (0,891). O modelo content-based apresentou o maior RMSE (1,174), o que era esperado: ele não utiliza o histórico colaborativo e suas predições derivam exclusivamente da similaridade textual entre títulos.</w:t>
-      </w:r>
-    </w:p>
-    <w:p>
-      <w:r>
-        <w:t>O resultado do SVD (RMSE 0,716) supera o benchmark de Suryani, Pangestu e Pradana (2024), que reportaram RMSE de 0,788 para KNN item-based com K=150 no mesmo dataset. A diferença se explica pela natureza dos modelos: SVD captura padrões globais da matriz enquanto KNN depende de vizinhanças locais.</w:t>
+        <w:t>O SVD obteve o menor RMSE entre os modelos puros (0,716), seguido pelo baseline de popularidade (0,708 — que se beneficia da concentração de ratings em 5 estrelas). O KNN item-</w:t>
+      </w:r>
+      <w:proofErr w:type="spellStart"/>
+      <w:r>
+        <w:t>based</w:t>
+      </w:r>
+      <w:proofErr w:type="spellEnd"/>
+      <w:r>
+        <w:t xml:space="preserve"> ficou em terceiro lugar (0,837) e o KNN user-</w:t>
+      </w:r>
+      <w:proofErr w:type="spellStart"/>
+      <w:r>
+        <w:t>based</w:t>
+      </w:r>
+      <w:proofErr w:type="spellEnd"/>
+      <w:r>
+        <w:t xml:space="preserve"> em quarto (0,891). O modelo </w:t>
+      </w:r>
+      <w:proofErr w:type="spellStart"/>
+      <w:r>
+        <w:t>content-based</w:t>
+      </w:r>
+      <w:proofErr w:type="spellEnd"/>
+      <w:r>
+        <w:t xml:space="preserve"> apresentou o maior RMSE (1,174), o que era esperado: ele não utiliza o histórico colaborativo e suas predições derivam exclusivamente da similaridade textual entre títulos.</w:t>
+      </w:r>
+    </w:p>
+    <w:p>
+      <w:r>
+        <w:t xml:space="preserve">O resultado do SVD (RMSE 0,716) supera o benchmark de </w:t>
+      </w:r>
+      <w:proofErr w:type="spellStart"/>
+      <w:r>
+        <w:t>Suryani</w:t>
+      </w:r>
+      <w:proofErr w:type="spellEnd"/>
+      <w:r>
+        <w:t xml:space="preserve">, </w:t>
+      </w:r>
+      <w:proofErr w:type="spellStart"/>
+      <w:r>
+        <w:t>Pangestu</w:t>
+      </w:r>
+      <w:proofErr w:type="spellEnd"/>
+      <w:r>
+        <w:t xml:space="preserve"> e </w:t>
+      </w:r>
+      <w:proofErr w:type="spellStart"/>
+      <w:r>
+        <w:t>Pradana</w:t>
+      </w:r>
+      <w:proofErr w:type="spellEnd"/>
+      <w:r>
+        <w:t xml:space="preserve"> (2024), que reportaram RMSE de 0,788 para KNN item-</w:t>
+      </w:r>
+      <w:proofErr w:type="spellStart"/>
+      <w:r>
+        <w:t>based</w:t>
+      </w:r>
+      <w:proofErr w:type="spellEnd"/>
+      <w:r>
+        <w:t xml:space="preserve"> com K=150 no mesmo dataset. A diferença se explica pela natureza dos modelos: SVD captura padrões globais da matriz enquanto KNN depende de vizinhanças locais.</w:t>
       </w:r>
     </w:p>
     <w:p>
@@ -2649,21 +5934,49 @@
           <w:lang w:val="pt-BR"/>
         </w:rPr>
       </w:pPr>
+      <w:bookmarkStart w:id="44" w:name="_Toc230267837"/>
+      <w:bookmarkStart w:id="45" w:name="_Toc230267902"/>
       <w:r>
         <w:rPr>
           <w:lang w:val="pt-BR"/>
         </w:rPr>
         <w:t>4.5  Análise do Modelo Híbrido</w:t>
       </w:r>
-    </w:p>
-    <w:p>
-      <w:r>
-        <w:t>O modelo híbrido implementa uma estratégia de switching com três níveis de prioridade. Se o par (usuário, curso) é conhecido no treino, utiliza a predição do SVD. Se o usuário possui perfil TF-IDF (avaliou ao menos um curso com nota ≥ 3), utiliza a similaridade de conteúdo. Caso contrário, retorna o fallback de popularidade (média global + viés do item).</w:t>
-      </w:r>
-    </w:p>
-    <w:p>
-      <w:r>
-        <w:t>Essa arquitetura permite que o híbrido cubra 100% do conjunto de teste (115.442 triplas), contra 48,1% de cobertura do SVD puro (que só funciona para pares known). Mesmo com a inclusão de predições de menor qualidade no segmento cold-start, o híbrido obteve o menor RMSE geral (0,686) e MAE (0,458), superando todos os modelos individuais.</w:t>
+      <w:bookmarkEnd w:id="44"/>
+      <w:bookmarkEnd w:id="45"/>
+    </w:p>
+    <w:p>
+      <w:r>
+        <w:t xml:space="preserve">O modelo híbrido implementa uma estratégia de </w:t>
+      </w:r>
+      <w:proofErr w:type="spellStart"/>
+      <w:r>
+        <w:t>switching</w:t>
+      </w:r>
+      <w:proofErr w:type="spellEnd"/>
+      <w:r>
+        <w:t xml:space="preserve"> com três níveis de prioridade. Se o par (usuário, curso) é conhecido no treino, utiliza a predição do SVD. Se o usuário possui perfil TF-IDF (avaliou ao menos um curso com nota ≥ 3), utiliza a similaridade de conteúdo. Caso contrário, retorna o </w:t>
+      </w:r>
+      <w:proofErr w:type="spellStart"/>
+      <w:r>
+        <w:t>fallback</w:t>
+      </w:r>
+      <w:proofErr w:type="spellEnd"/>
+      <w:r>
+        <w:t xml:space="preserve"> de popularidade (média global + viés do item).</w:t>
+      </w:r>
+    </w:p>
+    <w:p>
+      <w:r>
+        <w:t xml:space="preserve">Essa arquitetura permite que o híbrido cubra 100% do conjunto de teste (115.442 triplas), contra 48,1% de cobertura do SVD puro (que só funciona para pares </w:t>
+      </w:r>
+      <w:proofErr w:type="spellStart"/>
+      <w:r>
+        <w:t>known</w:t>
+      </w:r>
+      <w:proofErr w:type="spellEnd"/>
+      <w:r>
+        <w:t>). Mesmo com a inclusão de predições de menor qualidade no segmento cold-start, o híbrido obteve o menor RMSE geral (0,686) e MAE (0,458), superando todos os modelos individuais.</w:t>
       </w:r>
     </w:p>
     <w:tbl>
@@ -2778,7 +6091,15 @@
               <w:jc w:val="left"/>
             </w:pPr>
             <w:r>
-              <w:t>SVD (só known)</w:t>
+              <w:t xml:space="preserve">SVD (só </w:t>
+            </w:r>
+            <w:proofErr w:type="spellStart"/>
+            <w:r>
+              <w:t>known</w:t>
+            </w:r>
+            <w:proofErr w:type="spellEnd"/>
+            <w:r>
+              <w:t>)</w:t>
             </w:r>
           </w:p>
         </w:tc>
@@ -2848,7 +6169,15 @@
               <w:jc w:val="left"/>
             </w:pPr>
             <w:r>
-              <w:t>Híbrido (test completo)</w:t>
+              <w:t>Híbrido (</w:t>
+            </w:r>
+            <w:proofErr w:type="spellStart"/>
+            <w:r>
+              <w:t>test</w:t>
+            </w:r>
+            <w:proofErr w:type="spellEnd"/>
+            <w:r>
+              <w:t xml:space="preserve"> completo)</w:t>
             </w:r>
           </w:p>
         </w:tc>
@@ -2924,12 +6253,16 @@
           <w:lang w:val="pt-BR"/>
         </w:rPr>
       </w:pPr>
+      <w:bookmarkStart w:id="46" w:name="_Toc230267838"/>
+      <w:bookmarkStart w:id="47" w:name="_Toc230267903"/>
       <w:r>
         <w:rPr>
           <w:lang w:val="pt-BR"/>
         </w:rPr>
         <w:t>4.6  Gráficos e Visualizações</w:t>
       </w:r>
+      <w:bookmarkEnd w:id="46"/>
+      <w:bookmarkEnd w:id="47"/>
     </w:p>
     <w:p>
       <w:r>
@@ -2990,7 +6323,21 @@
         <w:rPr>
           <w:i/>
         </w:rPr>
-        <w:t>Figura 2: RMSE e MAE por modelo. Linha tracejada: benchmark de Suryani et al. (2024).</w:t>
+        <w:t xml:space="preserve">Figura 2: RMSE e MAE por modelo. Linha tracejada: benchmark de </w:t>
+      </w:r>
+      <w:proofErr w:type="spellStart"/>
+      <w:r>
+        <w:rPr>
+          <w:i/>
+        </w:rPr>
+        <w:t>Suryani</w:t>
+      </w:r>
+      <w:proofErr w:type="spellEnd"/>
+      <w:r>
+        <w:rPr>
+          <w:i/>
+        </w:rPr>
+        <w:t xml:space="preserve"> et al. (2024).</w:t>
       </w:r>
     </w:p>
     <w:p>
@@ -3102,7 +6449,21 @@
         <w:rPr>
           <w:i/>
         </w:rPr>
-        <w:t>Figura 4: Distribuição de ratings reais (cinza) vs. previstos (verde) para SVD, KNN Item e Content-Based.</w:t>
+        <w:t xml:space="preserve">Figura 4: Distribuição de ratings reais (cinza) vs. previstos (verde) para SVD, KNN Item e </w:t>
+      </w:r>
+      <w:proofErr w:type="spellStart"/>
+      <w:r>
+        <w:rPr>
+          <w:i/>
+        </w:rPr>
+        <w:t>Content-Based</w:t>
+      </w:r>
+      <w:proofErr w:type="spellEnd"/>
+      <w:r>
+        <w:rPr>
+          <w:i/>
+        </w:rPr>
+        <w:t>.</w:t>
       </w:r>
     </w:p>
     <w:p>
@@ -3215,7 +6576,21 @@
         <w:rPr>
           <w:i/>
         </w:rPr>
-        <w:t>Figura 6: Precisão@K em função de K para os três modelos principais.</w:t>
+        <w:t xml:space="preserve">Figura 6: </w:t>
+      </w:r>
+      <w:proofErr w:type="spellStart"/>
+      <w:r>
+        <w:rPr>
+          <w:i/>
+        </w:rPr>
+        <w:t>Precisão@K</w:t>
+      </w:r>
+      <w:proofErr w:type="spellEnd"/>
+      <w:r>
+        <w:rPr>
+          <w:i/>
+        </w:rPr>
+        <w:t xml:space="preserve"> em função de K para os três modelos principais.</w:t>
       </w:r>
     </w:p>
     <w:p>
@@ -3271,7 +6646,49 @@
         <w:rPr>
           <w:i/>
         </w:rPr>
-        <w:t>Figura 7: Sweep do parâmetro K para KNN item-based e user-based.</w:t>
+        <w:t xml:space="preserve">Figura 7: </w:t>
+      </w:r>
+      <w:proofErr w:type="spellStart"/>
+      <w:r>
+        <w:rPr>
+          <w:i/>
+        </w:rPr>
+        <w:t>Sweep</w:t>
+      </w:r>
+      <w:proofErr w:type="spellEnd"/>
+      <w:r>
+        <w:rPr>
+          <w:i/>
+        </w:rPr>
+        <w:t xml:space="preserve"> do parâmetro K para KNN item-</w:t>
+      </w:r>
+      <w:proofErr w:type="spellStart"/>
+      <w:r>
+        <w:rPr>
+          <w:i/>
+        </w:rPr>
+        <w:t>based</w:t>
+      </w:r>
+      <w:proofErr w:type="spellEnd"/>
+      <w:r>
+        <w:rPr>
+          <w:i/>
+        </w:rPr>
+        <w:t xml:space="preserve"> e user-</w:t>
+      </w:r>
+      <w:proofErr w:type="spellStart"/>
+      <w:r>
+        <w:rPr>
+          <w:i/>
+        </w:rPr>
+        <w:t>based</w:t>
+      </w:r>
+      <w:proofErr w:type="spellEnd"/>
+      <w:r>
+        <w:rPr>
+          <w:i/>
+        </w:rPr>
+        <w:t>.</w:t>
       </w:r>
     </w:p>
     <w:p>
@@ -3394,12 +6811,16 @@
           <w:lang w:val="pt-BR"/>
         </w:rPr>
       </w:pPr>
+      <w:bookmarkStart w:id="48" w:name="_Toc230267839"/>
+      <w:bookmarkStart w:id="49" w:name="_Toc230267904"/>
       <w:r>
         <w:rPr>
           <w:lang w:val="pt-BR"/>
         </w:rPr>
         <w:t>4.7  Discussão de Resultados</w:t>
       </w:r>
+      <w:bookmarkEnd w:id="48"/>
+      <w:bookmarkEnd w:id="49"/>
     </w:p>
     <w:p>
       <w:r>
@@ -3426,7 +6847,23 @@
         <w:t xml:space="preserve">O híbrido combina acurácia com cobertura. </w:t>
       </w:r>
       <w:r>
-        <w:t>Ao utilizar SVD quando possível e content-based como fallback, o sistema atende 100% das solicitações com RMSE inferior ao de qualquer modelo individual. A melhoria sobre o SVD puro não é grande em acurácia (0,686 vs. 0,716) mas é significativa em cobertura (100% vs. 48,1%).</w:t>
+        <w:t xml:space="preserve">Ao utilizar SVD quando possível e </w:t>
+      </w:r>
+      <w:proofErr w:type="spellStart"/>
+      <w:r>
+        <w:t>content-based</w:t>
+      </w:r>
+      <w:proofErr w:type="spellEnd"/>
+      <w:r>
+        <w:t xml:space="preserve"> como </w:t>
+      </w:r>
+      <w:proofErr w:type="spellStart"/>
+      <w:r>
+        <w:t>fallback</w:t>
+      </w:r>
+      <w:proofErr w:type="spellEnd"/>
+      <w:r>
+        <w:t>, o sistema atende 100% das solicitações com RMSE inferior ao de qualquer modelo individual. A melhoria sobre o SVD puro não é grande em acurácia (0,686 vs. 0,716) mas é significativa em cobertura (100% vs. 48,1%).</w:t>
       </w:r>
     </w:p>
     <w:p>
@@ -3448,7 +6885,23 @@
         <w:t xml:space="preserve">Limitações identificadas: </w:t>
       </w:r>
       <w:r>
-        <w:t>(1) O viés de avaliação do Coursera (95% das notas são 4 ou 5) reduz o poder discriminativo das métricas de ranking. (2) A esparsidade de 98,1% limita o número de vizinhos efetivos no KNN. (3) O modelo content-based utiliza apenas títulos — a adição de descrições e metadados ampliaria sua capacidade. (4) Colisões de nomes de avaliadores introduzem ruído que o corte de percentil mitiga parcialmente mas não elimina.</w:t>
+        <w:t xml:space="preserve">(1) O viés de avaliação do Coursera (95% das notas são 4 ou 5) reduz o poder discriminativo das métricas de ranking. (2) A esparsidade de 98,1% limita o número de vizinhos efetivos no KNN. (3) O modelo </w:t>
+      </w:r>
+      <w:proofErr w:type="spellStart"/>
+      <w:r>
+        <w:t>content-based</w:t>
+      </w:r>
+      <w:proofErr w:type="spellEnd"/>
+      <w:r>
+        <w:t xml:space="preserve"> utiliza apenas títulos — a adição de descrições e metadados ampliaria sua capacidade. (4) Colisões de nomes de avaliadores introduzem ruído que o corte de percentil mitiga </w:t>
+      </w:r>
+      <w:proofErr w:type="gramStart"/>
+      <w:r>
+        <w:t>parcialmente</w:t>
+      </w:r>
+      <w:proofErr w:type="gramEnd"/>
+      <w:r>
+        <w:t xml:space="preserve"> mas não elimina.</w:t>
       </w:r>
     </w:p>
     <w:p>
@@ -3458,31 +6911,147 @@
           <w:lang w:val="pt-BR"/>
         </w:rPr>
       </w:pPr>
+      <w:bookmarkStart w:id="50" w:name="_Toc230267840"/>
+      <w:bookmarkStart w:id="51" w:name="_Toc230267905"/>
       <w:r>
         <w:rPr>
           <w:lang w:val="pt-BR"/>
         </w:rPr>
         <w:t>5  CONCLUSÕES E TRABALHOS FUTUROS</w:t>
       </w:r>
-    </w:p>
-    <w:p>
-      <w:r>
-        <w:t>Este projeto desenvolveu um sistema de recomendação de cursos educacionais que combina filtragem colaborativa (SVD e KNN) com filtragem baseada em conteúdo (TF-IDF) em uma arquitetura híbrida do tipo switching. O sistema foi treinado e avaliado sobre 1,45 milhão de avaliações da plataforma Coursera e implantado como aplicação web funcional com autenticação e coleta de feedback.</w:t>
-      </w:r>
-    </w:p>
-    <w:p>
-      <w:r>
-        <w:t>Os principais resultados obtidos são apresentados a seguir. O modelo SVD com 50 fatores latentes obteve o menor erro de predição entre os modelos puros (RMSE 0,716, MAE 0,460), superando o benchmark da literatura para KNN item-based no mesmo dataset (RMSE 0,788, reportado por Suryani et al., 2024). A otimização de K por sweep confirmou K=40 como ótimo para KNN item-based e K=150 para user-based, embora a sensibilidade ao parâmetro seja baixa em ambos os casos.</w:t>
-      </w:r>
-    </w:p>
-    <w:p>
-      <w:r>
-        <w:t>O modelo híbrido atingiu cobertura de 100% do conjunto de teste com RMSE de 0,686, o menor entre todos os modelos — demonstrando que a combinação de abordagens produz ganhos tanto em acurácia quanto em alcance. A implantação em Streamlit com Supabase validou a viabilidade do sistema em ambiente real, com autenticação OTP e coleta estruturada de feedback.</w:t>
-      </w:r>
-    </w:p>
-    <w:p>
-      <w:r>
-        <w:t>A principal contribuição técnica do projeto é a demonstração de que uma arquitetura híbrida simples (switching SVD → content → popularidade) resolve de forma eficaz o problema de cold start sem sacrificar a acurácia para usuários com histórico. A abordagem não requer modelos complexos de deep learning e pode ser implementada com bibliotecas de código aberto (Surprise, scikit-learn, Streamlit).</w:t>
+      <w:bookmarkEnd w:id="50"/>
+      <w:bookmarkEnd w:id="51"/>
+    </w:p>
+    <w:p>
+      <w:r>
+        <w:t xml:space="preserve">Este projeto desenvolveu um sistema de recomendação de cursos educacionais que combina filtragem colaborativa (SVD e KNN) com filtragem baseada em conteúdo (TF-IDF) em uma arquitetura híbrida do tipo </w:t>
+      </w:r>
+      <w:proofErr w:type="spellStart"/>
+      <w:r>
+        <w:t>switching</w:t>
+      </w:r>
+      <w:proofErr w:type="spellEnd"/>
+      <w:r>
+        <w:t>. O sistema foi treinado e avaliado sobre 1,45 milhão de avaliações da plataforma Coursera e implantado como aplicação web funcional com autenticação e coleta de feedback.</w:t>
+      </w:r>
+    </w:p>
+    <w:p>
+      <w:r>
+        <w:t>Os principais resultados obtidos são apresentados a seguir. O modelo SVD com 50 fatores latentes obteve o menor erro de predição entre os modelos puros (RMSE 0,716, MAE 0,460), superando o benchmark da literatura para KNN item-</w:t>
+      </w:r>
+      <w:proofErr w:type="spellStart"/>
+      <w:r>
+        <w:t>based</w:t>
+      </w:r>
+      <w:proofErr w:type="spellEnd"/>
+      <w:r>
+        <w:t xml:space="preserve"> no mesmo dataset (RMSE 0,788, reportado por </w:t>
+      </w:r>
+      <w:proofErr w:type="spellStart"/>
+      <w:r>
+        <w:t>Suryani</w:t>
+      </w:r>
+      <w:proofErr w:type="spellEnd"/>
+      <w:r>
+        <w:t xml:space="preserve"> et al., 2024). A otimização de K por </w:t>
+      </w:r>
+      <w:proofErr w:type="spellStart"/>
+      <w:r>
+        <w:t>sweep</w:t>
+      </w:r>
+      <w:proofErr w:type="spellEnd"/>
+      <w:r>
+        <w:t xml:space="preserve"> confirmou K=40 como ótimo para KNN item-</w:t>
+      </w:r>
+      <w:proofErr w:type="spellStart"/>
+      <w:r>
+        <w:t>based</w:t>
+      </w:r>
+      <w:proofErr w:type="spellEnd"/>
+      <w:r>
+        <w:t xml:space="preserve"> e K=150 para user-</w:t>
+      </w:r>
+      <w:proofErr w:type="spellStart"/>
+      <w:r>
+        <w:t>based</w:t>
+      </w:r>
+      <w:proofErr w:type="spellEnd"/>
+      <w:r>
+        <w:t>, embora a sensibilidade ao parâmetro seja baixa em ambos os casos.</w:t>
+      </w:r>
+    </w:p>
+    <w:p>
+      <w:r>
+        <w:t xml:space="preserve">O modelo híbrido atingiu cobertura de 100% do conjunto de teste com RMSE de 0,686, o menor entre todos os modelos — demonstrando que a combinação de abordagens produz ganhos tanto em acurácia quanto em alcance. A implantação em </w:t>
+      </w:r>
+      <w:proofErr w:type="spellStart"/>
+      <w:r>
+        <w:t>Streamlit</w:t>
+      </w:r>
+      <w:proofErr w:type="spellEnd"/>
+      <w:r>
+        <w:t xml:space="preserve"> com </w:t>
+      </w:r>
+      <w:proofErr w:type="spellStart"/>
+      <w:r>
+        <w:t>Supabase</w:t>
+      </w:r>
+      <w:proofErr w:type="spellEnd"/>
+      <w:r>
+        <w:t xml:space="preserve"> validou a viabilidade do sistema em ambiente real, com autenticação OTP e coleta estruturada de feedback.</w:t>
+      </w:r>
+    </w:p>
+    <w:p>
+      <w:r>
+        <w:t>A principal contribuição técnica do projeto é a demonstração de que uma arquitetura híbrida simples (</w:t>
+      </w:r>
+      <w:proofErr w:type="spellStart"/>
+      <w:r>
+        <w:t>switching</w:t>
+      </w:r>
+      <w:proofErr w:type="spellEnd"/>
+      <w:r>
+        <w:t xml:space="preserve"> SVD → </w:t>
+      </w:r>
+      <w:proofErr w:type="spellStart"/>
+      <w:r>
+        <w:t>content</w:t>
+      </w:r>
+      <w:proofErr w:type="spellEnd"/>
+      <w:r>
+        <w:t xml:space="preserve"> → popularidade) resolve de forma eficaz o problema de cold start sem sacrificar a acurácia para usuários com histórico. A abordagem não requer modelos complexos de </w:t>
+      </w:r>
+      <w:proofErr w:type="spellStart"/>
+      <w:r>
+        <w:t>deep</w:t>
+      </w:r>
+      <w:proofErr w:type="spellEnd"/>
+      <w:r>
+        <w:t xml:space="preserve"> learning e pode ser implementada com bibliotecas de código aberto (</w:t>
+      </w:r>
+      <w:proofErr w:type="spellStart"/>
+      <w:r>
+        <w:t>Surprise</w:t>
+      </w:r>
+      <w:proofErr w:type="spellEnd"/>
+      <w:r>
+        <w:t xml:space="preserve">, </w:t>
+      </w:r>
+      <w:proofErr w:type="spellStart"/>
+      <w:r>
+        <w:t>scikit-learn</w:t>
+      </w:r>
+      <w:proofErr w:type="spellEnd"/>
+      <w:r>
+        <w:t xml:space="preserve">, </w:t>
+      </w:r>
+      <w:proofErr w:type="spellStart"/>
+      <w:r>
+        <w:t>Streamlit</w:t>
+      </w:r>
+      <w:proofErr w:type="spellEnd"/>
+      <w:r>
+        <w:t>).</w:t>
       </w:r>
     </w:p>
     <w:p>
@@ -3499,7 +7068,15 @@
         <w:t xml:space="preserve">Limitações: </w:t>
       </w:r>
       <w:r>
-        <w:t>O viés extremo de avaliação da base (76% de notas 5) reduz o poder discriminativo das métricas de ranking e pode inflar a percepção de qualidade das recomendações. O modelo content-based depende exclusivamente de títulos dos cursos, o que limita sua capacidade de distinguir cursos com nomes genéricos. Colisões de nomes de avaliadores na plataforma introduzem ruído não completamente eliminável.</w:t>
+        <w:t xml:space="preserve">O viés extremo de avaliação da base (76% de notas 5) reduz o poder discriminativo das métricas de ranking e pode inflar a percepção de qualidade das recomendações. O modelo </w:t>
+      </w:r>
+      <w:proofErr w:type="spellStart"/>
+      <w:r>
+        <w:t>content-based</w:t>
+      </w:r>
+      <w:proofErr w:type="spellEnd"/>
+      <w:r>
+        <w:t xml:space="preserve"> depende exclusivamente de títulos dos cursos, o que limita sua capacidade de distinguir cursos com nomes genéricos. Colisões de nomes de avaliadores na plataforma introduzem ruído não completamente eliminável.</w:t>
       </w:r>
     </w:p>
     <w:p>
@@ -3509,17 +7086,165 @@
         </w:rPr>
         <w:t xml:space="preserve">Trabalhos futuros: </w:t>
       </w:r>
-      <w:r>
-        <w:t>Re-ranking por diversidade (Maximal Marginal Relevance) para mitigar o viés de popularidade. Incorporação de metadados adicionais ao ramo content-based (instituição, dificuldade, descrição). Sweep de hiperparâmetros do SVD (número de fatores, épocas, regularização). Avaliação de modelos mais expressivos como Factorization Machines ou NCF. Expansão do piloto com mais usuários para medir engajamento real (taxas de clique e completude dos cursos recomendados).</w:t>
+      <w:proofErr w:type="spellStart"/>
+      <w:r>
+        <w:t>Re-ranking</w:t>
+      </w:r>
+      <w:proofErr w:type="spellEnd"/>
+      <w:r>
+        <w:t xml:space="preserve"> por diversidade (Maximal Marginal </w:t>
+      </w:r>
+      <w:proofErr w:type="spellStart"/>
+      <w:r>
+        <w:t>Relevance</w:t>
+      </w:r>
+      <w:proofErr w:type="spellEnd"/>
+      <w:r>
+        <w:t xml:space="preserve">) para mitigar o viés de popularidade. Incorporação de metadados adicionais ao ramo </w:t>
+      </w:r>
+      <w:proofErr w:type="spellStart"/>
+      <w:r>
+        <w:t>content-based</w:t>
+      </w:r>
+      <w:proofErr w:type="spellEnd"/>
+      <w:r>
+        <w:t xml:space="preserve"> (instituição, dificuldade, descrição). </w:t>
+      </w:r>
+      <w:proofErr w:type="spellStart"/>
+      <w:r>
+        <w:t>Sweep</w:t>
+      </w:r>
+      <w:proofErr w:type="spellEnd"/>
+      <w:r>
+        <w:t xml:space="preserve"> de </w:t>
+      </w:r>
+      <w:proofErr w:type="spellStart"/>
+      <w:r>
+        <w:t>hiperparâmetros</w:t>
+      </w:r>
+      <w:proofErr w:type="spellEnd"/>
+      <w:r>
+        <w:t xml:space="preserve"> do SVD (número de fatores, épocas, regularização). Avaliação de modelos mais expressivos como </w:t>
+      </w:r>
+      <w:proofErr w:type="spellStart"/>
+      <w:r>
+        <w:t>Factorization</w:t>
+      </w:r>
+      <w:proofErr w:type="spellEnd"/>
+      <w:r>
+        <w:t xml:space="preserve"> </w:t>
+      </w:r>
+      <w:proofErr w:type="spellStart"/>
+      <w:r>
+        <w:t>Machines</w:t>
+      </w:r>
+      <w:proofErr w:type="spellEnd"/>
+      <w:r>
+        <w:t xml:space="preserve"> ou NCF. Expansão do piloto com mais usuários para medir engajamento real (taxas de clique e completude dos cursos recomendados).</w:t>
       </w:r>
     </w:p>
     <w:p>
       <w:pPr>
         <w:pStyle w:val="Heading1"/>
       </w:pPr>
-      <w:r>
+    </w:p>
+    <w:p>
+      <w:pPr>
+        <w:pStyle w:val="Heading1"/>
+      </w:pPr>
+    </w:p>
+    <w:p>
+      <w:pPr>
+        <w:pStyle w:val="Heading1"/>
+      </w:pPr>
+    </w:p>
+    <w:p>
+      <w:pPr>
+        <w:pStyle w:val="Heading1"/>
+      </w:pPr>
+    </w:p>
+    <w:p>
+      <w:pPr>
+        <w:pStyle w:val="Heading1"/>
+      </w:pPr>
+    </w:p>
+    <w:p>
+      <w:pPr>
+        <w:pStyle w:val="Heading1"/>
+      </w:pPr>
+    </w:p>
+    <w:p>
+      <w:pPr>
+        <w:pStyle w:val="Heading1"/>
+      </w:pPr>
+    </w:p>
+    <w:p>
+      <w:pPr>
+        <w:pStyle w:val="Heading1"/>
+      </w:pPr>
+    </w:p>
+    <w:p>
+      <w:pPr>
+        <w:pStyle w:val="Heading1"/>
+      </w:pPr>
+    </w:p>
+    <w:p>
+      <w:pPr>
+        <w:pStyle w:val="Heading1"/>
+      </w:pPr>
+    </w:p>
+    <w:p>
+      <w:pPr>
+        <w:pStyle w:val="Heading1"/>
+      </w:pPr>
+    </w:p>
+    <w:p>
+      <w:pPr>
+        <w:pStyle w:val="Heading1"/>
+      </w:pPr>
+    </w:p>
+    <w:p>
+      <w:pPr>
+        <w:pStyle w:val="Heading1"/>
+      </w:pPr>
+    </w:p>
+    <w:p>
+      <w:pPr>
+        <w:pStyle w:val="Heading1"/>
+      </w:pPr>
+    </w:p>
+    <w:p>
+      <w:pPr>
+        <w:pStyle w:val="Heading1"/>
+      </w:pPr>
+    </w:p>
+    <w:p>
+      <w:pPr>
+        <w:pStyle w:val="Heading1"/>
+      </w:pPr>
+    </w:p>
+    <w:p>
+      <w:pPr>
+        <w:pStyle w:val="Heading1"/>
+      </w:pPr>
+    </w:p>
+    <w:p>
+      <w:pPr>
+        <w:pStyle w:val="Heading1"/>
+      </w:pPr>
+    </w:p>
+    <w:p>
+      <w:pPr>
+        <w:pStyle w:val="Heading1"/>
+      </w:pPr>
+      <w:bookmarkStart w:id="52" w:name="_Toc230267841"/>
+      <w:bookmarkStart w:id="53" w:name="_Toc230267906"/>
+      <w:r>
+        <w:lastRenderedPageBreak/>
         <w:t>6  REFERÊNCIAS</w:t>
       </w:r>
+      <w:bookmarkEnd w:id="52"/>
+      <w:bookmarkEnd w:id="53"/>
     </w:p>
     <w:p>
       <w:pPr>
@@ -3579,19 +7304,47 @@
         <w:rPr>
           <w:lang w:val="en-US"/>
         </w:rPr>
-        <w:t>Acesso em: 15 mar. 2025.</w:t>
-      </w:r>
-    </w:p>
-    <w:p>
-      <w:pPr>
+        <w:t xml:space="preserve">Acesso </w:t>
+      </w:r>
+      <w:proofErr w:type="spellStart"/>
+      <w:r>
         <w:rPr>
           <w:lang w:val="en-US"/>
         </w:rPr>
-      </w:pPr>
+        <w:t>em</w:t>
+      </w:r>
+      <w:proofErr w:type="spellEnd"/>
       <w:r>
         <w:rPr>
           <w:lang w:val="en-US"/>
         </w:rPr>
+        <w:t xml:space="preserve">: 15 </w:t>
+      </w:r>
+      <w:proofErr w:type="gramStart"/>
+      <w:r>
+        <w:rPr>
+          <w:lang w:val="en-US"/>
+        </w:rPr>
+        <w:t>mar</w:t>
+      </w:r>
+      <w:proofErr w:type="gramEnd"/>
+      <w:r>
+        <w:rPr>
+          <w:lang w:val="en-US"/>
+        </w:rPr>
+        <w:t>. 2025.</w:t>
+      </w:r>
+    </w:p>
+    <w:p>
+      <w:pPr>
+        <w:rPr>
+          <w:lang w:val="en-US"/>
+        </w:rPr>
+      </w:pPr>
+      <w:r>
+        <w:rPr>
+          <w:lang w:val="en-US"/>
+        </w:rPr>
         <w:t>RICCI, F.; ROKACH, L.; SHAPIRA, B. Introduction to Recommender Systems Handbook. In: RICCI, F.; ROKACH, L.; SHAPIRA, B.; KANTOR, P. (org.). Recommender Systems Handbook. Boston: Springer, 2011. DOI: 10.1007/978-0-387-85820-3_1.</w:t>
       </w:r>
     </w:p>
@@ -3603,7 +7356,15 @@
         <w:t xml:space="preserve">SURYANI, D.; PANGESTU, A.; PRADANA, M. Optimizing Item-based Collaborative Filtering for Course Recommendation: A Case Study with Coursera Data. </w:t>
       </w:r>
       <w:r>
-        <w:t>Applied Sciences, v. 15, n. 2, p. 1075, 2024. DOI: 10.3390/applsci15021075.</w:t>
+        <w:t xml:space="preserve">Applied </w:t>
+      </w:r>
+      <w:proofErr w:type="spellStart"/>
+      <w:r>
+        <w:t>Sciences</w:t>
+      </w:r>
+      <w:proofErr w:type="spellEnd"/>
+      <w:r>
+        <w:t>, v. 15, n. 2, p. 1075, 2024. DOI: 10.3390/applsci15021075.</w:t>
       </w:r>
     </w:p>
     <w:p>
@@ -3613,12 +7374,16 @@
           <w:lang w:val="pt-BR"/>
         </w:rPr>
       </w:pPr>
+      <w:bookmarkStart w:id="54" w:name="_Toc230267842"/>
+      <w:bookmarkStart w:id="55" w:name="_Toc230267907"/>
       <w:r>
         <w:rPr>
           <w:lang w:val="pt-BR"/>
         </w:rPr>
         <w:t>7  APÊNDICES</w:t>
       </w:r>
+      <w:bookmarkEnd w:id="54"/>
+      <w:bookmarkEnd w:id="55"/>
     </w:p>
     <w:p>
       <w:pPr>
@@ -3646,10 +7411,83 @@
         </w:rPr>
         <w:t xml:space="preserve">Link para o Dataset: </w:t>
       </w:r>
-      <w:r>
-        <w:t>https://www.kaggle.com/datasets/imuhammad/course-reviews-on-coursera</w:t>
-      </w:r>
-    </w:p>
+      <w:hyperlink r:id="rId20" w:history="1">
+        <w:r>
+          <w:rPr>
+            <w:rStyle w:val="Hyperlink"/>
+          </w:rPr>
+          <w:t>https://www.kaggle.com/datasets/imuhammad/course-reviews-on-coursera</w:t>
+        </w:r>
+      </w:hyperlink>
+    </w:p>
+    <w:p>
+      <w:pPr>
+        <w:rPr>
+          <w:b/>
+          <w:bCs/>
+        </w:rPr>
+      </w:pPr>
+      <w:r>
+        <w:rPr>
+          <w:b/>
+          <w:bCs/>
+        </w:rPr>
+        <w:t>Apresentações em Vídeo:</w:t>
+      </w:r>
+    </w:p>
+    <w:p>
+      <w:pPr>
+        <w:numPr>
+          <w:ilvl w:val="0"/>
+          <w:numId w:val="3"/>
+        </w:numPr>
+      </w:pPr>
+      <w:r>
+        <w:rPr>
+          <w:b/>
+          <w:bCs/>
+        </w:rPr>
+        <w:t>Projeto:</w:t>
+      </w:r>
+      <w:r>
+        <w:t> </w:t>
+      </w:r>
+      <w:hyperlink r:id="rId21" w:history="1">
+        <w:r>
+          <w:rPr>
+            <w:rStyle w:val="Hyperlink"/>
+          </w:rPr>
+          <w:t>https://www.youtube.com/watch?v=P5-6MtYhe9o</w:t>
+        </w:r>
+      </w:hyperlink>
+    </w:p>
+    <w:p>
+      <w:pPr>
+        <w:numPr>
+          <w:ilvl w:val="0"/>
+          <w:numId w:val="3"/>
+        </w:numPr>
+      </w:pPr>
+      <w:r>
+        <w:rPr>
+          <w:b/>
+          <w:bCs/>
+        </w:rPr>
+        <w:t>Aplicação:</w:t>
+      </w:r>
+      <w:r>
+        <w:t> </w:t>
+      </w:r>
+      <w:hyperlink r:id="rId22" w:history="1">
+        <w:r>
+          <w:rPr>
+            <w:rStyle w:val="Hyperlink"/>
+          </w:rPr>
+          <w:t>https://www.youtube.com/watch?v=bL0icacfWpI</w:t>
+        </w:r>
+      </w:hyperlink>
+    </w:p>
+    <w:p/>
     <w:sectPr>
       <w:pgSz w:w="11906" w:h="16838"/>
       <w:pgMar w:top="1701" w:right="1134" w:bottom="1134" w:left="1701" w:header="708" w:footer="708" w:gutter="0"/>
@@ -3923,6 +7761,155 @@
     </w:lvl>
   </w:abstractNum>
   <w:abstractNum w:abstractNumId="2" w15:restartNumberingAfterBreak="0">
+    <w:nsid w:val="60FE4084"/>
+    <w:multiLevelType w:val="multilevel"/>
+    <w:tmpl w:val="7ED63A6E"/>
+    <w:lvl w:ilvl="0">
+      <w:start w:val="1"/>
+      <w:numFmt w:val="bullet"/>
+      <w:lvlText w:val=""/>
+      <w:lvlJc w:val="left"/>
+      <w:pPr>
+        <w:tabs>
+          <w:tab w:val="num" w:pos="720"/>
+        </w:tabs>
+        <w:ind w:left="720" w:hanging="360"/>
+      </w:pPr>
+      <w:rPr>
+        <w:rFonts w:ascii="Symbol" w:hAnsi="Symbol" w:hint="default"/>
+        <w:sz w:val="20"/>
+      </w:rPr>
+    </w:lvl>
+    <w:lvl w:ilvl="1" w:tentative="1">
+      <w:start w:val="1"/>
+      <w:numFmt w:val="bullet"/>
+      <w:lvlText w:val="o"/>
+      <w:lvlJc w:val="left"/>
+      <w:pPr>
+        <w:tabs>
+          <w:tab w:val="num" w:pos="1440"/>
+        </w:tabs>
+        <w:ind w:left="1440" w:hanging="360"/>
+      </w:pPr>
+      <w:rPr>
+        <w:rFonts w:ascii="Courier New" w:hAnsi="Courier New" w:hint="default"/>
+        <w:sz w:val="20"/>
+      </w:rPr>
+    </w:lvl>
+    <w:lvl w:ilvl="2" w:tentative="1">
+      <w:start w:val="1"/>
+      <w:numFmt w:val="bullet"/>
+      <w:lvlText w:val=""/>
+      <w:lvlJc w:val="left"/>
+      <w:pPr>
+        <w:tabs>
+          <w:tab w:val="num" w:pos="2160"/>
+        </w:tabs>
+        <w:ind w:left="2160" w:hanging="360"/>
+      </w:pPr>
+      <w:rPr>
+        <w:rFonts w:ascii="Wingdings" w:hAnsi="Wingdings" w:hint="default"/>
+        <w:sz w:val="20"/>
+      </w:rPr>
+    </w:lvl>
+    <w:lvl w:ilvl="3" w:tentative="1">
+      <w:start w:val="1"/>
+      <w:numFmt w:val="bullet"/>
+      <w:lvlText w:val=""/>
+      <w:lvlJc w:val="left"/>
+      <w:pPr>
+        <w:tabs>
+          <w:tab w:val="num" w:pos="2880"/>
+        </w:tabs>
+        <w:ind w:left="2880" w:hanging="360"/>
+      </w:pPr>
+      <w:rPr>
+        <w:rFonts w:ascii="Wingdings" w:hAnsi="Wingdings" w:hint="default"/>
+        <w:sz w:val="20"/>
+      </w:rPr>
+    </w:lvl>
+    <w:lvl w:ilvl="4" w:tentative="1">
+      <w:start w:val="1"/>
+      <w:numFmt w:val="bullet"/>
+      <w:lvlText w:val=""/>
+      <w:lvlJc w:val="left"/>
+      <w:pPr>
+        <w:tabs>
+          <w:tab w:val="num" w:pos="3600"/>
+        </w:tabs>
+        <w:ind w:left="3600" w:hanging="360"/>
+      </w:pPr>
+      <w:rPr>
+        <w:rFonts w:ascii="Wingdings" w:hAnsi="Wingdings" w:hint="default"/>
+        <w:sz w:val="20"/>
+      </w:rPr>
+    </w:lvl>
+    <w:lvl w:ilvl="5" w:tentative="1">
+      <w:start w:val="1"/>
+      <w:numFmt w:val="bullet"/>
+      <w:lvlText w:val=""/>
+      <w:lvlJc w:val="left"/>
+      <w:pPr>
+        <w:tabs>
+          <w:tab w:val="num" w:pos="4320"/>
+        </w:tabs>
+        <w:ind w:left="4320" w:hanging="360"/>
+      </w:pPr>
+      <w:rPr>
+        <w:rFonts w:ascii="Wingdings" w:hAnsi="Wingdings" w:hint="default"/>
+        <w:sz w:val="20"/>
+      </w:rPr>
+    </w:lvl>
+    <w:lvl w:ilvl="6" w:tentative="1">
+      <w:start w:val="1"/>
+      <w:numFmt w:val="bullet"/>
+      <w:lvlText w:val=""/>
+      <w:lvlJc w:val="left"/>
+      <w:pPr>
+        <w:tabs>
+          <w:tab w:val="num" w:pos="5040"/>
+        </w:tabs>
+        <w:ind w:left="5040" w:hanging="360"/>
+      </w:pPr>
+      <w:rPr>
+        <w:rFonts w:ascii="Wingdings" w:hAnsi="Wingdings" w:hint="default"/>
+        <w:sz w:val="20"/>
+      </w:rPr>
+    </w:lvl>
+    <w:lvl w:ilvl="7" w:tentative="1">
+      <w:start w:val="1"/>
+      <w:numFmt w:val="bullet"/>
+      <w:lvlText w:val=""/>
+      <w:lvlJc w:val="left"/>
+      <w:pPr>
+        <w:tabs>
+          <w:tab w:val="num" w:pos="5760"/>
+        </w:tabs>
+        <w:ind w:left="5760" w:hanging="360"/>
+      </w:pPr>
+      <w:rPr>
+        <w:rFonts w:ascii="Wingdings" w:hAnsi="Wingdings" w:hint="default"/>
+        <w:sz w:val="20"/>
+      </w:rPr>
+    </w:lvl>
+    <w:lvl w:ilvl="8" w:tentative="1">
+      <w:start w:val="1"/>
+      <w:numFmt w:val="bullet"/>
+      <w:lvlText w:val=""/>
+      <w:lvlJc w:val="left"/>
+      <w:pPr>
+        <w:tabs>
+          <w:tab w:val="num" w:pos="6480"/>
+        </w:tabs>
+        <w:ind w:left="6480" w:hanging="360"/>
+      </w:pPr>
+      <w:rPr>
+        <w:rFonts w:ascii="Wingdings" w:hAnsi="Wingdings" w:hint="default"/>
+        <w:sz w:val="20"/>
+      </w:rPr>
+    </w:lvl>
+  </w:abstractNum>
+  <w:abstractNum w:abstractNumId="3" w15:restartNumberingAfterBreak="0">
     <w:nsid w:val="650A0786"/>
     <w:multiLevelType w:val="hybridMultilevel"/>
     <w:tmpl w:val="9EF47256"/>
@@ -3987,6 +7974,9 @@
     <w:lvlOverride w:ilvl="0">
       <w:startOverride w:val="1"/>
     </w:lvlOverride>
+  </w:num>
+  <w:num w:numId="3" w16cid:durableId="121387335">
+    <w:abstractNumId w:val="2"/>
   </w:num>
 </w:numbering>
 </file>
@@ -4487,7 +8477,6 @@
   <w:style w:type="character" w:default="1" w:styleId="DefaultParagraphFont">
     <w:name w:val="Default Paragraph Font"/>
     <w:uiPriority w:val="1"/>
-    <w:semiHidden/>
     <w:unhideWhenUsed/>
   </w:style>
   <w:style w:type="table" w:default="1" w:styleId="TableNormal">
@@ -4647,6 +8636,54 @@
     <w:rPr>
       <w:color w:val="605E5C"/>
       <w:shd w:val="clear" w:color="auto" w:fill="E1DFDD"/>
+    </w:rPr>
+  </w:style>
+  <w:style w:type="paragraph" w:styleId="TOC1">
+    <w:name w:val="toc 1"/>
+    <w:basedOn w:val="Normal"/>
+    <w:next w:val="Normal"/>
+    <w:autoRedefine/>
+    <w:uiPriority w:val="39"/>
+    <w:unhideWhenUsed/>
+    <w:rsid w:val="00B76199"/>
+    <w:pPr>
+      <w:spacing w:after="100"/>
+    </w:pPr>
+  </w:style>
+  <w:style w:type="paragraph" w:styleId="TOC2">
+    <w:name w:val="toc 2"/>
+    <w:basedOn w:val="Normal"/>
+    <w:next w:val="Normal"/>
+    <w:autoRedefine/>
+    <w:uiPriority w:val="39"/>
+    <w:unhideWhenUsed/>
+    <w:rsid w:val="00B76199"/>
+    <w:pPr>
+      <w:spacing w:after="100"/>
+      <w:ind w:left="240"/>
+    </w:pPr>
+  </w:style>
+  <w:style w:type="paragraph" w:styleId="TOCHeading">
+    <w:name w:val="TOC Heading"/>
+    <w:basedOn w:val="Heading1"/>
+    <w:next w:val="Normal"/>
+    <w:uiPriority w:val="39"/>
+    <w:unhideWhenUsed/>
+    <w:qFormat/>
+    <w:rsid w:val="00B76199"/>
+    <w:pPr>
+      <w:keepNext/>
+      <w:keepLines/>
+      <w:spacing w:after="0" w:line="259" w:lineRule="auto"/>
+      <w:outlineLvl w:val="9"/>
+    </w:pPr>
+    <w:rPr>
+      <w:rFonts w:asciiTheme="majorHAnsi" w:eastAsiaTheme="majorEastAsia" w:hAnsiTheme="majorHAnsi" w:cstheme="majorBidi"/>
+      <w:b w:val="0"/>
+      <w:bCs w:val="0"/>
+      <w:color w:val="0F4761" w:themeColor="accent1" w:themeShade="BF"/>
+      <w:sz w:val="32"/>
+      <w:szCs w:val="32"/>
     </w:rPr>
   </w:style>
 </w:styles>
